--- a/docs/agent-rules.docx
+++ b/docs/agent-rules.docx
@@ -8,7 +8,7 @@
         <w:jc w:val="center"/>
       </w:pPr>
       <w:r>
-        <w:t>Agent Mode — Clássico</w:t>
+        <w:t>Agent Mode</w:t>
       </w:r>
     </w:p>
     <w:p>
@@ -21,7 +21,7 @@
           <w:color w:val="465569"/>
           <w:sz w:val="26"/>
         </w:rPr>
-        <w:t>Especificação funcional e técnica · versão 2</w:t>
+        <w:t>Especificação funcional e técnica · versão 3 · classificador na Decisions API</w:t>
       </w:r>
     </w:p>
     <w:p/>
@@ -67,7 +67,7 @@
         <w:pStyle w:val="ListBullet"/>
       </w:pPr>
       <w:r>
-        <w:t>O gpt-5.6-luna classifica todos os turnos; não existe classificação determinística local.</w:t>
+        <w:t>O classificador (porteiro) é um questionário fechado respondido pelo gpt-6-luna na Decisions API (POST /v1/decisions). Ele não escreve texto: responde predicados (probabilidade) e escolhas entre opções dadas.</w:t>
       </w:r>
     </w:p>
     <w:p>
@@ -75,7 +75,7 @@
         <w:pStyle w:val="ListBullet"/>
       </w:pPr>
       <w:r>
-        <w:t>Necessidade de resposta e relevância dos pills são decisões independentes.</w:t>
+        <w:t>Necessidade de resposta e relevância dos pills são decisões independentes. Um pill nunca substitui a resposta.</w:t>
       </w:r>
     </w:p>
     <w:p>
@@ -83,7 +83,7 @@
         <w:pStyle w:val="ListBullet"/>
       </w:pPr>
       <w:r>
-        <w:t>Ações externas apenas preparam navegação; nunca são apresentadas como resultados já obtidos.</w:t>
+        <w:t>A confiança de cada ação é a probabilidade do modelo, não um número escrito por ele. Os limiares vêm da suíte real.</w:t>
       </w:r>
     </w:p>
     <w:p>
@@ -91,7 +91,7 @@
         <w:pStyle w:val="ListBullet"/>
       </w:pPr>
       <w:r>
-        <w:t>No Clássico, corpus é proibido e sempre rebaixado para full.</w:t>
+        <w:t>O termo de busca é sempre um trecho da mensagem do usuário: não há como inventar grafia nem concatenar palavras da resposta.</w:t>
       </w:r>
     </w:p>
     <w:p>
@@ -99,7 +99,31 @@
         <w:pStyle w:val="ListBullet"/>
       </w:pPr>
       <w:r>
-        <w:t>Timeout, erro de rede ou JSON inválido seguem transparentemente para full.</w:t>
+        <w:t>Respostas sem o modelo principal (saudação, agradecimento, despedida, fontes carregadas, corpus) usam textos de catálogo.</w:t>
+      </w:r>
+    </w:p>
+    <w:p>
+      <w:pPr>
+        <w:pStyle w:val="ListBullet"/>
+      </w:pPr>
+      <w:r>
+        <w:t>No Clássico, corpus é proibido.</w:t>
+      </w:r>
+    </w:p>
+    <w:p>
+      <w:pPr>
+        <w:pStyle w:val="ListBullet"/>
+      </w:pPr>
+      <w:r>
+        <w:t>Qualquer falha cai no classificador antigo (Responses API) e, se ele também falhar, em full.</w:t>
+      </w:r>
+    </w:p>
+    <w:p>
+      <w:pPr>
+        <w:pStyle w:val="ListBullet"/>
+      </w:pPr>
+      <w:r>
+        <w:t>Regras determinísticas locais (periódicos, livros em PDF) só acrescentam pills; nunca suprimem a resposta.</w:t>
       </w:r>
     </w:p>
     <w:p>
@@ -128,7 +152,7 @@
       <w:tr>
         <w:tc>
           <w:tcPr>
-            <w:tcW w:type="dxa" w:w="2381"/>
+            <w:tcW w:type="dxa" w:w="2041"/>
             <w:vAlign w:val="center"/>
             <w:shd w:fill="2856A3"/>
           </w:tcPr>
@@ -146,7 +170,7 @@
         </w:tc>
         <w:tc>
           <w:tcPr>
-            <w:tcW w:type="dxa" w:w="6917"/>
+            <w:tcW w:type="dxa" w:w="7257"/>
             <w:vAlign w:val="center"/>
             <w:shd w:fill="2856A3"/>
           </w:tcPr>
@@ -166,33 +190,33 @@
       <w:tr>
         <w:tc>
           <w:tcPr>
-            <w:tcW w:type="dxa" w:w="2381"/>
-            <w:vAlign w:val="center"/>
-          </w:tcPr>
-          <w:p>
-            <w:r/>
-            <w:r>
-              <w:rPr>
-                <w:b w:val="0"/>
-                <w:sz w:val="17"/>
-              </w:rPr>
-              <w:t>Modelo</w:t>
-            </w:r>
-          </w:p>
-        </w:tc>
-        <w:tc>
-          <w:tcPr>
-            <w:tcW w:type="dxa" w:w="6917"/>
-            <w:vAlign w:val="center"/>
-          </w:tcPr>
-          <w:p>
-            <w:r/>
-            <w:r>
-              <w:rPr>
-                <w:b w:val="0"/>
-                <w:sz w:val="17"/>
-              </w:rPr>
-              <w:t>gpt-5.6-luna</w:t>
+            <w:tcW w:type="dxa" w:w="2041"/>
+            <w:vAlign w:val="center"/>
+          </w:tcPr>
+          <w:p>
+            <w:r/>
+            <w:r>
+              <w:rPr>
+                <w:b w:val="0"/>
+                <w:sz w:val="17"/>
+              </w:rPr>
+              <w:t>Motor</w:t>
+            </w:r>
+          </w:p>
+        </w:tc>
+        <w:tc>
+          <w:tcPr>
+            <w:tcW w:type="dxa" w:w="7257"/>
+            <w:vAlign w:val="center"/>
+          </w:tcPr>
+          <w:p>
+            <w:r/>
+            <w:r>
+              <w:rPr>
+                <w:b w:val="0"/>
+                <w:sz w:val="17"/>
+              </w:rPr>
+              <w:t>decisions (padrão). VITE_AGENT_CLASSIFIER_ENGINE=responses força o caminho antigo.</w:t>
             </w:r>
           </w:p>
         </w:tc>
@@ -200,7 +224,7 @@
       <w:tr>
         <w:tc>
           <w:tcPr>
-            <w:tcW w:type="dxa" w:w="2381"/>
+            <w:tcW w:type="dxa" w:w="2041"/>
             <w:vAlign w:val="center"/>
             <w:shd w:fill="F7F9FC"/>
           </w:tcPr>
@@ -211,13 +235,13 @@
                 <w:b w:val="0"/>
                 <w:sz w:val="17"/>
               </w:rPr>
-              <w:t>Raciocínio</w:t>
-            </w:r>
-          </w:p>
-        </w:tc>
-        <w:tc>
-          <w:tcPr>
-            <w:tcW w:type="dxa" w:w="6917"/>
+              <w:t>Rota</w:t>
+            </w:r>
+          </w:p>
+        </w:tc>
+        <w:tc>
+          <w:tcPr>
+            <w:tcW w:type="dxa" w:w="7257"/>
             <w:vAlign w:val="center"/>
             <w:shd w:fill="F7F9FC"/>
           </w:tcPr>
@@ -228,7 +252,7 @@
                 <w:b w:val="0"/>
                 <w:sz w:val="17"/>
               </w:rPr>
-              <w:t>reasoningEffort: none</w:t>
+              <w:t>Frontend → Main-Server POST /api/decisions → OpenAI POST /v1/decisions</w:t>
             </w:r>
           </w:p>
         </w:tc>
@@ -236,33 +260,33 @@
       <w:tr>
         <w:tc>
           <w:tcPr>
-            <w:tcW w:type="dxa" w:w="2381"/>
-            <w:vAlign w:val="center"/>
-          </w:tcPr>
-          <w:p>
-            <w:r/>
-            <w:r>
-              <w:rPr>
-                <w:b w:val="0"/>
-                <w:sz w:val="17"/>
-              </w:rPr>
-              <w:t>Verbosidade</w:t>
-            </w:r>
-          </w:p>
-        </w:tc>
-        <w:tc>
-          <w:tcPr>
-            <w:tcW w:type="dxa" w:w="6917"/>
-            <w:vAlign w:val="center"/>
-          </w:tcPr>
-          <w:p>
-            <w:r/>
-            <w:r>
-              <w:rPr>
-                <w:b w:val="0"/>
-                <w:sz w:val="17"/>
-              </w:rPr>
-              <w:t>low</w:t>
+            <w:tcW w:type="dxa" w:w="2041"/>
+            <w:vAlign w:val="center"/>
+          </w:tcPr>
+          <w:p>
+            <w:r/>
+            <w:r>
+              <w:rPr>
+                <w:b w:val="0"/>
+                <w:sz w:val="17"/>
+              </w:rPr>
+              <w:t>Modelo</w:t>
+            </w:r>
+          </w:p>
+        </w:tc>
+        <w:tc>
+          <w:tcPr>
+            <w:tcW w:type="dxa" w:w="7257"/>
+            <w:vAlign w:val="center"/>
+          </w:tcPr>
+          <w:p>
+            <w:r/>
+            <w:r>
+              <w:rPr>
+                <w:b w:val="0"/>
+                <w:sz w:val="17"/>
+              </w:rPr>
+              <w:t>gpt-6-luna (único aceito pela Decisions API)</w:t>
             </w:r>
           </w:p>
         </w:tc>
@@ -270,7 +294,7 @@
       <w:tr>
         <w:tc>
           <w:tcPr>
-            <w:tcW w:type="dxa" w:w="2381"/>
+            <w:tcW w:type="dxa" w:w="2041"/>
             <w:vAlign w:val="center"/>
             <w:shd w:fill="F7F9FC"/>
           </w:tcPr>
@@ -281,13 +305,13 @@
                 <w:b w:val="0"/>
                 <w:sz w:val="17"/>
               </w:rPr>
-              <w:t>Saída</w:t>
-            </w:r>
-          </w:p>
-        </w:tc>
-        <w:tc>
-          <w:tcPr>
-            <w:tcW w:type="dxa" w:w="6917"/>
+              <w:t>Entrada</w:t>
+            </w:r>
+          </w:p>
+        </w:tc>
+        <w:tc>
+          <w:tcPr>
+            <w:tcW w:type="dxa" w:w="7257"/>
             <w:vAlign w:val="center"/>
             <w:shd w:fill="F7F9FC"/>
           </w:tcPr>
@@ -298,7 +322,7 @@
                 <w:b w:val="0"/>
                 <w:sz w:val="17"/>
               </w:rPr>
-              <w:t>JSON estrito via Responses API</w:t>
+              <w:t>Mensagem developer: contexto do ConsBOT + prompt do admin. Mensagem user: pergunta anterior ≤ 500, resposta anterior ≤ 900, mensagem atual.</w:t>
             </w:r>
           </w:p>
         </w:tc>
@@ -306,33 +330,33 @@
       <w:tr>
         <w:tc>
           <w:tcPr>
-            <w:tcW w:type="dxa" w:w="2381"/>
-            <w:vAlign w:val="center"/>
-          </w:tcPr>
-          <w:p>
-            <w:r/>
-            <w:r>
-              <w:rPr>
-                <w:b w:val="0"/>
-                <w:sz w:val="17"/>
-              </w:rPr>
-              <w:t>Timeout</w:t>
-            </w:r>
-          </w:p>
-        </w:tc>
-        <w:tc>
-          <w:tcPr>
-            <w:tcW w:type="dxa" w:w="6917"/>
-            <w:vAlign w:val="center"/>
-          </w:tcPr>
-          <w:p>
-            <w:r/>
-            <w:r>
-              <w:rPr>
-                <w:b w:val="0"/>
-                <w:sz w:val="17"/>
-              </w:rPr>
-              <w:t>6.000 ms; falha → full</w:t>
+            <w:tcW w:type="dxa" w:w="2041"/>
+            <w:vAlign w:val="center"/>
+          </w:tcPr>
+          <w:p>
+            <w:r/>
+            <w:r>
+              <w:rPr>
+                <w:b w:val="0"/>
+                <w:sz w:val="17"/>
+              </w:rPr>
+              <w:t>Perguntas</w:t>
+            </w:r>
+          </w:p>
+        </w:tc>
+        <w:tc>
+          <w:tcPr>
+            <w:tcW w:type="dxa" w:w="7257"/>
+            <w:vAlign w:val="center"/>
+          </w:tcPr>
+          <w:p>
+            <w:r/>
+            <w:r>
+              <w:rPr>
+                <w:b w:val="0"/>
+                <w:sz w:val="17"/>
+              </w:rPr>
+              <w:t>15 por turno (16 em Citações), numa única chamada.</w:t>
             </w:r>
           </w:p>
         </w:tc>
@@ -340,7 +364,7 @@
       <w:tr>
         <w:tc>
           <w:tcPr>
-            <w:tcW w:type="dxa" w:w="2381"/>
+            <w:tcW w:type="dxa" w:w="2041"/>
             <w:vAlign w:val="center"/>
             <w:shd w:fill="F7F9FC"/>
           </w:tcPr>
@@ -351,13 +375,13 @@
                 <w:b w:val="0"/>
                 <w:sz w:val="17"/>
               </w:rPr>
-              <w:t>Contexto</w:t>
-            </w:r>
-          </w:p>
-        </w:tc>
-        <w:tc>
-          <w:tcPr>
-            <w:tcW w:type="dxa" w:w="6917"/>
+              <w:t>Timeout</w:t>
+            </w:r>
+          </w:p>
+        </w:tc>
+        <w:tc>
+          <w:tcPr>
+            <w:tcW w:type="dxa" w:w="7257"/>
             <w:vAlign w:val="center"/>
             <w:shd w:fill="F7F9FC"/>
           </w:tcPr>
@@ -368,13 +392,1445 @@
                 <w:b w:val="0"/>
                 <w:sz w:val="17"/>
               </w:rPr>
-              <w:t>pergunta anterior ≤ 500; resposta anterior ≤ 900; estado das fontes; apresentação; pergunta atual</w:t>
+              <w:t>4.000 ms no navegador; 3,5 s no servidor; sem retry.</w:t>
+            </w:r>
+          </w:p>
+        </w:tc>
+      </w:tr>
+      <w:tr>
+        <w:tc>
+          <w:tcPr>
+            <w:tcW w:type="dxa" w:w="2041"/>
+            <w:vAlign w:val="center"/>
+          </w:tcPr>
+          <w:p>
+            <w:r/>
+            <w:r>
+              <w:rPr>
+                <w:b w:val="0"/>
+                <w:sz w:val="17"/>
+              </w:rPr>
+              <w:t>Cache</w:t>
+            </w:r>
+          </w:p>
+        </w:tc>
+        <w:tc>
+          <w:tcPr>
+            <w:tcW w:type="dxa" w:w="7257"/>
+            <w:vAlign w:val="center"/>
+          </w:tcPr>
+          <w:p>
+            <w:r/>
+            <w:r>
+              <w:rPr>
+                <w:b w:val="0"/>
+                <w:sz w:val="17"/>
+              </w:rPr>
+              <w:t>prompt_cache_key agent-decisions-v1-&lt;apresentação&gt;</w:t>
+            </w:r>
+          </w:p>
+        </w:tc>
+      </w:tr>
+      <w:tr>
+        <w:tc>
+          <w:tcPr>
+            <w:tcW w:type="dxa" w:w="2041"/>
+            <w:vAlign w:val="center"/>
+            <w:shd w:fill="F7F9FC"/>
+          </w:tcPr>
+          <w:p>
+            <w:r/>
+            <w:r>
+              <w:rPr>
+                <w:b w:val="0"/>
+                <w:sz w:val="17"/>
+              </w:rPr>
+              <w:t>Custo</w:t>
+            </w:r>
+          </w:p>
+        </w:tc>
+        <w:tc>
+          <w:tcPr>
+            <w:tcW w:type="dxa" w:w="7257"/>
+            <w:vAlign w:val="center"/>
+            <w:shd w:fill="F7F9FC"/>
+          </w:tcPr>
+          <w:p>
+            <w:r/>
+            <w:r>
+              <w:rPr>
+                <w:b w:val="0"/>
+                <w:sz w:val="17"/>
+              </w:rPr>
+              <w:t>≈ 4.500 tokens de entrada por turno, US$ 0,10 por milhão; saída não é cobrada.</w:t>
+            </w:r>
+          </w:p>
+        </w:tc>
+      </w:tr>
+      <w:tr>
+        <w:tc>
+          <w:tcPr>
+            <w:tcW w:type="dxa" w:w="2041"/>
+            <w:vAlign w:val="center"/>
+          </w:tcPr>
+          <w:p>
+            <w:r/>
+            <w:r>
+              <w:rPr>
+                <w:b w:val="0"/>
+                <w:sz w:val="17"/>
+              </w:rPr>
+              <w:t>Latência medida</w:t>
+            </w:r>
+          </w:p>
+        </w:tc>
+        <w:tc>
+          <w:tcPr>
+            <w:tcW w:type="dxa" w:w="7257"/>
+            <w:vAlign w:val="center"/>
+          </w:tcPr>
+          <w:p>
+            <w:r/>
+            <w:r>
+              <w:rPr>
+                <w:b w:val="0"/>
+                <w:sz w:val="17"/>
+              </w:rPr>
+              <w:t>p50 0,27 s · p90 0,40 s (antes: 2,9 s · 15,5 s)</w:t>
+            </w:r>
+          </w:p>
+        </w:tc>
+      </w:tr>
+      <w:tr>
+        <w:tc>
+          <w:tcPr>
+            <w:tcW w:type="dxa" w:w="2041"/>
+            <w:vAlign w:val="center"/>
+            <w:shd w:fill="F7F9FC"/>
+          </w:tcPr>
+          <w:p>
+            <w:r/>
+            <w:r>
+              <w:rPr>
+                <w:b w:val="0"/>
+                <w:sz w:val="17"/>
+              </w:rPr>
+              <w:t>Cota</w:t>
+            </w:r>
+          </w:p>
+        </w:tc>
+        <w:tc>
+          <w:tcPr>
+            <w:tcW w:type="dxa" w:w="7257"/>
+            <w:vAlign w:val="center"/>
+            <w:shd w:fill="F7F9FC"/>
+          </w:tcPr>
+          <w:p>
+            <w:r/>
+            <w:r>
+              <w:rPr>
+                <w:b w:val="0"/>
+                <w:sz w:val="17"/>
+              </w:rPr>
+              <w:t>/api/decisions não consome cota nem sofre o override de modelo por app do /api/llm.</w:t>
             </w:r>
           </w:p>
         </w:tc>
       </w:tr>
     </w:tbl>
     <w:p/>
+    <w:p>
+      <w:pPr>
+        <w:pStyle w:val="Heading2"/>
+      </w:pPr>
+      <w:r>
+        <w:t>Questionário</w:t>
+      </w:r>
+    </w:p>
+    <w:tbl>
+      <w:tblPr>
+        <w:tblStyle w:val="TableGrid"/>
+        <w:tblW w:type="auto" w:w="0"/>
+        <w:tblLook w:firstColumn="1" w:firstRow="1" w:lastColumn="0" w:lastRow="0" w:noHBand="0" w:noVBand="1" w:val="04A0"/>
+      </w:tblPr>
+      <w:tblGrid>
+        <w:gridCol w:w="3324"/>
+        <w:gridCol w:w="3324"/>
+        <w:gridCol w:w="3324"/>
+      </w:tblGrid>
+      <w:tr>
+        <w:tc>
+          <w:tcPr>
+            <w:tcW w:type="dxa" w:w="2154"/>
+            <w:vAlign w:val="center"/>
+            <w:shd w:fill="2856A3"/>
+          </w:tcPr>
+          <w:p>
+            <w:r/>
+            <w:r>
+              <w:rPr>
+                <w:b/>
+                <w:color w:val="FFFFFF"/>
+                <w:sz w:val="17"/>
+              </w:rPr>
+              <w:t>Pergunta</w:t>
+            </w:r>
+          </w:p>
+        </w:tc>
+        <w:tc>
+          <w:tcPr>
+            <w:tcW w:type="dxa" w:w="1474"/>
+            <w:vAlign w:val="center"/>
+            <w:shd w:fill="2856A3"/>
+          </w:tcPr>
+          <w:p>
+            <w:r/>
+            <w:r>
+              <w:rPr>
+                <w:b/>
+                <w:color w:val="FFFFFF"/>
+                <w:sz w:val="17"/>
+              </w:rPr>
+              <w:t>Tipo</w:t>
+            </w:r>
+          </w:p>
+        </w:tc>
+        <w:tc>
+          <w:tcPr>
+            <w:tcW w:type="dxa" w:w="5669"/>
+            <w:vAlign w:val="center"/>
+            <w:shd w:fill="2856A3"/>
+          </w:tcPr>
+          <w:p>
+            <w:r/>
+            <w:r>
+              <w:rPr>
+                <w:b/>
+                <w:color w:val="FFFFFF"/>
+                <w:sz w:val="17"/>
+              </w:rPr>
+              <w:t>Decide</w:t>
+            </w:r>
+          </w:p>
+        </w:tc>
+      </w:tr>
+      <w:tr>
+        <w:tc>
+          <w:tcPr>
+            <w:tcW w:type="dxa" w:w="2154"/>
+            <w:vAlign w:val="center"/>
+          </w:tcPr>
+          <w:p>
+            <w:r/>
+            <w:r>
+              <w:rPr>
+                <w:b w:val="0"/>
+                <w:sz w:val="17"/>
+              </w:rPr>
+              <w:t>forma</w:t>
+            </w:r>
+          </w:p>
+        </w:tc>
+        <w:tc>
+          <w:tcPr>
+            <w:tcW w:type="dxa" w:w="1474"/>
+            <w:vAlign w:val="center"/>
+          </w:tcPr>
+          <w:p>
+            <w:r/>
+            <w:r>
+              <w:rPr>
+                <w:b w:val="0"/>
+                <w:sz w:val="17"/>
+              </w:rPr>
+              <w:t>choice (12)</w:t>
+            </w:r>
+          </w:p>
+        </w:tc>
+        <w:tc>
+          <w:tcPr>
+            <w:tcW w:type="dxa" w:w="5669"/>
+            <w:vAlign w:val="center"/>
+          </w:tcPr>
+          <w:p>
+            <w:r/>
+            <w:r>
+              <w:rPr>
+                <w:b w:val="0"/>
+                <w:sz w:val="17"/>
+              </w:rPr>
+              <w:t>Forma do turno: conceito, continuação, colagem, pergunta, procedência, busca literal, meta, fontes, saudação, agradecimento, despedida, outro.</w:t>
+            </w:r>
+          </w:p>
+        </w:tc>
+      </w:tr>
+      <w:tr>
+        <w:tc>
+          <w:tcPr>
+            <w:tcW w:type="dxa" w:w="2154"/>
+            <w:vAlign w:val="center"/>
+            <w:shd w:fill="F7F9FC"/>
+          </w:tcPr>
+          <w:p>
+            <w:r/>
+            <w:r>
+              <w:rPr>
+                <w:b w:val="0"/>
+                <w:sz w:val="17"/>
+              </w:rPr>
+              <w:t>busca_termo</w:t>
+            </w:r>
+          </w:p>
+        </w:tc>
+        <w:tc>
+          <w:tcPr>
+            <w:tcW w:type="dxa" w:w="1474"/>
+            <w:vAlign w:val="center"/>
+            <w:shd w:fill="F7F9FC"/>
+          </w:tcPr>
+          <w:p>
+            <w:r/>
+            <w:r>
+              <w:rPr>
+                <w:b w:val="0"/>
+                <w:sz w:val="17"/>
+              </w:rPr>
+              <w:t>predicate</w:t>
+            </w:r>
+          </w:p>
+        </w:tc>
+        <w:tc>
+          <w:tcPr>
+            <w:tcW w:type="dxa" w:w="5669"/>
+            <w:vAlign w:val="center"/>
+            <w:shd w:fill="F7F9FC"/>
+          </w:tcPr>
+          <w:p>
+            <w:r/>
+            <w:r>
+              <w:rPr>
+                <w:b w:val="0"/>
+                <w:sz w:val="17"/>
+              </w:rPr>
+              <w:t>Busca/localização explícita de termo, fonte de citação, ou listagem de verbetes por título/autor/especialidade.</w:t>
+            </w:r>
+          </w:p>
+        </w:tc>
+      </w:tr>
+      <w:tr>
+        <w:tc>
+          <w:tcPr>
+            <w:tcW w:type="dxa" w:w="2154"/>
+            <w:vAlign w:val="center"/>
+          </w:tcPr>
+          <w:p>
+            <w:r/>
+            <w:r>
+              <w:rPr>
+                <w:b w:val="0"/>
+                <w:sz w:val="17"/>
+              </w:rPr>
+              <w:t>escopo_busca</w:t>
+            </w:r>
+          </w:p>
+        </w:tc>
+        <w:tc>
+          <w:tcPr>
+            <w:tcW w:type="dxa" w:w="1474"/>
+            <w:vAlign w:val="center"/>
+          </w:tcPr>
+          <w:p>
+            <w:r/>
+            <w:r>
+              <w:rPr>
+                <w:b w:val="0"/>
+                <w:sz w:val="17"/>
+              </w:rPr>
+              <w:t>choice (3)</w:t>
+            </w:r>
+          </w:p>
+        </w:tc>
+        <w:tc>
+          <w:tcPr>
+            <w:tcW w:type="dxa" w:w="5669"/>
+            <w:vAlign w:val="center"/>
+          </w:tcPr>
+          <w:p>
+            <w:r/>
+            <w:r>
+              <w:rPr>
+                <w:b w:val="0"/>
+                <w:sz w:val="17"/>
+              </w:rPr>
+              <w:t>ambos (padrão) · livros · verbetes.</w:t>
+            </w:r>
+          </w:p>
+        </w:tc>
+      </w:tr>
+      <w:tr>
+        <w:tc>
+          <w:tcPr>
+            <w:tcW w:type="dxa" w:w="2154"/>
+            <w:vAlign w:val="center"/>
+            <w:shd w:fill="F7F9FC"/>
+          </w:tcPr>
+          <w:p>
+            <w:r/>
+            <w:r>
+              <w:rPr>
+                <w:b w:val="0"/>
+                <w:sz w:val="17"/>
+              </w:rPr>
+              <w:t>campo_verbete</w:t>
+            </w:r>
+          </w:p>
+        </w:tc>
+        <w:tc>
+          <w:tcPr>
+            <w:tcW w:type="dxa" w:w="1474"/>
+            <w:vAlign w:val="center"/>
+            <w:shd w:fill="F7F9FC"/>
+          </w:tcPr>
+          <w:p>
+            <w:r/>
+            <w:r>
+              <w:rPr>
+                <w:b w:val="0"/>
+                <w:sz w:val="17"/>
+              </w:rPr>
+              <w:t>choice (4)</w:t>
+            </w:r>
+          </w:p>
+        </w:tc>
+        <w:tc>
+          <w:tcPr>
+            <w:tcW w:type="dxa" w:w="5669"/>
+            <w:vAlign w:val="center"/>
+            <w:shd w:fill="F7F9FC"/>
+          </w:tcPr>
+          <w:p>
+            <w:r/>
+            <w:r>
+              <w:rPr>
+                <w:b w:val="0"/>
+                <w:sz w:val="17"/>
+              </w:rPr>
+              <w:t>texto · titulo · autor · especialidade.</w:t>
+            </w:r>
+          </w:p>
+        </w:tc>
+      </w:tr>
+      <w:tr>
+        <w:tc>
+          <w:tcPr>
+            <w:tcW w:type="dxa" w:w="2154"/>
+            <w:vAlign w:val="center"/>
+          </w:tcPr>
+          <w:p>
+            <w:r/>
+            <w:r>
+              <w:rPr>
+                <w:b w:val="0"/>
+                <w:sz w:val="17"/>
+              </w:rPr>
+              <w:t>obra</w:t>
+            </w:r>
+          </w:p>
+        </w:tc>
+        <w:tc>
+          <w:tcPr>
+            <w:tcW w:type="dxa" w:w="1474"/>
+            <w:vAlign w:val="center"/>
+          </w:tcPr>
+          <w:p>
+            <w:r/>
+            <w:r>
+              <w:rPr>
+                <w:b w:val="0"/>
+                <w:sz w:val="17"/>
+              </w:rPr>
+              <w:t>choice (16)</w:t>
+            </w:r>
+          </w:p>
+        </w:tc>
+        <w:tc>
+          <w:tcPr>
+            <w:tcW w:type="dxa" w:w="5669"/>
+            <w:vAlign w:val="center"/>
+          </w:tcPr>
+          <w:p>
+            <w:r/>
+            <w:r>
+              <w:rPr>
+                <w:b w:val="0"/>
+                <w:sz w:val="17"/>
+              </w:rPr>
+              <w:t>Obra do catálogo nomeada pelo usuário, ou nenhum.</w:t>
+            </w:r>
+          </w:p>
+        </w:tc>
+      </w:tr>
+      <w:tr>
+        <w:tc>
+          <w:tcPr>
+            <w:tcW w:type="dxa" w:w="2154"/>
+            <w:vAlign w:val="center"/>
+            <w:shd w:fill="F7F9FC"/>
+          </w:tcPr>
+          <w:p>
+            <w:r/>
+            <w:r>
+              <w:rPr>
+                <w:b w:val="0"/>
+                <w:sz w:val="17"/>
+              </w:rPr>
+              <w:t>busca_conscienciograma</w:t>
+            </w:r>
+          </w:p>
+        </w:tc>
+        <w:tc>
+          <w:tcPr>
+            <w:tcW w:type="dxa" w:w="1474"/>
+            <w:vAlign w:val="center"/>
+            <w:shd w:fill="F7F9FC"/>
+          </w:tcPr>
+          <w:p>
+            <w:r/>
+            <w:r>
+              <w:rPr>
+                <w:b w:val="0"/>
+                <w:sz w:val="17"/>
+              </w:rPr>
+              <w:t>predicate</w:t>
+            </w:r>
+          </w:p>
+        </w:tc>
+        <w:tc>
+          <w:tcPr>
+            <w:tcW w:type="dxa" w:w="5669"/>
+            <w:vAlign w:val="center"/>
+            <w:shd w:fill="F7F9FC"/>
+          </w:tcPr>
+          <w:p>
+            <w:r/>
+            <w:r>
+              <w:rPr>
+                <w:b w:val="0"/>
+                <w:sz w:val="17"/>
+              </w:rPr>
+              <w:t>Busca explícita no Conscienciograma.</w:t>
+            </w:r>
+          </w:p>
+        </w:tc>
+      </w:tr>
+      <w:tr>
+        <w:tc>
+          <w:tcPr>
+            <w:tcW w:type="dxa" w:w="2154"/>
+            <w:vAlign w:val="center"/>
+          </w:tcPr>
+          <w:p>
+            <w:r/>
+            <w:r>
+              <w:rPr>
+                <w:b w:val="0"/>
+                <w:sz w:val="17"/>
+              </w:rPr>
+              <w:t>bibliografia_livro</w:t>
+            </w:r>
+          </w:p>
+        </w:tc>
+        <w:tc>
+          <w:tcPr>
+            <w:tcW w:type="dxa" w:w="1474"/>
+            <w:vAlign w:val="center"/>
+          </w:tcPr>
+          <w:p>
+            <w:r/>
+            <w:r>
+              <w:rPr>
+                <w:b w:val="0"/>
+                <w:sz w:val="17"/>
+              </w:rPr>
+              <w:t>predicate</w:t>
+            </w:r>
+          </w:p>
+        </w:tc>
+        <w:tc>
+          <w:tcPr>
+            <w:tcW w:type="dxa" w:w="5669"/>
+            <w:vAlign w:val="center"/>
+          </w:tcPr>
+          <w:p>
+            <w:r/>
+            <w:r>
+              <w:rPr>
+                <w:b w:val="0"/>
+                <w:sz w:val="17"/>
+              </w:rPr>
+              <w:t>Referência de livro (citar, BEE, nome de obra sozinho).</w:t>
+            </w:r>
+          </w:p>
+        </w:tc>
+      </w:tr>
+      <w:tr>
+        <w:tc>
+          <w:tcPr>
+            <w:tcW w:type="dxa" w:w="2154"/>
+            <w:vAlign w:val="center"/>
+            <w:shd w:fill="F7F9FC"/>
+          </w:tcPr>
+          <w:p>
+            <w:r/>
+            <w:r>
+              <w:rPr>
+                <w:b w:val="0"/>
+                <w:sz w:val="17"/>
+              </w:rPr>
+              <w:t>bibliografia_verbete</w:t>
+            </w:r>
+          </w:p>
+        </w:tc>
+        <w:tc>
+          <w:tcPr>
+            <w:tcW w:type="dxa" w:w="1474"/>
+            <w:vAlign w:val="center"/>
+            <w:shd w:fill="F7F9FC"/>
+          </w:tcPr>
+          <w:p>
+            <w:r/>
+            <w:r>
+              <w:rPr>
+                <w:b w:val="0"/>
+                <w:sz w:val="17"/>
+              </w:rPr>
+              <w:t>predicate</w:t>
+            </w:r>
+          </w:p>
+        </w:tc>
+        <w:tc>
+          <w:tcPr>
+            <w:tcW w:type="dxa" w:w="5669"/>
+            <w:vAlign w:val="center"/>
+            <w:shd w:fill="F7F9FC"/>
+          </w:tcPr>
+          <w:p>
+            <w:r/>
+            <w:r>
+              <w:rPr>
+                <w:b w:val="0"/>
+                <w:sz w:val="17"/>
+              </w:rPr>
+              <w:t>Referência de verbetes.</w:t>
+            </w:r>
+          </w:p>
+        </w:tc>
+      </w:tr>
+      <w:tr>
+        <w:tc>
+          <w:tcPr>
+            <w:tcW w:type="dxa" w:w="2154"/>
+            <w:vAlign w:val="center"/>
+          </w:tcPr>
+          <w:p>
+            <w:r/>
+            <w:r>
+              <w:rPr>
+                <w:b w:val="0"/>
+                <w:sz w:val="17"/>
+              </w:rPr>
+              <w:t>lexicons</w:t>
+            </w:r>
+          </w:p>
+        </w:tc>
+        <w:tc>
+          <w:tcPr>
+            <w:tcW w:type="dxa" w:w="1474"/>
+            <w:vAlign w:val="center"/>
+          </w:tcPr>
+          <w:p>
+            <w:r/>
+            <w:r>
+              <w:rPr>
+                <w:b w:val="0"/>
+                <w:sz w:val="17"/>
+              </w:rPr>
+              <w:t>predicate</w:t>
+            </w:r>
+          </w:p>
+        </w:tc>
+        <w:tc>
+          <w:tcPr>
+            <w:tcW w:type="dxa" w:w="5669"/>
+            <w:vAlign w:val="center"/>
+          </w:tcPr>
+          <w:p>
+            <w:r/>
+            <w:r>
+              <w:rPr>
+                <w:b w:val="0"/>
+                <w:sz w:val="17"/>
+              </w:rPr>
+              <w:t>Consulta lexical de palavra da língua comum (não neologismo).</w:t>
+            </w:r>
+          </w:p>
+        </w:tc>
+      </w:tr>
+      <w:tr>
+        <w:tc>
+          <w:tcPr>
+            <w:tcW w:type="dxa" w:w="2154"/>
+            <w:vAlign w:val="center"/>
+            <w:shd w:fill="F7F9FC"/>
+          </w:tcPr>
+          <w:p>
+            <w:r/>
+            <w:r>
+              <w:rPr>
+                <w:b w:val="0"/>
+                <w:sz w:val="17"/>
+              </w:rPr>
+              <w:t>lista_fontes</w:t>
+            </w:r>
+          </w:p>
+        </w:tc>
+        <w:tc>
+          <w:tcPr>
+            <w:tcW w:type="dxa" w:w="1474"/>
+            <w:vAlign w:val="center"/>
+            <w:shd w:fill="F7F9FC"/>
+          </w:tcPr>
+          <w:p>
+            <w:r/>
+            <w:r>
+              <w:rPr>
+                <w:b w:val="0"/>
+                <w:sz w:val="17"/>
+              </w:rPr>
+              <w:t>predicate</w:t>
+            </w:r>
+          </w:p>
+        </w:tc>
+        <w:tc>
+          <w:tcPr>
+            <w:tcW w:type="dxa" w:w="5669"/>
+            <w:vAlign w:val="center"/>
+            <w:shd w:fill="F7F9FC"/>
+          </w:tcPr>
+          <w:p>
+            <w:r/>
+            <w:r>
+              <w:rPr>
+                <w:b w:val="0"/>
+                <w:sz w:val="17"/>
+              </w:rPr>
+              <w:t>Listar as fontes carregadas na conversa.</w:t>
+            </w:r>
+          </w:p>
+        </w:tc>
+      </w:tr>
+      <w:tr>
+        <w:tc>
+          <w:tcPr>
+            <w:tcW w:type="dxa" w:w="2154"/>
+            <w:vAlign w:val="center"/>
+          </w:tcPr>
+          <w:p>
+            <w:r/>
+            <w:r>
+              <w:rPr>
+                <w:b w:val="0"/>
+                <w:sz w:val="17"/>
+              </w:rPr>
+              <w:t>bibliomancia</w:t>
+            </w:r>
+          </w:p>
+        </w:tc>
+        <w:tc>
+          <w:tcPr>
+            <w:tcW w:type="dxa" w:w="1474"/>
+            <w:vAlign w:val="center"/>
+          </w:tcPr>
+          <w:p>
+            <w:r/>
+            <w:r>
+              <w:rPr>
+                <w:b w:val="0"/>
+                <w:sz w:val="17"/>
+              </w:rPr>
+              <w:t>predicate</w:t>
+            </w:r>
+          </w:p>
+        </w:tc>
+        <w:tc>
+          <w:tcPr>
+            <w:tcW w:type="dxa" w:w="5669"/>
+            <w:vAlign w:val="center"/>
+          </w:tcPr>
+          <w:p>
+            <w:r/>
+            <w:r>
+              <w:rPr>
+                <w:b w:val="0"/>
+                <w:sz w:val="17"/>
+              </w:rPr>
+              <w:t>Ortopensata ao acaso ou Bibliomancia.</w:t>
+            </w:r>
+          </w:p>
+        </w:tc>
+      </w:tr>
+      <w:tr>
+        <w:tc>
+          <w:tcPr>
+            <w:tcW w:type="dxa" w:w="2154"/>
+            <w:vAlign w:val="center"/>
+            <w:shd w:fill="F7F9FC"/>
+          </w:tcPr>
+          <w:p>
+            <w:r/>
+            <w:r>
+              <w:rPr>
+                <w:b w:val="0"/>
+                <w:sz w:val="17"/>
+              </w:rPr>
+              <w:t>encyclossapiens</w:t>
+            </w:r>
+          </w:p>
+        </w:tc>
+        <w:tc>
+          <w:tcPr>
+            <w:tcW w:type="dxa" w:w="1474"/>
+            <w:vAlign w:val="center"/>
+            <w:shd w:fill="F7F9FC"/>
+          </w:tcPr>
+          <w:p>
+            <w:r/>
+            <w:r>
+              <w:rPr>
+                <w:b w:val="0"/>
+                <w:sz w:val="17"/>
+              </w:rPr>
+              <w:t>choice (4)</w:t>
+            </w:r>
+          </w:p>
+        </w:tc>
+        <w:tc>
+          <w:tcPr>
+            <w:tcW w:type="dxa" w:w="5669"/>
+            <w:vAlign w:val="center"/>
+            <w:shd w:fill="F7F9FC"/>
+          </w:tcPr>
+          <w:p>
+            <w:r/>
+            <w:r>
+              <w:rPr>
+                <w:b w:val="0"/>
+                <w:sz w:val="17"/>
+              </w:rPr>
+              <w:t>Seção kit · enciclopedia · pesquisa, ou nenhum.</w:t>
+            </w:r>
+          </w:p>
+        </w:tc>
+      </w:tr>
+      <w:tr>
+        <w:tc>
+          <w:tcPr>
+            <w:tcW w:type="dxa" w:w="2154"/>
+            <w:vAlign w:val="center"/>
+          </w:tcPr>
+          <w:p>
+            <w:r/>
+            <w:r>
+              <w:rPr>
+                <w:b w:val="0"/>
+                <w:sz w:val="17"/>
+              </w:rPr>
+              <w:t>destino_&lt;área&gt;</w:t>
+            </w:r>
+          </w:p>
+        </w:tc>
+        <w:tc>
+          <w:tcPr>
+            <w:tcW w:type="dxa" w:w="1474"/>
+            <w:vAlign w:val="center"/>
+          </w:tcPr>
+          <w:p>
+            <w:r/>
+            <w:r>
+              <w:rPr>
+                <w:b w:val="0"/>
+                <w:sz w:val="17"/>
+              </w:rPr>
+              <w:t>8 × choice</w:t>
+            </w:r>
+          </w:p>
+        </w:tc>
+        <w:tc>
+          <w:tcPr>
+            <w:tcW w:type="dxa" w:w="5669"/>
+            <w:vAlign w:val="center"/>
+          </w:tcPr>
+          <w:p>
+            <w:r/>
+            <w:r>
+              <w:rPr>
+                <w:b w:val="0"/>
+                <w:sz w:val="17"/>
+              </w:rPr>
+              <w:t>Um destino do catálogo CCCI por área (mídia, atividades, livros, publicações, verbetes, referência, PGC, institucional), ou nenhum. O melhor entre as áreas vira pill.</w:t>
+            </w:r>
+          </w:p>
+        </w:tc>
+      </w:tr>
+      <w:tr>
+        <w:tc>
+          <w:tcPr>
+            <w:tcW w:type="dxa" w:w="2154"/>
+            <w:vAlign w:val="center"/>
+            <w:shd w:fill="F7F9FC"/>
+          </w:tcPr>
+          <w:p>
+            <w:r/>
+            <w:r>
+              <w:rPr>
+                <w:b w:val="0"/>
+                <w:sz w:val="17"/>
+              </w:rPr>
+              <w:t>recurso</w:t>
+            </w:r>
+          </w:p>
+        </w:tc>
+        <w:tc>
+          <w:tcPr>
+            <w:tcW w:type="dxa" w:w="1474"/>
+            <w:vAlign w:val="center"/>
+            <w:shd w:fill="F7F9FC"/>
+          </w:tcPr>
+          <w:p>
+            <w:r/>
+            <w:r>
+              <w:rPr>
+                <w:b w:val="0"/>
+                <w:sz w:val="17"/>
+              </w:rPr>
+              <w:t>choice (8)</w:t>
+            </w:r>
+          </w:p>
+        </w:tc>
+        <w:tc>
+          <w:tcPr>
+            <w:tcW w:type="dxa" w:w="5669"/>
+            <w:vAlign w:val="center"/>
+            <w:shd w:fill="F7F9FC"/>
+          </w:tcPr>
+          <w:p>
+            <w:r/>
+            <w:r>
+              <w:rPr>
+                <w:b w:val="0"/>
+                <w:sz w:val="17"/>
+              </w:rPr>
+              <w:t>periodicos · livros_pdf · enciclopedia · quiz · flashcards · consgpt · conslm, ou nenhum.</w:t>
+            </w:r>
+          </w:p>
+        </w:tc>
+      </w:tr>
+      <w:tr>
+        <w:tc>
+          <w:tcPr>
+            <w:tcW w:type="dxa" w:w="2154"/>
+            <w:vAlign w:val="center"/>
+          </w:tcPr>
+          <w:p>
+            <w:r/>
+            <w:r>
+              <w:rPr>
+                <w:b w:val="0"/>
+                <w:sz w:val="17"/>
+              </w:rPr>
+              <w:t>termo</w:t>
+            </w:r>
+          </w:p>
+        </w:tc>
+        <w:tc>
+          <w:tcPr>
+            <w:tcW w:type="dxa" w:w="1474"/>
+            <w:vAlign w:val="center"/>
+          </w:tcPr>
+          <w:p>
+            <w:r/>
+            <w:r>
+              <w:rPr>
+                <w:b w:val="0"/>
+                <w:sz w:val="17"/>
+              </w:rPr>
+              <w:t>choice (≤ 255)</w:t>
+            </w:r>
+          </w:p>
+        </w:tc>
+        <w:tc>
+          <w:tcPr>
+            <w:tcW w:type="dxa" w:w="5669"/>
+            <w:vAlign w:val="center"/>
+          </w:tcPr>
+          <w:p>
+            <w:r/>
+            <w:r>
+              <w:rPr>
+                <w:b w:val="0"/>
+                <w:sz w:val="17"/>
+              </w:rPr>
+              <w:t>Candidato extraído da mensagem, ou nenhum.</w:t>
+            </w:r>
+          </w:p>
+        </w:tc>
+      </w:tr>
+      <w:tr>
+        <w:tc>
+          <w:tcPr>
+            <w:tcW w:type="dxa" w:w="2154"/>
+            <w:vAlign w:val="center"/>
+            <w:shd w:fill="F7F9FC"/>
+          </w:tcPr>
+          <w:p>
+            <w:r/>
+            <w:r>
+              <w:rPr>
+                <w:b w:val="0"/>
+                <w:sz w:val="17"/>
+              </w:rPr>
+              <w:t>trechos_brutos</w:t>
+            </w:r>
+          </w:p>
+        </w:tc>
+        <w:tc>
+          <w:tcPr>
+            <w:tcW w:type="dxa" w:w="1474"/>
+            <w:vAlign w:val="center"/>
+            <w:shd w:fill="F7F9FC"/>
+          </w:tcPr>
+          <w:p>
+            <w:r/>
+            <w:r>
+              <w:rPr>
+                <w:b w:val="0"/>
+                <w:sz w:val="17"/>
+              </w:rPr>
+              <w:t>predicate</w:t>
+            </w:r>
+          </w:p>
+        </w:tc>
+        <w:tc>
+          <w:tcPr>
+            <w:tcW w:type="dxa" w:w="5669"/>
+            <w:vAlign w:val="center"/>
+            <w:shd w:fill="F7F9FC"/>
+          </w:tcPr>
+          <w:p>
+            <w:r/>
+            <w:r>
+              <w:rPr>
+                <w:b w:val="0"/>
+                <w:sz w:val="17"/>
+              </w:rPr>
+              <w:t>Só em Citações: pedido explícito de trechos literais.</w:t>
+            </w:r>
+          </w:p>
+        </w:tc>
+      </w:tr>
+    </w:tbl>
+    <w:p/>
+    <w:p>
+      <w:pPr>
+        <w:pStyle w:val="Heading2"/>
+      </w:pPr>
+      <w:r>
+        <w:t>Limiares</w:t>
+      </w:r>
+    </w:p>
+    <w:tbl>
+      <w:tblPr>
+        <w:tblStyle w:val="TableGrid"/>
+        <w:tblW w:type="auto" w:w="0"/>
+        <w:tblLook w:firstColumn="1" w:firstRow="1" w:lastColumn="0" w:lastRow="0" w:noHBand="0" w:noVBand="1" w:val="04A0"/>
+      </w:tblPr>
+      <w:tblGrid>
+        <w:gridCol w:w="3324"/>
+        <w:gridCol w:w="3324"/>
+        <w:gridCol w:w="3324"/>
+      </w:tblGrid>
+      <w:tr>
+        <w:tc>
+          <w:tcPr>
+            <w:tcW w:type="dxa" w:w="3175"/>
+            <w:vAlign w:val="center"/>
+            <w:shd w:fill="2856A3"/>
+          </w:tcPr>
+          <w:p>
+            <w:r/>
+            <w:r>
+              <w:rPr>
+                <w:b/>
+                <w:color w:val="FFFFFF"/>
+                <w:sz w:val="17"/>
+              </w:rPr>
+              <w:t>Condição</w:t>
+            </w:r>
+          </w:p>
+        </w:tc>
+        <w:tc>
+          <w:tcPr>
+            <w:tcW w:type="dxa" w:w="2608"/>
+            <w:vAlign w:val="center"/>
+            <w:shd w:fill="2856A3"/>
+          </w:tcPr>
+          <w:p>
+            <w:r/>
+            <w:r>
+              <w:rPr>
+                <w:b/>
+                <w:color w:val="FFFFFF"/>
+                <w:sz w:val="17"/>
+              </w:rPr>
+              <w:t>Valor</w:t>
+            </w:r>
+          </w:p>
+        </w:tc>
+        <w:tc>
+          <w:tcPr>
+            <w:tcW w:type="dxa" w:w="3515"/>
+            <w:vAlign w:val="center"/>
+            <w:shd w:fill="2856A3"/>
+          </w:tcPr>
+          <w:p>
+            <w:r/>
+            <w:r>
+              <w:rPr>
+                <w:b/>
+                <w:color w:val="FFFFFF"/>
+                <w:sz w:val="17"/>
+              </w:rPr>
+              <w:t>Constante</w:t>
+            </w:r>
+          </w:p>
+        </w:tc>
+      </w:tr>
+      <w:tr>
+        <w:tc>
+          <w:tcPr>
+            <w:tcW w:type="dxa" w:w="3175"/>
+            <w:vAlign w:val="center"/>
+          </w:tcPr>
+          <w:p>
+            <w:r/>
+            <w:r>
+              <w:rPr>
+                <w:b w:val="0"/>
+                <w:sz w:val="17"/>
+              </w:rPr>
+              <w:t>Predicado vira pill</w:t>
+            </w:r>
+          </w:p>
+        </w:tc>
+        <w:tc>
+          <w:tcPr>
+            <w:tcW w:type="dxa" w:w="2608"/>
+            <w:vAlign w:val="center"/>
+          </w:tcPr>
+          <w:p>
+            <w:r/>
+            <w:r>
+              <w:rPr>
+                <w:b w:val="0"/>
+                <w:sz w:val="17"/>
+              </w:rPr>
+              <w:t>≥ 0,60</w:t>
+            </w:r>
+          </w:p>
+        </w:tc>
+        <w:tc>
+          <w:tcPr>
+            <w:tcW w:type="dxa" w:w="3515"/>
+            <w:vAlign w:val="center"/>
+          </w:tcPr>
+          <w:p>
+            <w:r/>
+            <w:r>
+              <w:rPr>
+                <w:b w:val="0"/>
+                <w:sz w:val="17"/>
+              </w:rPr>
+              <w:t>AGENT_DECISION_THRESHOLD</w:t>
+            </w:r>
+          </w:p>
+        </w:tc>
+      </w:tr>
+      <w:tr>
+        <w:tc>
+          <w:tcPr>
+            <w:tcW w:type="dxa" w:w="3175"/>
+            <w:vAlign w:val="center"/>
+            <w:shd w:fill="F7F9FC"/>
+          </w:tcPr>
+          <w:p>
+            <w:r/>
+            <w:r>
+              <w:rPr>
+                <w:b w:val="0"/>
+                <w:sz w:val="17"/>
+              </w:rPr>
+              <w:t>Escolha com «nenhum» vira pill</w:t>
+            </w:r>
+          </w:p>
+        </w:tc>
+        <w:tc>
+          <w:tcPr>
+            <w:tcW w:type="dxa" w:w="2608"/>
+            <w:vAlign w:val="center"/>
+            <w:shd w:fill="F7F9FC"/>
+          </w:tcPr>
+          <w:p>
+            <w:r/>
+            <w:r>
+              <w:rPr>
+                <w:b w:val="0"/>
+                <w:sz w:val="17"/>
+              </w:rPr>
+              <w:t>1 − P(nenhum) ≥ 0,60</w:t>
+            </w:r>
+          </w:p>
+        </w:tc>
+        <w:tc>
+          <w:tcPr>
+            <w:tcW w:type="dxa" w:w="3515"/>
+            <w:vAlign w:val="center"/>
+            <w:shd w:fill="F7F9FC"/>
+          </w:tcPr>
+          <w:p>
+            <w:r/>
+            <w:r>
+              <w:rPr>
+                <w:b w:val="0"/>
+                <w:sz w:val="17"/>
+              </w:rPr>
+              <w:t>AGENT_DECISION_THRESHOLD</w:t>
+            </w:r>
+          </w:p>
+        </w:tc>
+      </w:tr>
+      <w:tr>
+        <w:tc>
+          <w:tcPr>
+            <w:tcW w:type="dxa" w:w="3175"/>
+            <w:vAlign w:val="center"/>
+          </w:tcPr>
+          <w:p>
+            <w:r/>
+            <w:r>
+              <w:rPr>
+                <w:b w:val="0"/>
+                <w:sz w:val="17"/>
+              </w:rPr>
+              <w:t>Destino CCCI vira pill</w:t>
+            </w:r>
+          </w:p>
+        </w:tc>
+        <w:tc>
+          <w:tcPr>
+            <w:tcW w:type="dxa" w:w="2608"/>
+            <w:vAlign w:val="center"/>
+          </w:tcPr>
+          <w:p>
+            <w:r/>
+            <w:r>
+              <w:rPr>
+                <w:b w:val="0"/>
+                <w:sz w:val="17"/>
+              </w:rPr>
+              <w:t>1 − P(nenhum) na área ≥ 0,75</w:t>
+            </w:r>
+          </w:p>
+        </w:tc>
+        <w:tc>
+          <w:tcPr>
+            <w:tcW w:type="dxa" w:w="3515"/>
+            <w:vAlign w:val="center"/>
+          </w:tcPr>
+          <w:p>
+            <w:r/>
+            <w:r>
+              <w:rPr>
+                <w:b w:val="0"/>
+                <w:sz w:val="17"/>
+              </w:rPr>
+              <w:t>AGENT_DECISION_CATALOG_MIN</w:t>
+            </w:r>
+          </w:p>
+        </w:tc>
+      </w:tr>
+      <w:tr>
+        <w:tc>
+          <w:tcPr>
+            <w:tcW w:type="dxa" w:w="3175"/>
+            <w:vAlign w:val="center"/>
+            <w:shd w:fill="F7F9FC"/>
+          </w:tcPr>
+          <w:p>
+            <w:r/>
+            <w:r>
+              <w:rPr>
+                <w:b w:val="0"/>
+                <w:sz w:val="17"/>
+              </w:rPr>
+              <w:t>Turno responde direto</w:t>
+            </w:r>
+          </w:p>
+        </w:tc>
+        <w:tc>
+          <w:tcPr>
+            <w:tcW w:type="dxa" w:w="2608"/>
+            <w:vAlign w:val="center"/>
+            <w:shd w:fill="F7F9FC"/>
+          </w:tcPr>
+          <w:p>
+            <w:r/>
+            <w:r>
+              <w:rPr>
+                <w:b w:val="0"/>
+                <w:sz w:val="17"/>
+              </w:rPr>
+              <w:t>forma social ou lista_fontes ≥ 0,75</w:t>
+            </w:r>
+          </w:p>
+        </w:tc>
+        <w:tc>
+          <w:tcPr>
+            <w:tcW w:type="dxa" w:w="3515"/>
+            <w:vAlign w:val="center"/>
+            <w:shd w:fill="F7F9FC"/>
+          </w:tcPr>
+          <w:p>
+            <w:r/>
+            <w:r>
+              <w:rPr>
+                <w:b w:val="0"/>
+                <w:sz w:val="17"/>
+              </w:rPr>
+              <w:t>AGENT_DECISION_DIRECT_MIN</w:t>
+            </w:r>
+          </w:p>
+        </w:tc>
+      </w:tr>
+      <w:tr>
+        <w:tc>
+          <w:tcPr>
+            <w:tcW w:type="dxa" w:w="3175"/>
+            <w:vAlign w:val="center"/>
+          </w:tcPr>
+          <w:p>
+            <w:r/>
+            <w:r>
+              <w:rPr>
+                <w:b w:val="0"/>
+                <w:sz w:val="17"/>
+              </w:rPr>
+              <w:t>Turno vai a corpus (Citações)</w:t>
+            </w:r>
+          </w:p>
+        </w:tc>
+        <w:tc>
+          <w:tcPr>
+            <w:tcW w:type="dxa" w:w="2608"/>
+            <w:vAlign w:val="center"/>
+          </w:tcPr>
+          <w:p>
+            <w:r/>
+            <w:r>
+              <w:rPr>
+                <w:b w:val="0"/>
+                <w:sz w:val="17"/>
+              </w:rPr>
+              <w:t>trechos_brutos ≥ 0,70</w:t>
+            </w:r>
+          </w:p>
+        </w:tc>
+        <w:tc>
+          <w:tcPr>
+            <w:tcW w:type="dxa" w:w="3515"/>
+            <w:vAlign w:val="center"/>
+          </w:tcPr>
+          <w:p>
+            <w:r/>
+            <w:r>
+              <w:rPr>
+                <w:b w:val="0"/>
+                <w:sz w:val="17"/>
+              </w:rPr>
+              <w:t>—</w:t>
+            </w:r>
+          </w:p>
+        </w:tc>
+      </w:tr>
+      <w:tr>
+        <w:tc>
+          <w:tcPr>
+            <w:tcW w:type="dxa" w:w="3175"/>
+            <w:vAlign w:val="center"/>
+            <w:shd w:fill="F7F9FC"/>
+          </w:tcPr>
+          <w:p>
+            <w:r/>
+            <w:r>
+              <w:rPr>
+                <w:b w:val="0"/>
+                <w:sz w:val="17"/>
+              </w:rPr>
+              <w:t>Obra preenchida</w:t>
+            </w:r>
+          </w:p>
+        </w:tc>
+        <w:tc>
+          <w:tcPr>
+            <w:tcW w:type="dxa" w:w="2608"/>
+            <w:vAlign w:val="center"/>
+            <w:shd w:fill="F7F9FC"/>
+          </w:tcPr>
+          <w:p>
+            <w:r/>
+            <w:r>
+              <w:rPr>
+                <w:b w:val="0"/>
+                <w:sz w:val="17"/>
+              </w:rPr>
+              <w:t>P(obra) ≥ 0,50</w:t>
+            </w:r>
+          </w:p>
+        </w:tc>
+        <w:tc>
+          <w:tcPr>
+            <w:tcW w:type="dxa" w:w="3515"/>
+            <w:vAlign w:val="center"/>
+            <w:shd w:fill="F7F9FC"/>
+          </w:tcPr>
+          <w:p>
+            <w:r/>
+            <w:r>
+              <w:rPr>
+                <w:b w:val="0"/>
+                <w:sz w:val="17"/>
+              </w:rPr>
+              <w:t>—</w:t>
+            </w:r>
+          </w:p>
+        </w:tc>
+      </w:tr>
+    </w:tbl>
+    <w:p/>
+    <w:p>
+      <w:r>
+        <w:t>Nas escolhas com «nenhum», a probabilidade de que ALGUMA opção se aplique é 1 − P(nenhum); qual opção é o argmax das demais. Numa escolha grande a massa se espalha, e o melhor destino pode ter 0,4 com 1 − P(nenhum) = 0,9.</w:t>
+      </w:r>
+    </w:p>
     <w:p>
       <w:pPr>
         <w:pStyle w:val="Heading2"/>
@@ -390,13 +1846,14 @@
         <w:tblLook w:firstColumn="1" w:firstRow="1" w:lastColumn="0" w:lastRow="0" w:noHBand="0" w:noVBand="1" w:val="04A0"/>
       </w:tblPr>
       <w:tblGrid>
-        <w:gridCol w:w="4986"/>
-        <w:gridCol w:w="4986"/>
+        <w:gridCol w:w="3324"/>
+        <w:gridCol w:w="3324"/>
+        <w:gridCol w:w="3324"/>
       </w:tblGrid>
       <w:tr>
         <w:tc>
           <w:tcPr>
-            <w:tcW w:type="dxa" w:w="2041"/>
+            <w:tcW w:type="dxa" w:w="1587"/>
             <w:vAlign w:val="center"/>
             <w:shd w:fill="2856A3"/>
           </w:tcPr>
@@ -414,7 +1871,7 @@
         </w:tc>
         <w:tc>
           <w:tcPr>
-            <w:tcW w:type="dxa" w:w="7257"/>
+            <w:tcW w:type="dxa" w:w="4195"/>
             <w:vAlign w:val="center"/>
             <w:shd w:fill="2856A3"/>
           </w:tcPr>
@@ -426,7 +1883,25 @@
                 <w:color w:val="FFFFFF"/>
                 <w:sz w:val="17"/>
               </w:rPr>
-              <w:t>Uso</w:t>
+              <w:t>Quando</w:t>
+            </w:r>
+          </w:p>
+        </w:tc>
+        <w:tc>
+          <w:tcPr>
+            <w:tcW w:type="dxa" w:w="3515"/>
+            <w:vAlign w:val="center"/>
+            <w:shd w:fill="2856A3"/>
+          </w:tcPr>
+          <w:p>
+            <w:r/>
+            <w:r>
+              <w:rPr>
+                <w:b/>
+                <w:color w:val="FFFFFF"/>
+                <w:sz w:val="17"/>
+              </w:rPr>
+              <w:t>Resposta</w:t>
             </w:r>
           </w:p>
         </w:tc>
@@ -434,7 +1909,7 @@
       <w:tr>
         <w:tc>
           <w:tcPr>
-            <w:tcW w:type="dxa" w:w="2041"/>
+            <w:tcW w:type="dxa" w:w="1587"/>
             <w:vAlign w:val="center"/>
           </w:tcPr>
           <w:p>
@@ -450,17 +1925,33 @@
         </w:tc>
         <w:tc>
           <w:tcPr>
-            <w:tcW w:type="dxa" w:w="7257"/>
-            <w:vAlign w:val="center"/>
-          </w:tcPr>
-          <w:p>
-            <w:r/>
-            <w:r>
-              <w:rPr>
-                <w:b w:val="0"/>
-                <w:sz w:val="17"/>
-              </w:rPr>
-              <w:t>Padrão obrigatório para dúvidas conceituais, factuais, explicativas, comparativas, sínteses e redação.</w:t>
+            <w:tcW w:type="dxa" w:w="4195"/>
+            <w:vAlign w:val="center"/>
+          </w:tcPr>
+          <w:p>
+            <w:r/>
+            <w:r>
+              <w:rPr>
+                <w:b w:val="0"/>
+                <w:sz w:val="17"/>
+              </w:rPr>
+              <w:t>Padrão: toda pergunta, inclusive sobre o próprio ConsBOT.</w:t>
+            </w:r>
+          </w:p>
+        </w:tc>
+        <w:tc>
+          <w:tcPr>
+            <w:tcW w:type="dxa" w:w="3515"/>
+            <w:vAlign w:val="center"/>
+          </w:tcPr>
+          <w:p>
+            <w:r/>
+            <w:r>
+              <w:rPr>
+                <w:b w:val="0"/>
+                <w:sz w:val="17"/>
+              </w:rPr>
+              <w:t>Modelo principal; pills ao lado.</w:t>
             </w:r>
           </w:p>
         </w:tc>
@@ -468,7 +1959,7 @@
       <w:tr>
         <w:tc>
           <w:tcPr>
-            <w:tcW w:type="dxa" w:w="2041"/>
+            <w:tcW w:type="dxa" w:w="1587"/>
             <w:vAlign w:val="center"/>
             <w:shd w:fill="F7F9FC"/>
           </w:tcPr>
@@ -479,13 +1970,13 @@
                 <w:b w:val="0"/>
                 <w:sz w:val="17"/>
               </w:rPr>
-              <w:t>action_only</w:t>
-            </w:r>
-          </w:p>
-        </w:tc>
-        <w:tc>
-          <w:tcPr>
-            <w:tcW w:type="dxa" w:w="7257"/>
+              <w:t>direct</w:t>
+            </w:r>
+          </w:p>
+        </w:tc>
+        <w:tc>
+          <w:tcPr>
+            <w:tcW w:type="dxa" w:w="4195"/>
             <w:vAlign w:val="center"/>
             <w:shd w:fill="F7F9FC"/>
           </w:tcPr>
@@ -496,7 +1987,24 @@
                 <w:b w:val="0"/>
                 <w:sz w:val="17"/>
               </w:rPr>
-              <w:t>Ação ou navegação explicitamente pedida; exige ação válida e alta confiança.</w:t>
+              <w:t>Saudação, agradecimento ou despedida inequívocos e sem ação; ou lista_fontes.</w:t>
+            </w:r>
+          </w:p>
+        </w:tc>
+        <w:tc>
+          <w:tcPr>
+            <w:tcW w:type="dxa" w:w="3515"/>
+            <w:vAlign w:val="center"/>
+            <w:shd w:fill="F7F9FC"/>
+          </w:tcPr>
+          <w:p>
+            <w:r/>
+            <w:r>
+              <w:rPr>
+                <w:b w:val="0"/>
+                <w:sz w:val="17"/>
+              </w:rPr>
+              <w:t>Texto de catálogo; lista local das fontes.</w:t>
             </w:r>
           </w:p>
         </w:tc>
@@ -504,77 +2012,7 @@
       <w:tr>
         <w:tc>
           <w:tcPr>
-            <w:tcW w:type="dxa" w:w="2041"/>
-            <w:vAlign w:val="center"/>
-          </w:tcPr>
-          <w:p>
-            <w:r/>
-            <w:r>
-              <w:rPr>
-                <w:b w:val="0"/>
-                <w:sz w:val="17"/>
-              </w:rPr>
-              <w:t>direct</w:t>
-            </w:r>
-          </w:p>
-        </w:tc>
-        <w:tc>
-          <w:tcPr>
-            <w:tcW w:type="dxa" w:w="7257"/>
-            <w:vAlign w:val="center"/>
-          </w:tcPr>
-          <w:p>
-            <w:r/>
-            <w:r>
-              <w:rPr>
-                <w:b w:val="0"/>
-                <w:sz w:val="17"/>
-              </w:rPr>
-              <w:t>Saudação, despedida, agradecimento, funcionamento do ConsBOT ou list_sources.</w:t>
-            </w:r>
-          </w:p>
-        </w:tc>
-      </w:tr>
-      <w:tr>
-        <w:tc>
-          <w:tcPr>
-            <w:tcW w:type="dxa" w:w="2041"/>
-            <w:vAlign w:val="center"/>
-            <w:shd w:fill="F7F9FC"/>
-          </w:tcPr>
-          <w:p>
-            <w:r/>
-            <w:r>
-              <w:rPr>
-                <w:b w:val="0"/>
-                <w:sz w:val="17"/>
-              </w:rPr>
-              <w:t>clarify</w:t>
-            </w:r>
-          </w:p>
-        </w:tc>
-        <w:tc>
-          <w:tcPr>
-            <w:tcW w:type="dxa" w:w="7257"/>
-            <w:vAlign w:val="center"/>
-            <w:shd w:fill="F7F9FC"/>
-          </w:tcPr>
-          <w:p>
-            <w:r/>
-            <w:r>
-              <w:rPr>
-                <w:b w:val="0"/>
-                <w:sz w:val="17"/>
-              </w:rPr>
-              <w:t>Pergunta curta quando falta detalhe factual crucial.</w:t>
-            </w:r>
-          </w:p>
-        </w:tc>
-      </w:tr>
-      <w:tr>
-        <w:tc>
-          <w:tcPr>
-            <w:tcW w:type="dxa" w:w="2041"/>
+            <w:tcW w:type="dxa" w:w="1587"/>
             <w:vAlign w:val="center"/>
           </w:tcPr>
           <w:p>
@@ -590,254 +2028,33 @@
         </w:tc>
         <w:tc>
           <w:tcPr>
-            <w:tcW w:type="dxa" w:w="7257"/>
-            <w:vAlign w:val="center"/>
-          </w:tcPr>
-          <w:p>
-            <w:r/>
-            <w:r>
-              <w:rPr>
-                <w:b w:val="0"/>
-                <w:sz w:val="17"/>
-              </w:rPr>
-              <w:t>Somente trechos brutos explicitamente pedidos no modo Citações; proibido no Clássico.</w:t>
-            </w:r>
-          </w:p>
-        </w:tc>
-      </w:tr>
-    </w:tbl>
-    <w:p/>
-    <w:p>
-      <w:r>
-        <w:t>O campo legado route continua sendo gravado como derivação: action_only → direct; os demais mantêm a modalidade equivalente quando ela existe.</w:t>
-      </w:r>
-    </w:p>
-    <w:p>
-      <w:pPr>
-        <w:pStyle w:val="Heading2"/>
-      </w:pPr>
-      <w:r>
-        <w:t>Defesa em profundidade</w:t>
-      </w:r>
-    </w:p>
-    <w:tbl>
-      <w:tblPr>
-        <w:tblStyle w:val="TableGrid"/>
-        <w:tblW w:type="auto" w:w="0"/>
-        <w:tblLook w:firstColumn="1" w:firstRow="1" w:lastColumn="0" w:lastRow="0" w:noHBand="0" w:noVBand="1" w:val="04A0"/>
-      </w:tblPr>
-      <w:tblGrid>
-        <w:gridCol w:w="4986"/>
-        <w:gridCol w:w="4986"/>
-      </w:tblGrid>
-      <w:tr>
+            <w:tcW w:type="dxa" w:w="4195"/>
+            <w:vAlign w:val="center"/>
+          </w:tcPr>
+          <w:p>
+            <w:r/>
+            <w:r>
+              <w:rPr>
+                <w:b w:val="0"/>
+                <w:sz w:val="17"/>
+              </w:rPr>
+              <w:t>Só em Citações, com pedido explícito de trechos brutos.</w:t>
+            </w:r>
+          </w:p>
+        </w:tc>
         <w:tc>
           <w:tcPr>
             <w:tcW w:type="dxa" w:w="3515"/>
             <w:vAlign w:val="center"/>
-            <w:shd w:fill="2856A3"/>
-          </w:tcPr>
-          <w:p>
-            <w:r/>
-            <w:r>
-              <w:rPr>
-                <w:b/>
-                <w:color w:val="FFFFFF"/>
-                <w:sz w:val="17"/>
-              </w:rPr>
-              <w:t>Condição</w:t>
-            </w:r>
-          </w:p>
-        </w:tc>
-        <w:tc>
-          <w:tcPr>
-            <w:tcW w:type="dxa" w:w="5783"/>
-            <w:vAlign w:val="center"/>
-            <w:shd w:fill="2856A3"/>
-          </w:tcPr>
-          <w:p>
-            <w:r/>
-            <w:r>
-              <w:rPr>
-                <w:b/>
-                <w:color w:val="FFFFFF"/>
-                <w:sz w:val="17"/>
-              </w:rPr>
-              <w:t>Resultado local</w:t>
-            </w:r>
-          </w:p>
-        </w:tc>
-      </w:tr>
-      <w:tr>
-        <w:tc>
-          <w:tcPr>
-            <w:tcW w:type="dxa" w:w="3515"/>
-            <w:vAlign w:val="center"/>
-          </w:tcPr>
-          <w:p>
-            <w:r/>
-            <w:r>
-              <w:rPr>
-                <w:b w:val="0"/>
-                <w:sz w:val="17"/>
-              </w:rPr>
-              <w:t>responseConfidence &lt; 0,55</w:t>
-            </w:r>
-          </w:p>
-        </w:tc>
-        <w:tc>
-          <w:tcPr>
-            <w:tcW w:type="dxa" w:w="5783"/>
-            <w:vAlign w:val="center"/>
-          </w:tcPr>
-          <w:p>
-            <w:r/>
-            <w:r>
-              <w:rPr>
-                <w:b w:val="0"/>
-                <w:sz w:val="17"/>
-              </w:rPr>
-              <w:t>Força full.</w:t>
-            </w:r>
-          </w:p>
-        </w:tc>
-      </w:tr>
-      <w:tr>
-        <w:tc>
-          <w:tcPr>
-            <w:tcW w:type="dxa" w:w="3515"/>
-            <w:vAlign w:val="center"/>
-            <w:shd w:fill="F7F9FC"/>
-          </w:tcPr>
-          <w:p>
-            <w:r/>
-            <w:r>
-              <w:rPr>
-                <w:b w:val="0"/>
-                <w:sz w:val="17"/>
-              </w:rPr>
-              <w:t>0,55 ≤ confiança &lt; 0,78</w:t>
-            </w:r>
-          </w:p>
-        </w:tc>
-        <w:tc>
-          <w:tcPr>
-            <w:tcW w:type="dxa" w:w="5783"/>
-            <w:vAlign w:val="center"/>
-            <w:shd w:fill="F7F9FC"/>
-          </w:tcPr>
-          <w:p>
-            <w:r/>
-            <w:r>
-              <w:rPr>
-                <w:b w:val="0"/>
-                <w:sz w:val="17"/>
-              </w:rPr>
-              <w:t>direct, action_only e clarify viram full; pills confiáveis permanecem.</w:t>
-            </w:r>
-          </w:p>
-        </w:tc>
-      </w:tr>
-      <w:tr>
-        <w:tc>
-          <w:tcPr>
-            <w:tcW w:type="dxa" w:w="3515"/>
-            <w:vAlign w:val="center"/>
-          </w:tcPr>
-          <w:p>
-            <w:r/>
-            <w:r>
-              <w:rPr>
-                <w:b w:val="0"/>
-                <w:sz w:val="17"/>
-              </w:rPr>
-              <w:t>confidence da ação &lt; 0,55</w:t>
-            </w:r>
-          </w:p>
-        </w:tc>
-        <w:tc>
-          <w:tcPr>
-            <w:tcW w:type="dxa" w:w="5783"/>
-            <w:vAlign w:val="center"/>
-          </w:tcPr>
-          <w:p>
-            <w:r/>
-            <w:r>
-              <w:rPr>
-                <w:b w:val="0"/>
-                <w:sz w:val="17"/>
-              </w:rPr>
-              <w:t>Ação descartada.</w:t>
-            </w:r>
-          </w:p>
-        </w:tc>
-      </w:tr>
-      <w:tr>
-        <w:tc>
-          <w:tcPr>
-            <w:tcW w:type="dxa" w:w="3515"/>
-            <w:vAlign w:val="center"/>
-            <w:shd w:fill="F7F9FC"/>
-          </w:tcPr>
-          <w:p>
-            <w:r/>
-            <w:r>
-              <w:rPr>
-                <w:b w:val="0"/>
-                <w:sz w:val="17"/>
-              </w:rPr>
-              <w:t>action_only sem ação válida</w:t>
-            </w:r>
-          </w:p>
-        </w:tc>
-        <w:tc>
-          <w:tcPr>
-            <w:tcW w:type="dxa" w:w="5783"/>
-            <w:vAlign w:val="center"/>
-            <w:shd w:fill="F7F9FC"/>
-          </w:tcPr>
-          <w:p>
-            <w:r/>
-            <w:r>
-              <w:rPr>
-                <w:b w:val="0"/>
-                <w:sz w:val="17"/>
-              </w:rPr>
-              <w:t>Força full.</w:t>
-            </w:r>
-          </w:p>
-        </w:tc>
-      </w:tr>
-      <w:tr>
-        <w:tc>
-          <w:tcPr>
-            <w:tcW w:type="dxa" w:w="3515"/>
-            <w:vAlign w:val="center"/>
-          </w:tcPr>
-          <w:p>
-            <w:r/>
-            <w:r>
-              <w:rPr>
-                <w:b w:val="0"/>
-                <w:sz w:val="17"/>
-              </w:rPr>
-              <w:t>corpus no Clássico</w:t>
-            </w:r>
-          </w:p>
-        </w:tc>
-        <w:tc>
-          <w:tcPr>
-            <w:tcW w:type="dxa" w:w="5783"/>
-            <w:vAlign w:val="center"/>
-          </w:tcPr>
-          <w:p>
-            <w:r/>
-            <w:r>
-              <w:rPr>
-                <w:b w:val="0"/>
-                <w:sz w:val="17"/>
-              </w:rPr>
-              <w:t>Força full; nunca converte para direct.</w:t>
+          </w:tcPr>
+          <w:p>
+            <w:r/>
+            <w:r>
+              <w:rPr>
+                <w:b w:val="0"/>
+                <w:sz w:val="17"/>
+              </w:rPr>
+              <w:t>Recuperação semântica literal.</w:t>
             </w:r>
           </w:p>
         </w:tc>
@@ -854,7 +2071,12 @@
         <w:pStyle w:val="Heading1"/>
       </w:pPr>
       <w:r>
-        <w:t>2. Coerência da resposta com os pills</w:t>
+        <w:t>2. Regras aplicadas em código</w:t>
+      </w:r>
+    </w:p>
+    <w:p>
+      <w:r>
+        <w:t>Precedências que antes dependiam de o modelo lembrar uma regra do prompt agora são aplicadas na interpretação das respostas (src/agent/planner/decisions.ts):</w:t>
       </w:r>
     </w:p>
     <w:p>
@@ -862,7 +2084,7 @@
         <w:pStyle w:val="ListBullet"/>
       </w:pPr>
       <w:r>
-        <w:t>Em pedido operacional, o Luna escreve introdução curta que descreve o que será aberto.</w:t>
+        <w:t>Busca de termo sem escopo objetivo gera livros e verbetes juntos.</w:t>
       </w:r>
     </w:p>
     <w:p>
@@ -870,7 +2092,7 @@
         <w:pStyle w:val="ListBullet"/>
       </w:pPr>
       <w:r>
-        <w:t>São proibidas alegações como “encontrei”, “não encontrei”, “não existe”, contagens ou descrições de resultados antes da consulta ao destino.</w:t>
+        <w:t>Obra nomeada restringe a busca aos livros, salvo pedido explícito de verbetes.</w:t>
       </w:r>
     </w:p>
     <w:p>
@@ -878,7 +2100,7 @@
         <w:pStyle w:val="ListBullet"/>
       </w:pPr>
       <w:r>
-        <w:t>Introdução vazia, longa ou com alegação de resultado é substituída pela frase neutra do catálogo.</w:t>
+        <w:t>Busca no Conscienciograma suprime as buscas em livros e verbetes.</w:t>
       </w:r>
     </w:p>
     <w:p>
@@ -886,7 +2108,7 @@
         <w:pStyle w:val="ListBullet"/>
       </w:pPr>
       <w:r>
-        <w:t>Em full, o modelo principal recebe contexto confiável com serviço, escopo e estado “ainda não consultado”.</w:t>
+        <w:t>Bibliografia de livro vence a busca quando é a leitura mais provável («Citar o Léxico»).</w:t>
       </w:r>
     </w:p>
     <w:p>
@@ -894,7 +2116,79 @@
         <w:pStyle w:val="ListBullet"/>
       </w:pPr>
       <w:r>
-        <w:t>Ausência no RAG atual deve ser formulada como “não localizado nas fontes consultadas nesta resposta”, distinguindo-a de inexistência.</w:t>
+        <w:t>O recurso periodicos encobre os destinos revistas e publicacoes_ccci.</w:t>
+      </w:r>
+    </w:p>
+    <w:p>
+      <w:pPr>
+        <w:pStyle w:val="ListBullet"/>
+      </w:pPr>
+      <w:r>
+        <w:t>Um destino específico do catálogo encobre o recurso genérico: simulado da PGC em vez do quiz, livros em outros idiomas em vez do Drive em português.</w:t>
+      </w:r>
+    </w:p>
+    <w:p>
+      <w:pPr>
+        <w:pStyle w:val="ListBullet"/>
+      </w:pPr>
+      <w:r>
+        <w:t>Pedido de referência bibliográfica encobre o catálogo e a autoria de livros; busca no Conscienciograma encobre a página do livro inteiro.</w:t>
+      </w:r>
+    </w:p>
+    <w:p>
+      <w:pPr>
+        <w:pStyle w:val="ListBullet"/>
+      </w:pPr>
+      <w:r>
+        <w:t>A Encyclossapiens encobre as listagens de verbetes do catálogo CCCI.</w:t>
+      </w:r>
+    </w:p>
+    <w:p>
+      <w:pPr>
+        <w:pStyle w:val="ListBullet"/>
+      </w:pPr>
+      <w:r>
+        <w:t>REGRA GERAL — uma necessidade, uma família de pill: quando a busca de termo e um destino do catálogo disparam juntos, pedido explícito de busca fica com a busca; nos demais, vence o mais provável.</w:t>
+      </w:r>
+    </w:p>
+    <w:p>
+      <w:pPr>
+        <w:pStyle w:val="ListBullet"/>
+      </w:pPr>
+      <w:r>
+        <w:t>A mesma regra entre ferramentas próprias e áreas do catálogo: Encyclossapiens encobre a área verbetes, bibliografia de livro encobre a área livros, o recurso periodicos encobre a área publicações.</w:t>
+      </w:r>
+    </w:p>
+    <w:p>
+      <w:pPr>
+        <w:pStyle w:val="ListBullet"/>
+      </w:pPr>
+      <w:r>
+        <w:t>A raiz do ICGE nunca vira pill só para haver uma ação.</w:t>
+      </w:r>
+    </w:p>
+    <w:p>
+      <w:pPr>
+        <w:pStyle w:val="ListBullet"/>
+      </w:pPr>
+      <w:r>
+        <w:t>Verbetoteca do ICGE nunca aparece junto da busca de verbetes.</w:t>
+      </w:r>
+    </w:p>
+    <w:p>
+      <w:pPr>
+        <w:pStyle w:val="ListBullet"/>
+      </w:pPr>
+      <w:r>
+        <w:t>lista_fontes é o turno inteiro: nenhum outro pill.</w:t>
+      </w:r>
+    </w:p>
+    <w:p>
+      <w:pPr>
+        <w:pStyle w:val="ListBullet"/>
+      </w:pPr>
+      <w:r>
+        <w:t>Ferramenta que exige termo sem candidato válido não vira pill. No máximo três pills por turno.</w:t>
       </w:r>
     </w:p>
     <w:p>
@@ -902,205 +2196,7 @@
         <w:pStyle w:val="Heading2"/>
       </w:pPr>
       <w:r>
-        <w:t>Exemplos válidos</w:t>
-      </w:r>
-    </w:p>
-    <w:tbl>
-      <w:tblPr>
-        <w:tblStyle w:val="TableGrid"/>
-        <w:tblW w:type="auto" w:w="0"/>
-        <w:tblLook w:firstColumn="1" w:firstRow="1" w:lastColumn="0" w:lastRow="0" w:noHBand="0" w:noVBand="1" w:val="04A0"/>
-      </w:tblPr>
-      <w:tblGrid>
-        <w:gridCol w:w="4986"/>
-        <w:gridCol w:w="4986"/>
-      </w:tblGrid>
-      <w:tr>
-        <w:tc>
-          <w:tcPr>
-            <w:tcW w:type="dxa" w:w="2381"/>
-            <w:vAlign w:val="center"/>
-            <w:shd w:fill="2856A3"/>
-          </w:tcPr>
-          <w:p>
-            <w:r/>
-            <w:r>
-              <w:rPr>
-                <w:b/>
-                <w:color w:val="FFFFFF"/>
-                <w:sz w:val="17"/>
-              </w:rPr>
-              <w:t>Ação</w:t>
-            </w:r>
-          </w:p>
-        </w:tc>
-        <w:tc>
-          <w:tcPr>
-            <w:tcW w:type="dxa" w:w="6917"/>
-            <w:vAlign w:val="center"/>
-            <w:shd w:fill="2856A3"/>
-          </w:tcPr>
-          <w:p>
-            <w:r/>
-            <w:r>
-              <w:rPr>
-                <w:b/>
-                <w:color w:val="FFFFFF"/>
-                <w:sz w:val="17"/>
-              </w:rPr>
-              <w:t>Introdução neutra</w:t>
-            </w:r>
-          </w:p>
-        </w:tc>
-      </w:tr>
-      <w:tr>
-        <w:tc>
-          <w:tcPr>
-            <w:tcW w:type="dxa" w:w="2381"/>
-            <w:vAlign w:val="center"/>
-          </w:tcPr>
-          <w:p>
-            <w:r/>
-            <w:r>
-              <w:rPr>
-                <w:b w:val="0"/>
-                <w:sz w:val="17"/>
-              </w:rPr>
-              <w:t>Busca em livros</w:t>
-            </w:r>
-          </w:p>
-        </w:tc>
-        <w:tc>
-          <w:tcPr>
-            <w:tcW w:type="dxa" w:w="6917"/>
-            <w:vAlign w:val="center"/>
-          </w:tcPr>
-          <w:p>
-            <w:r/>
-            <w:r>
-              <w:rPr>
-                <w:b w:val="0"/>
-                <w:sz w:val="17"/>
-              </w:rPr>
-              <w:t>A busca literal por “tenepes” nos livros está preparada abaixo.</w:t>
-            </w:r>
-          </w:p>
-        </w:tc>
-      </w:tr>
-      <w:tr>
-        <w:tc>
-          <w:tcPr>
-            <w:tcW w:type="dxa" w:w="2381"/>
-            <w:vAlign w:val="center"/>
-            <w:shd w:fill="F7F9FC"/>
-          </w:tcPr>
-          <w:p>
-            <w:r/>
-            <w:r>
-              <w:rPr>
-                <w:b w:val="0"/>
-                <w:sz w:val="17"/>
-              </w:rPr>
-              <w:t>Bibliografia</w:t>
-            </w:r>
-          </w:p>
-        </w:tc>
-        <w:tc>
-          <w:tcPr>
-            <w:tcW w:type="dxa" w:w="6917"/>
-            <w:vAlign w:val="center"/>
-            <w:shd w:fill="F7F9FC"/>
-          </w:tcPr>
-          <w:p>
-            <w:r/>
-            <w:r>
-              <w:rPr>
-                <w:b w:val="0"/>
-                <w:sz w:val="17"/>
-              </w:rPr>
-              <w:t>A referência de Projeciologia pode ser montada no módulo indicado.</w:t>
-            </w:r>
-          </w:p>
-        </w:tc>
-      </w:tr>
-      <w:tr>
-        <w:tc>
-          <w:tcPr>
-            <w:tcW w:type="dxa" w:w="2381"/>
-            <w:vAlign w:val="center"/>
-          </w:tcPr>
-          <w:p>
-            <w:r/>
-            <w:r>
-              <w:rPr>
-                <w:b w:val="0"/>
-                <w:sz w:val="17"/>
-              </w:rPr>
-              <w:t>Bibliomancia</w:t>
-            </w:r>
-          </w:p>
-        </w:tc>
-        <w:tc>
-          <w:tcPr>
-            <w:tcW w:type="dxa" w:w="6917"/>
-            <w:vAlign w:val="center"/>
-          </w:tcPr>
-          <w:p>
-            <w:r/>
-            <w:r>
-              <w:rPr>
-                <w:b w:val="0"/>
-                <w:sz w:val="17"/>
-              </w:rPr>
-              <w:t>O sorteio de uma ortopensata pode ser iniciado pela opção abaixo.</w:t>
-            </w:r>
-          </w:p>
-        </w:tc>
-      </w:tr>
-      <w:tr>
-        <w:tc>
-          <w:tcPr>
-            <w:tcW w:type="dxa" w:w="2381"/>
-            <w:vAlign w:val="center"/>
-            <w:shd w:fill="F7F9FC"/>
-          </w:tcPr>
-          <w:p>
-            <w:r/>
-            <w:r>
-              <w:rPr>
-                <w:b w:val="0"/>
-                <w:sz w:val="17"/>
-              </w:rPr>
-              <w:t>ICGE</w:t>
-            </w:r>
-          </w:p>
-        </w:tc>
-        <w:tc>
-          <w:tcPr>
-            <w:tcW w:type="dxa" w:w="6917"/>
-            <w:vAlign w:val="center"/>
-            <w:shd w:fill="F7F9FC"/>
-          </w:tcPr>
-          <w:p>
-            <w:r/>
-            <w:r>
-              <w:rPr>
-                <w:b w:val="0"/>
-                <w:sz w:val="17"/>
-              </w:rPr>
-              <w:t>A área pertinente do ICGE pode ser aberta abaixo.</w:t>
-            </w:r>
-          </w:p>
-        </w:tc>
-      </w:tr>
-    </w:tbl>
-    <w:p/>
-    <w:p>
-      <w:pPr>
-        <w:pStyle w:val="Heading2"/>
-      </w:pPr>
-      <w:r>
-        <w:t>Apresentação</w:t>
+        <w:t>Candidatos a termo</w:t>
       </w:r>
     </w:p>
     <w:p>
@@ -1108,7 +2204,7 @@
         <w:pStyle w:val="ListBullet"/>
       </w:pPr>
       <w:r>
-        <w:t>No máximo dois pills por turno, na mesma linha quando houver espaço.</w:t>
+        <w:t>Trechos entre aspas primeiro; depois n-gramas de 1 a 6 palavras da mensagem atual; por fim os da pergunta anterior (continuação elíptica).</w:t>
       </w:r>
     </w:p>
     <w:p>
@@ -1116,7 +2212,7 @@
         <w:pStyle w:val="ListBullet"/>
       </w:pPr>
       <w:r>
-        <w:t>Fundo branco, rótulo curto, foco visível e descrição completa no atributo title.</w:t>
+        <w:t>Um termo nunca atravessa pontuação de frase e nunca começa nem termina em artigo, preposição, verbo de comando ou palavra que só nomeia o pedido (termo, palavra, livros, verbetes).</w:t>
       </w:r>
     </w:p>
     <w:p>
@@ -1124,7 +2220,55 @@
         <w:pStyle w:val="ListBullet"/>
       </w:pPr>
       <w:r>
-        <w:t>Pill de continuidade segue o mesmo padrão visual e permanece controlável no menu ADMIN.</w:t>
+        <w:t>Nome de fonte ou lugar de busca (Conscienciograma, Enciclopédia, Verbetoteca, ICGE, CCCI…) nunca é termo, nem sozinho nem em termo composto, salvo entre aspas. Verbos de autoria e de relação (escreveu, autor, relacionados) também não abrem nem fecham termo.</w:t>
+      </w:r>
+    </w:p>
+    <w:p>
+      <w:pPr>
+        <w:pStyle w:val="ListBullet"/>
+      </w:pPr>
+      <w:r>
+        <w:t>Colagens com mais de 60 palavras só usam as 25 primeiras e as 25 últimas: nunca um termo de dentro do bloco.</w:t>
+      </w:r>
+    </w:p>
+    <w:p>
+      <w:pPr>
+        <w:pStyle w:val="ListBullet"/>
+      </w:pPr>
+      <w:r>
+        <w:t>Até 254 candidatos, mais «nenhum». A grafia do usuário é preservada; não há correção ortográfica.</w:t>
+      </w:r>
+    </w:p>
+    <w:p>
+      <w:pPr>
+        <w:pStyle w:val="Heading2"/>
+      </w:pPr>
+      <w:r>
+        <w:t>Coerência da resposta com os pills</w:t>
+      </w:r>
+    </w:p>
+    <w:p>
+      <w:pPr>
+        <w:pStyle w:val="ListBullet"/>
+      </w:pPr>
+      <w:r>
+        <w:t>Respostas diretas vêm de catálogo: não existe texto do classificador que possa prometer busca ou afirmar resultado.</w:t>
+      </w:r>
+    </w:p>
+    <w:p>
+      <w:pPr>
+        <w:pStyle w:val="ListBullet"/>
+      </w:pPr>
+      <w:r>
+        <w:t>Em full, o modelo principal recebe contexto confiável com serviço, escopo e estado «ainda não consultado».</w:t>
+      </w:r>
+    </w:p>
+    <w:p>
+      <w:pPr>
+        <w:pStyle w:val="ListBullet"/>
+      </w:pPr>
+      <w:r>
+        <w:t>Ausência no RAG atual é formulada como «não localizado nas fontes consultadas nesta resposta», distinta de inexistência.</w:t>
       </w:r>
     </w:p>
     <w:p>
@@ -1202,7 +2346,7 @@
                 <w:color w:val="FFFFFF"/>
                 <w:sz w:val="17"/>
               </w:rPr>
-              <w:t>Finalidade</w:t>
+              <w:t>Pergunta que decide</w:t>
             </w:r>
           </w:p>
         </w:tc>
@@ -1252,7 +2396,7 @@
                 <w:b w:val="0"/>
                 <w:sz w:val="17"/>
               </w:rPr>
-              <w:t>Busca literal em livros e tratados.</w:t>
+              <w:t>busca_termo + escopo_busca + obra + termo</w:t>
             </w:r>
           </w:p>
         </w:tc>
@@ -1305,7 +2449,7 @@
                 <w:b w:val="0"/>
                 <w:sz w:val="17"/>
               </w:rPr>
-              <w:t>Busca em texto, título, autor ou especialidade.</w:t>
+              <w:t>busca_termo + escopo_busca + campo_verbete + termo</w:t>
             </w:r>
           </w:p>
         </w:tc>
@@ -1355,7 +2499,7 @@
                 <w:b w:val="0"/>
                 <w:sz w:val="17"/>
               </w:rPr>
-              <w:t>Busca literal na página própria do CCG.</w:t>
+              <w:t>busca_conscienciograma + termo</w:t>
             </w:r>
           </w:p>
         </w:tc>
@@ -1408,7 +2552,7 @@
                 <w:b w:val="0"/>
                 <w:sz w:val="17"/>
               </w:rPr>
-              <w:t>Referência de livros por sigla.</w:t>
+              <w:t>bibliografia_livro + obra</w:t>
             </w:r>
           </w:p>
         </w:tc>
@@ -1458,7 +2602,7 @@
                 <w:b w:val="0"/>
                 <w:sz w:val="17"/>
               </w:rPr>
-              <w:t>Referências de verbetes.</w:t>
+              <w:t>bibliografia_verbete</w:t>
             </w:r>
           </w:p>
         </w:tc>
@@ -1511,7 +2655,7 @@
                 <w:b w:val="0"/>
                 <w:sz w:val="17"/>
               </w:rPr>
-              <w:t>Consulta padrão em Cosmovisão.</w:t>
+              <w:t>lexicons + termo</w:t>
             </w:r>
           </w:p>
         </w:tc>
@@ -1561,7 +2705,7 @@
                 <w:b w:val="0"/>
                 <w:sz w:val="17"/>
               </w:rPr>
-              <w:t>Sorteio de ortopensata.</w:t>
+              <w:t>bibliomancia</w:t>
             </w:r>
           </w:p>
         </w:tc>
@@ -1614,7 +2758,7 @@
                 <w:b w:val="0"/>
                 <w:sz w:val="17"/>
               </w:rPr>
-              <w:t>Escrita e submissão de verbetes.</w:t>
+              <w:t>encyclossapiens</w:t>
             </w:r>
           </w:p>
         </w:tc>
@@ -1632,7 +2776,7 @@
                 <w:b w:val="0"/>
                 <w:sz w:val="17"/>
               </w:rPr>
-              <w:t>icge</w:t>
+              <w:t>catalogo_ccci</w:t>
             </w:r>
           </w:p>
         </w:tc>
@@ -1664,7 +2808,7 @@
                 <w:b w:val="0"/>
                 <w:sz w:val="17"/>
               </w:rPr>
-              <w:t>Macroáreas institucionais do ICGE.</w:t>
+              <w:t>destino_ccci</w:t>
             </w:r>
           </w:p>
         </w:tc>
@@ -1717,7 +2861,7 @@
                 <w:b w:val="0"/>
                 <w:sz w:val="17"/>
               </w:rPr>
-              <w:t>Destino explicitamente pedido.</w:t>
+              <w:t>recurso (+ regras determinísticas)</w:t>
             </w:r>
           </w:p>
         </w:tc>
@@ -1767,37 +2911,24 @@
                 <w:b w:val="0"/>
                 <w:sz w:val="17"/>
               </w:rPr>
-              <w:t>Lista fontes carregadas sem modelo principal.</w:t>
+              <w:t>lista_fontes</w:t>
             </w:r>
           </w:p>
         </w:tc>
       </w:tr>
     </w:tbl>
     <w:p/>
+    <w:p>
+      <w:r>
+        <w:t>ConsGPT e ConsLM só aparecem quando o usuário os nomeia. LexiCons sempre abre em Cosmovisão.</w:t>
+      </w:r>
+    </w:p>
     <w:p>
       <w:pPr>
         <w:pStyle w:val="Heading2"/>
       </w:pPr>
       <w:r>
-        <w:t>Recursos sob open_resource</w:t>
-      </w:r>
-    </w:p>
-    <w:p>
-      <w:r>
-        <w:t>Periódicos, Enciclopédia/downloads, livros em PDF, Quiz, Flashcards, ConsGPT e ConsLM. ConsGPT e ConsLM nunca são promovidos espontaneamente.</w:t>
-      </w:r>
-    </w:p>
-    <w:p>
-      <w:r>
-        <w:br w:type="page"/>
-      </w:r>
-    </w:p>
-    <w:p>
-      <w:pPr>
-        <w:pStyle w:val="Heading1"/>
-      </w:pPr>
-      <w:r>
-        <w:t>4. Contratos de deep link</w:t>
+        <w:t>Contratos de deep link</w:t>
       </w:r>
     </w:p>
     <w:tbl>
@@ -3210,7 +4341,4400 @@
     <w:p/>
     <w:p>
       <w:r>
-        <w:t>Migração local: 700EXP→EXP; DUPLA→MDE; PROEXIS→MP; TEMAS→TC; 200TEAT→TEAT. O Conscienciograma permanece em página própria.</w:t>
+        <w:br w:type="page"/>
+      </w:r>
+    </w:p>
+    <w:p>
+      <w:pPr>
+        <w:pStyle w:val="Heading1"/>
+      </w:pPr>
+      <w:r>
+        <w:t>4. Catálogo CCCI</w:t>
+      </w:r>
+    </w:p>
+    <w:p>
+      <w:r>
+        <w:t>Gerado de CCCI_DESTINATIONS em src/agent/config.ts. A descrição é o texto que o classificador recebe como descrição da opção em destino_ccci: é o que separa cada destino do vizinho.</w:t>
+      </w:r>
+    </w:p>
+    <w:tbl>
+      <w:tblPr>
+        <w:tblStyle w:val="TableGrid"/>
+        <w:tblW w:type="auto" w:w="0"/>
+        <w:tblLook w:firstColumn="1" w:firstRow="1" w:lastColumn="0" w:lastRow="0" w:noHBand="0" w:noVBand="1" w:val="04A0"/>
+      </w:tblPr>
+      <w:tblGrid>
+        <w:gridCol w:w="2493"/>
+        <w:gridCol w:w="2493"/>
+        <w:gridCol w:w="2493"/>
+        <w:gridCol w:w="2493"/>
+      </w:tblGrid>
+      <w:tr>
+        <w:tc>
+          <w:tcPr>
+            <w:tcW w:type="dxa" w:w="1928"/>
+            <w:vAlign w:val="center"/>
+            <w:shd w:fill="2856A3"/>
+          </w:tcPr>
+          <w:p>
+            <w:r/>
+            <w:r>
+              <w:rPr>
+                <w:b/>
+                <w:color w:val="FFFFFF"/>
+                <w:sz w:val="17"/>
+              </w:rPr>
+              <w:t>area</w:t>
+            </w:r>
+          </w:p>
+        </w:tc>
+        <w:tc>
+          <w:tcPr>
+            <w:tcW w:type="dxa" w:w="1361"/>
+            <w:vAlign w:val="center"/>
+            <w:shd w:fill="2856A3"/>
+          </w:tcPr>
+          <w:p>
+            <w:r/>
+            <w:r>
+              <w:rPr>
+                <w:b/>
+                <w:color w:val="FFFFFF"/>
+                <w:sz w:val="17"/>
+              </w:rPr>
+              <w:t>Área</w:t>
+            </w:r>
+          </w:p>
+        </w:tc>
+        <w:tc>
+          <w:tcPr>
+            <w:tcW w:type="dxa" w:w="1928"/>
+            <w:vAlign w:val="center"/>
+            <w:shd w:fill="2856A3"/>
+          </w:tcPr>
+          <w:p>
+            <w:r/>
+            <w:r>
+              <w:rPr>
+                <w:b/>
+                <w:color w:val="FFFFFF"/>
+                <w:sz w:val="17"/>
+              </w:rPr>
+              <w:t>Rótulo</w:t>
+            </w:r>
+          </w:p>
+        </w:tc>
+        <w:tc>
+          <w:tcPr>
+            <w:tcW w:type="dxa" w:w="4082"/>
+            <w:vAlign w:val="center"/>
+            <w:shd w:fill="2856A3"/>
+          </w:tcPr>
+          <w:p>
+            <w:r/>
+            <w:r>
+              <w:rPr>
+                <w:b/>
+                <w:color w:val="FFFFFF"/>
+                <w:sz w:val="17"/>
+              </w:rPr>
+              <w:t>Quando usar</w:t>
+            </w:r>
+          </w:p>
+        </w:tc>
+      </w:tr>
+      <w:tr>
+        <w:tc>
+          <w:tcPr>
+            <w:tcW w:type="dxa" w:w="1928"/>
+            <w:vAlign w:val="center"/>
+          </w:tcPr>
+          <w:p>
+            <w:r/>
+            <w:r>
+              <w:rPr>
+                <w:b w:val="0"/>
+                <w:sz w:val="17"/>
+              </w:rPr>
+              <w:t>busca_video</w:t>
+            </w:r>
+          </w:p>
+        </w:tc>
+        <w:tc>
+          <w:tcPr>
+            <w:tcW w:type="dxa" w:w="1361"/>
+            <w:vAlign w:val="center"/>
+          </w:tcPr>
+          <w:p>
+            <w:r/>
+            <w:r>
+              <w:rPr>
+                <w:b w:val="0"/>
+                <w:sz w:val="17"/>
+              </w:rPr>
+              <w:t>midia</w:t>
+            </w:r>
+          </w:p>
+        </w:tc>
+        <w:tc>
+          <w:tcPr>
+            <w:tcW w:type="dxa" w:w="1928"/>
+            <w:vAlign w:val="center"/>
+          </w:tcPr>
+          <w:p>
+            <w:r/>
+            <w:r>
+              <w:rPr>
+                <w:b w:val="0"/>
+                <w:sz w:val="17"/>
+              </w:rPr>
+              <w:t>Busca em vídeos</w:t>
+            </w:r>
+          </w:p>
+        </w:tc>
+        <w:tc>
+          <w:tcPr>
+            <w:tcW w:type="dxa" w:w="4082"/>
+            <w:vAlign w:val="center"/>
+          </w:tcPr>
+          <w:p>
+            <w:r/>
+            <w:r>
+              <w:rPr>
+                <w:b w:val="0"/>
+                <w:sz w:val="17"/>
+              </w:rPr>
+              <w:t>Busca uma fala DENTRO das transmissões gravadas, com resultado no minuto exato. Use quando se quer saber onde algo foi dito em vídeo.</w:t>
+            </w:r>
+          </w:p>
+        </w:tc>
+      </w:tr>
+      <w:tr>
+        <w:tc>
+          <w:tcPr>
+            <w:tcW w:type="dxa" w:w="1928"/>
+            <w:vAlign w:val="center"/>
+            <w:shd w:fill="F7F9FC"/>
+          </w:tcPr>
+          <w:p>
+            <w:r/>
+            <w:r>
+              <w:rPr>
+                <w:b w:val="0"/>
+                <w:sz w:val="17"/>
+              </w:rPr>
+              <w:t>lives</w:t>
+            </w:r>
+          </w:p>
+        </w:tc>
+        <w:tc>
+          <w:tcPr>
+            <w:tcW w:type="dxa" w:w="1361"/>
+            <w:vAlign w:val="center"/>
+            <w:shd w:fill="F7F9FC"/>
+          </w:tcPr>
+          <w:p>
+            <w:r/>
+            <w:r>
+              <w:rPr>
+                <w:b w:val="0"/>
+                <w:sz w:val="17"/>
+              </w:rPr>
+              <w:t>midia</w:t>
+            </w:r>
+          </w:p>
+        </w:tc>
+        <w:tc>
+          <w:tcPr>
+            <w:tcW w:type="dxa" w:w="1928"/>
+            <w:vAlign w:val="center"/>
+            <w:shd w:fill="F7F9FC"/>
+          </w:tcPr>
+          <w:p>
+            <w:r/>
+            <w:r>
+              <w:rPr>
+                <w:b w:val="0"/>
+                <w:sz w:val="17"/>
+              </w:rPr>
+              <w:t>Próximas lives</w:t>
+            </w:r>
+          </w:p>
+        </w:tc>
+        <w:tc>
+          <w:tcPr>
+            <w:tcW w:type="dxa" w:w="4082"/>
+            <w:vAlign w:val="center"/>
+            <w:shd w:fill="F7F9FC"/>
+          </w:tcPr>
+          <w:p>
+            <w:r/>
+            <w:r>
+              <w:rPr>
+                <w:b w:val="0"/>
+                <w:sz w:val="17"/>
+              </w:rPr>
+              <w:t>Agenda das próximas transmissões ao vivo. Use para o que vai passar e quando.</w:t>
+            </w:r>
+          </w:p>
+        </w:tc>
+      </w:tr>
+      <w:tr>
+        <w:tc>
+          <w:tcPr>
+            <w:tcW w:type="dxa" w:w="1928"/>
+            <w:vAlign w:val="center"/>
+          </w:tcPr>
+          <w:p>
+            <w:r/>
+            <w:r>
+              <w:rPr>
+                <w:b w:val="0"/>
+                <w:sz w:val="17"/>
+              </w:rPr>
+              <w:t>canal_video</w:t>
+            </w:r>
+          </w:p>
+        </w:tc>
+        <w:tc>
+          <w:tcPr>
+            <w:tcW w:type="dxa" w:w="1361"/>
+            <w:vAlign w:val="center"/>
+          </w:tcPr>
+          <w:p>
+            <w:r/>
+            <w:r>
+              <w:rPr>
+                <w:b w:val="0"/>
+                <w:sz w:val="17"/>
+              </w:rPr>
+              <w:t>midia</w:t>
+            </w:r>
+          </w:p>
+        </w:tc>
+        <w:tc>
+          <w:tcPr>
+            <w:tcW w:type="dxa" w:w="1928"/>
+            <w:vAlign w:val="center"/>
+          </w:tcPr>
+          <w:p>
+            <w:r/>
+            <w:r>
+              <w:rPr>
+                <w:b w:val="0"/>
+                <w:sz w:val="17"/>
+              </w:rPr>
+              <w:t>Canal Tertuliarium</w:t>
+            </w:r>
+          </w:p>
+        </w:tc>
+        <w:tc>
+          <w:tcPr>
+            <w:tcW w:type="dxa" w:w="4082"/>
+            <w:vAlign w:val="center"/>
+          </w:tcPr>
+          <w:p>
+            <w:r/>
+            <w:r>
+              <w:rPr>
+                <w:b w:val="0"/>
+                <w:sz w:val="17"/>
+              </w:rPr>
+              <w:t>Canal oficial de vídeos das tertúlias. Use para assistir; nunca para localizar um trecho falado.</w:t>
+            </w:r>
+          </w:p>
+        </w:tc>
+      </w:tr>
+      <w:tr>
+        <w:tc>
+          <w:tcPr>
+            <w:tcW w:type="dxa" w:w="1928"/>
+            <w:vAlign w:val="center"/>
+            <w:shd w:fill="F7F9FC"/>
+          </w:tcPr>
+          <w:p>
+            <w:r/>
+            <w:r>
+              <w:rPr>
+                <w:b w:val="0"/>
+                <w:sz w:val="17"/>
+              </w:rPr>
+              <w:t>videos_introdutorios</w:t>
+            </w:r>
+          </w:p>
+        </w:tc>
+        <w:tc>
+          <w:tcPr>
+            <w:tcW w:type="dxa" w:w="1361"/>
+            <w:vAlign w:val="center"/>
+            <w:shd w:fill="F7F9FC"/>
+          </w:tcPr>
+          <w:p>
+            <w:r/>
+            <w:r>
+              <w:rPr>
+                <w:b w:val="0"/>
+                <w:sz w:val="17"/>
+              </w:rPr>
+              <w:t>midia</w:t>
+            </w:r>
+          </w:p>
+        </w:tc>
+        <w:tc>
+          <w:tcPr>
+            <w:tcW w:type="dxa" w:w="1928"/>
+            <w:vAlign w:val="center"/>
+            <w:shd w:fill="F7F9FC"/>
+          </w:tcPr>
+          <w:p>
+            <w:r/>
+            <w:r>
+              <w:rPr>
+                <w:b w:val="0"/>
+                <w:sz w:val="17"/>
+              </w:rPr>
+              <w:t>Vídeos introdutórios</w:t>
+            </w:r>
+          </w:p>
+        </w:tc>
+        <w:tc>
+          <w:tcPr>
+            <w:tcW w:type="dxa" w:w="4082"/>
+            <w:vAlign w:val="center"/>
+            <w:shd w:fill="F7F9FC"/>
+          </w:tcPr>
+          <w:p>
+            <w:r/>
+            <w:r>
+              <w:rPr>
+                <w:b w:val="0"/>
+                <w:sz w:val="17"/>
+              </w:rPr>
+              <w:t>Animações curtas que explicam temas da Conscienciologia, mais livros gratuitos. Use para iniciantes que querem vídeos didáticos.</w:t>
+            </w:r>
+          </w:p>
+        </w:tc>
+      </w:tr>
+      <w:tr>
+        <w:tc>
+          <w:tcPr>
+            <w:tcW w:type="dxa" w:w="1928"/>
+            <w:vAlign w:val="center"/>
+          </w:tcPr>
+          <w:p>
+            <w:r/>
+            <w:r>
+              <w:rPr>
+                <w:b w:val="0"/>
+                <w:sz w:val="17"/>
+              </w:rPr>
+              <w:t>tv_cognopolis</w:t>
+            </w:r>
+          </w:p>
+        </w:tc>
+        <w:tc>
+          <w:tcPr>
+            <w:tcW w:type="dxa" w:w="1361"/>
+            <w:vAlign w:val="center"/>
+          </w:tcPr>
+          <w:p>
+            <w:r/>
+            <w:r>
+              <w:rPr>
+                <w:b w:val="0"/>
+                <w:sz w:val="17"/>
+              </w:rPr>
+              <w:t>midia</w:t>
+            </w:r>
+          </w:p>
+        </w:tc>
+        <w:tc>
+          <w:tcPr>
+            <w:tcW w:type="dxa" w:w="1928"/>
+            <w:vAlign w:val="center"/>
+          </w:tcPr>
+          <w:p>
+            <w:r/>
+            <w:r>
+              <w:rPr>
+                <w:b w:val="0"/>
+                <w:sz w:val="17"/>
+              </w:rPr>
+              <w:t>TV Cognópolis</w:t>
+            </w:r>
+          </w:p>
+        </w:tc>
+        <w:tc>
+          <w:tcPr>
+            <w:tcW w:type="dxa" w:w="4082"/>
+            <w:vAlign w:val="center"/>
+          </w:tcPr>
+          <w:p>
+            <w:r/>
+            <w:r>
+              <w:rPr>
+                <w:b w:val="0"/>
+                <w:sz w:val="17"/>
+              </w:rPr>
+              <w:t>Entrevistas da TV Cognópolis em ordem cronológica.</w:t>
+            </w:r>
+          </w:p>
+        </w:tc>
+      </w:tr>
+      <w:tr>
+        <w:tc>
+          <w:tcPr>
+            <w:tcW w:type="dxa" w:w="1928"/>
+            <w:vAlign w:val="center"/>
+            <w:shd w:fill="F7F9FC"/>
+          </w:tcPr>
+          <w:p>
+            <w:r/>
+            <w:r>
+              <w:rPr>
+                <w:b w:val="0"/>
+                <w:sz w:val="17"/>
+              </w:rPr>
+              <w:t>podcasts</w:t>
+            </w:r>
+          </w:p>
+        </w:tc>
+        <w:tc>
+          <w:tcPr>
+            <w:tcW w:type="dxa" w:w="1361"/>
+            <w:vAlign w:val="center"/>
+            <w:shd w:fill="F7F9FC"/>
+          </w:tcPr>
+          <w:p>
+            <w:r/>
+            <w:r>
+              <w:rPr>
+                <w:b w:val="0"/>
+                <w:sz w:val="17"/>
+              </w:rPr>
+              <w:t>midia</w:t>
+            </w:r>
+          </w:p>
+        </w:tc>
+        <w:tc>
+          <w:tcPr>
+            <w:tcW w:type="dxa" w:w="1928"/>
+            <w:vAlign w:val="center"/>
+            <w:shd w:fill="F7F9FC"/>
+          </w:tcPr>
+          <w:p>
+            <w:r/>
+            <w:r>
+              <w:rPr>
+                <w:b w:val="0"/>
+                <w:sz w:val="17"/>
+              </w:rPr>
+              <w:t>IIPCast</w:t>
+            </w:r>
+          </w:p>
+        </w:tc>
+        <w:tc>
+          <w:tcPr>
+            <w:tcW w:type="dxa" w:w="4082"/>
+            <w:vAlign w:val="center"/>
+            <w:shd w:fill="F7F9FC"/>
+          </w:tcPr>
+          <w:p>
+            <w:r/>
+            <w:r>
+              <w:rPr>
+                <w:b w:val="0"/>
+                <w:sz w:val="17"/>
+              </w:rPr>
+              <w:t>Episódios do podcast IIPCast. Use quando se pede podcast ou áudio.</w:t>
+            </w:r>
+          </w:p>
+        </w:tc>
+      </w:tr>
+      <w:tr>
+        <w:tc>
+          <w:tcPr>
+            <w:tcW w:type="dxa" w:w="1928"/>
+            <w:vAlign w:val="center"/>
+          </w:tcPr>
+          <w:p>
+            <w:r/>
+            <w:r>
+              <w:rPr>
+                <w:b w:val="0"/>
+                <w:sz w:val="17"/>
+              </w:rPr>
+              <w:t>filmografia</w:t>
+            </w:r>
+          </w:p>
+        </w:tc>
+        <w:tc>
+          <w:tcPr>
+            <w:tcW w:type="dxa" w:w="1361"/>
+            <w:vAlign w:val="center"/>
+          </w:tcPr>
+          <w:p>
+            <w:r/>
+            <w:r>
+              <w:rPr>
+                <w:b w:val="0"/>
+                <w:sz w:val="17"/>
+              </w:rPr>
+              <w:t>midia</w:t>
+            </w:r>
+          </w:p>
+        </w:tc>
+        <w:tc>
+          <w:tcPr>
+            <w:tcW w:type="dxa" w:w="1928"/>
+            <w:vAlign w:val="center"/>
+          </w:tcPr>
+          <w:p>
+            <w:r/>
+            <w:r>
+              <w:rPr>
+                <w:b w:val="0"/>
+                <w:sz w:val="17"/>
+              </w:rPr>
+              <w:t>Filmografia</w:t>
+            </w:r>
+          </w:p>
+        </w:tc>
+        <w:tc>
+          <w:tcPr>
+            <w:tcW w:type="dxa" w:w="4082"/>
+            <w:vAlign w:val="center"/>
+          </w:tcPr>
+          <w:p>
+            <w:r/>
+            <w:r>
+              <w:rPr>
+                <w:b w:val="0"/>
+                <w:sz w:val="17"/>
+              </w:rPr>
+              <w:t>Filmes de cinema comentados pela Conscienciologia, por especialidade. Não confundir com vídeos da CCCI.</w:t>
+            </w:r>
+          </w:p>
+        </w:tc>
+      </w:tr>
+      <w:tr>
+        <w:tc>
+          <w:tcPr>
+            <w:tcW w:type="dxa" w:w="1928"/>
+            <w:vAlign w:val="center"/>
+            <w:shd w:fill="F7F9FC"/>
+          </w:tcPr>
+          <w:p>
+            <w:r/>
+            <w:r>
+              <w:rPr>
+                <w:b w:val="0"/>
+                <w:sz w:val="17"/>
+              </w:rPr>
+              <w:t>tertuliarium</w:t>
+            </w:r>
+          </w:p>
+        </w:tc>
+        <w:tc>
+          <w:tcPr>
+            <w:tcW w:type="dxa" w:w="1361"/>
+            <w:vAlign w:val="center"/>
+            <w:shd w:fill="F7F9FC"/>
+          </w:tcPr>
+          <w:p>
+            <w:r/>
+            <w:r>
+              <w:rPr>
+                <w:b w:val="0"/>
+                <w:sz w:val="17"/>
+              </w:rPr>
+              <w:t>atividades</w:t>
+            </w:r>
+          </w:p>
+        </w:tc>
+        <w:tc>
+          <w:tcPr>
+            <w:tcW w:type="dxa" w:w="1928"/>
+            <w:vAlign w:val="center"/>
+            <w:shd w:fill="F7F9FC"/>
+          </w:tcPr>
+          <w:p>
+            <w:r/>
+            <w:r>
+              <w:rPr>
+                <w:b w:val="0"/>
+                <w:sz w:val="17"/>
+              </w:rPr>
+              <w:t>Tertuliarium</w:t>
+            </w:r>
+          </w:p>
+        </w:tc>
+        <w:tc>
+          <w:tcPr>
+            <w:tcW w:type="dxa" w:w="4082"/>
+            <w:vAlign w:val="center"/>
+            <w:shd w:fill="F7F9FC"/>
+          </w:tcPr>
+          <w:p>
+            <w:r/>
+            <w:r>
+              <w:rPr>
+                <w:b w:val="0"/>
+                <w:sz w:val="17"/>
+              </w:rPr>
+              <w:t>Atividades do Tertuliarium: o que são, horários e como participar. Guarda-chuva das tertúlias.</w:t>
+            </w:r>
+          </w:p>
+        </w:tc>
+      </w:tr>
+      <w:tr>
+        <w:tc>
+          <w:tcPr>
+            <w:tcW w:type="dxa" w:w="1928"/>
+            <w:vAlign w:val="center"/>
+          </w:tcPr>
+          <w:p>
+            <w:r/>
+            <w:r>
+              <w:rPr>
+                <w:b w:val="0"/>
+                <w:sz w:val="17"/>
+              </w:rPr>
+              <w:t>tertulia_matinal</w:t>
+            </w:r>
+          </w:p>
+        </w:tc>
+        <w:tc>
+          <w:tcPr>
+            <w:tcW w:type="dxa" w:w="1361"/>
+            <w:vAlign w:val="center"/>
+          </w:tcPr>
+          <w:p>
+            <w:r/>
+            <w:r>
+              <w:rPr>
+                <w:b w:val="0"/>
+                <w:sz w:val="17"/>
+              </w:rPr>
+              <w:t>atividades</w:t>
+            </w:r>
+          </w:p>
+        </w:tc>
+        <w:tc>
+          <w:tcPr>
+            <w:tcW w:type="dxa" w:w="1928"/>
+            <w:vAlign w:val="center"/>
+          </w:tcPr>
+          <w:p>
+            <w:r/>
+            <w:r>
+              <w:rPr>
+                <w:b w:val="0"/>
+                <w:sz w:val="17"/>
+              </w:rPr>
+              <w:t>Tertúlia Matinal</w:t>
+            </w:r>
+          </w:p>
+        </w:tc>
+        <w:tc>
+          <w:tcPr>
+            <w:tcW w:type="dxa" w:w="4082"/>
+            <w:vAlign w:val="center"/>
+          </w:tcPr>
+          <w:p>
+            <w:r/>
+            <w:r>
+              <w:rPr>
+                <w:b w:val="0"/>
+                <w:sz w:val="17"/>
+              </w:rPr>
+              <w:t>Especificamente a Tertúlia Matinal (domingos): temas e pesquisadores, com papers e vídeos.</w:t>
+            </w:r>
+          </w:p>
+        </w:tc>
+      </w:tr>
+      <w:tr>
+        <w:tc>
+          <w:tcPr>
+            <w:tcW w:type="dxa" w:w="1928"/>
+            <w:vAlign w:val="center"/>
+            <w:shd w:fill="F7F9FC"/>
+          </w:tcPr>
+          <w:p>
+            <w:r/>
+            <w:r>
+              <w:rPr>
+                <w:b w:val="0"/>
+                <w:sz w:val="17"/>
+              </w:rPr>
+              <w:t>circulo_mentalsomatico</w:t>
+            </w:r>
+          </w:p>
+        </w:tc>
+        <w:tc>
+          <w:tcPr>
+            <w:tcW w:type="dxa" w:w="1361"/>
+            <w:vAlign w:val="center"/>
+            <w:shd w:fill="F7F9FC"/>
+          </w:tcPr>
+          <w:p>
+            <w:r/>
+            <w:r>
+              <w:rPr>
+                <w:b w:val="0"/>
+                <w:sz w:val="17"/>
+              </w:rPr>
+              <w:t>atividades</w:t>
+            </w:r>
+          </w:p>
+        </w:tc>
+        <w:tc>
+          <w:tcPr>
+            <w:tcW w:type="dxa" w:w="1928"/>
+            <w:vAlign w:val="center"/>
+            <w:shd w:fill="F7F9FC"/>
+          </w:tcPr>
+          <w:p>
+            <w:r/>
+            <w:r>
+              <w:rPr>
+                <w:b w:val="0"/>
+                <w:sz w:val="17"/>
+              </w:rPr>
+              <w:t>Círculo Mentalsomático</w:t>
+            </w:r>
+          </w:p>
+        </w:tc>
+        <w:tc>
+          <w:tcPr>
+            <w:tcW w:type="dxa" w:w="4082"/>
+            <w:vAlign w:val="center"/>
+            <w:shd w:fill="F7F9FC"/>
+          </w:tcPr>
+          <w:p>
+            <w:r/>
+            <w:r>
+              <w:rPr>
+                <w:b w:val="0"/>
+                <w:sz w:val="17"/>
+              </w:rPr>
+              <w:t>Especificamente o Círculo Mentalsomático (sábados): temas, papers e vídeos.</w:t>
+            </w:r>
+          </w:p>
+        </w:tc>
+      </w:tr>
+      <w:tr>
+        <w:tc>
+          <w:tcPr>
+            <w:tcW w:type="dxa" w:w="1928"/>
+            <w:vAlign w:val="center"/>
+          </w:tcPr>
+          <w:p>
+            <w:r/>
+            <w:r>
+              <w:rPr>
+                <w:b w:val="0"/>
+                <w:sz w:val="17"/>
+              </w:rPr>
+              <w:t>megacons</w:t>
+            </w:r>
+          </w:p>
+        </w:tc>
+        <w:tc>
+          <w:tcPr>
+            <w:tcW w:type="dxa" w:w="1361"/>
+            <w:vAlign w:val="center"/>
+          </w:tcPr>
+          <w:p>
+            <w:r/>
+            <w:r>
+              <w:rPr>
+                <w:b w:val="0"/>
+                <w:sz w:val="17"/>
+              </w:rPr>
+              <w:t>atividades</w:t>
+            </w:r>
+          </w:p>
+        </w:tc>
+        <w:tc>
+          <w:tcPr>
+            <w:tcW w:type="dxa" w:w="1928"/>
+            <w:vAlign w:val="center"/>
+          </w:tcPr>
+          <w:p>
+            <w:r/>
+            <w:r>
+              <w:rPr>
+                <w:b w:val="0"/>
+                <w:sz w:val="17"/>
+              </w:rPr>
+              <w:t>Megacons</w:t>
+            </w:r>
+          </w:p>
+        </w:tc>
+        <w:tc>
+          <w:tcPr>
+            <w:tcW w:type="dxa" w:w="4082"/>
+            <w:vAlign w:val="center"/>
+          </w:tcPr>
+          <w:p>
+            <w:r/>
+            <w:r>
+              <w:rPr>
+                <w:b w:val="0"/>
+                <w:sz w:val="17"/>
+              </w:rPr>
+              <w:t>Grupo de estudos do CEAEC sobre o Léxico de Ortopensatas e o DAC, com a lista de temas.</w:t>
+            </w:r>
+          </w:p>
+        </w:tc>
+      </w:tr>
+      <w:tr>
+        <w:tc>
+          <w:tcPr>
+            <w:tcW w:type="dxa" w:w="1928"/>
+            <w:vAlign w:val="center"/>
+            <w:shd w:fill="F7F9FC"/>
+          </w:tcPr>
+          <w:p>
+            <w:r/>
+            <w:r>
+              <w:rPr>
+                <w:b w:val="0"/>
+                <w:sz w:val="17"/>
+              </w:rPr>
+              <w:t>debates_ceaec</w:t>
+            </w:r>
+          </w:p>
+        </w:tc>
+        <w:tc>
+          <w:tcPr>
+            <w:tcW w:type="dxa" w:w="1361"/>
+            <w:vAlign w:val="center"/>
+            <w:shd w:fill="F7F9FC"/>
+          </w:tcPr>
+          <w:p>
+            <w:r/>
+            <w:r>
+              <w:rPr>
+                <w:b w:val="0"/>
+                <w:sz w:val="17"/>
+              </w:rPr>
+              <w:t>atividades</w:t>
+            </w:r>
+          </w:p>
+        </w:tc>
+        <w:tc>
+          <w:tcPr>
+            <w:tcW w:type="dxa" w:w="1928"/>
+            <w:vAlign w:val="center"/>
+            <w:shd w:fill="F7F9FC"/>
+          </w:tcPr>
+          <w:p>
+            <w:r/>
+            <w:r>
+              <w:rPr>
+                <w:b w:val="0"/>
+                <w:sz w:val="17"/>
+              </w:rPr>
+              <w:t>Debates CEAEC</w:t>
+            </w:r>
+          </w:p>
+        </w:tc>
+        <w:tc>
+          <w:tcPr>
+            <w:tcW w:type="dxa" w:w="4082"/>
+            <w:vAlign w:val="center"/>
+            <w:shd w:fill="F7F9FC"/>
+          </w:tcPr>
+          <w:p>
+            <w:r/>
+            <w:r>
+              <w:rPr>
+                <w:b w:val="0"/>
+                <w:sz w:val="17"/>
+              </w:rPr>
+              <w:t>Temas dos Debates públicos do CEAEC (domingos à tarde).</w:t>
+            </w:r>
+          </w:p>
+        </w:tc>
+      </w:tr>
+      <w:tr>
+        <w:tc>
+          <w:tcPr>
+            <w:tcW w:type="dxa" w:w="1928"/>
+            <w:vAlign w:val="center"/>
+          </w:tcPr>
+          <w:p>
+            <w:r/>
+            <w:r>
+              <w:rPr>
+                <w:b w:val="0"/>
+                <w:sz w:val="17"/>
+              </w:rPr>
+              <w:t>calepino</w:t>
+            </w:r>
+          </w:p>
+        </w:tc>
+        <w:tc>
+          <w:tcPr>
+            <w:tcW w:type="dxa" w:w="1361"/>
+            <w:vAlign w:val="center"/>
+          </w:tcPr>
+          <w:p>
+            <w:r/>
+            <w:r>
+              <w:rPr>
+                <w:b w:val="0"/>
+                <w:sz w:val="17"/>
+              </w:rPr>
+              <w:t>atividades</w:t>
+            </w:r>
+          </w:p>
+        </w:tc>
+        <w:tc>
+          <w:tcPr>
+            <w:tcW w:type="dxa" w:w="1928"/>
+            <w:vAlign w:val="center"/>
+          </w:tcPr>
+          <w:p>
+            <w:r/>
+            <w:r>
+              <w:rPr>
+                <w:b w:val="0"/>
+                <w:sz w:val="17"/>
+              </w:rPr>
+              <w:t>Calepino Conscienciológico</w:t>
+            </w:r>
+          </w:p>
+        </w:tc>
+        <w:tc>
+          <w:tcPr>
+            <w:tcW w:type="dxa" w:w="4082"/>
+            <w:vAlign w:val="center"/>
+          </w:tcPr>
+          <w:p>
+            <w:r/>
+            <w:r>
+              <w:rPr>
+                <w:b w:val="0"/>
+                <w:sz w:val="17"/>
+              </w:rPr>
+              <w:t>Temas do Calepino Conscienciológico (AIEC).</w:t>
+            </w:r>
+          </w:p>
+        </w:tc>
+      </w:tr>
+      <w:tr>
+        <w:tc>
+          <w:tcPr>
+            <w:tcW w:type="dxa" w:w="1928"/>
+            <w:vAlign w:val="center"/>
+            <w:shd w:fill="F7F9FC"/>
+          </w:tcPr>
+          <w:p>
+            <w:r/>
+            <w:r>
+              <w:rPr>
+                <w:b w:val="0"/>
+                <w:sz w:val="17"/>
+              </w:rPr>
+              <w:t>atividades_gratuitas</w:t>
+            </w:r>
+          </w:p>
+        </w:tc>
+        <w:tc>
+          <w:tcPr>
+            <w:tcW w:type="dxa" w:w="1361"/>
+            <w:vAlign w:val="center"/>
+            <w:shd w:fill="F7F9FC"/>
+          </w:tcPr>
+          <w:p>
+            <w:r/>
+            <w:r>
+              <w:rPr>
+                <w:b w:val="0"/>
+                <w:sz w:val="17"/>
+              </w:rPr>
+              <w:t>atividades</w:t>
+            </w:r>
+          </w:p>
+        </w:tc>
+        <w:tc>
+          <w:tcPr>
+            <w:tcW w:type="dxa" w:w="1928"/>
+            <w:vAlign w:val="center"/>
+            <w:shd w:fill="F7F9FC"/>
+          </w:tcPr>
+          <w:p>
+            <w:r/>
+            <w:r>
+              <w:rPr>
+                <w:b w:val="0"/>
+                <w:sz w:val="17"/>
+              </w:rPr>
+              <w:t>Atividades gratuitas</w:t>
+            </w:r>
+          </w:p>
+        </w:tc>
+        <w:tc>
+          <w:tcPr>
+            <w:tcW w:type="dxa" w:w="4082"/>
+            <w:vAlign w:val="center"/>
+            <w:shd w:fill="F7F9FC"/>
+          </w:tcPr>
+          <w:p>
+            <w:r/>
+            <w:r>
+              <w:rPr>
+                <w:b w:val="0"/>
+                <w:sz w:val="17"/>
+              </w:rPr>
+              <w:t>Atividades GRATUITAS das instituições, com dia, horário e link. Use quando se quer participar de algo sem custo.</w:t>
+            </w:r>
+          </w:p>
+        </w:tc>
+      </w:tr>
+      <w:tr>
+        <w:tc>
+          <w:tcPr>
+            <w:tcW w:type="dxa" w:w="1928"/>
+            <w:vAlign w:val="center"/>
+          </w:tcPr>
+          <w:p>
+            <w:r/>
+            <w:r>
+              <w:rPr>
+                <w:b w:val="0"/>
+                <w:sz w:val="17"/>
+              </w:rPr>
+              <w:t>cursos</w:t>
+            </w:r>
+          </w:p>
+        </w:tc>
+        <w:tc>
+          <w:tcPr>
+            <w:tcW w:type="dxa" w:w="1361"/>
+            <w:vAlign w:val="center"/>
+          </w:tcPr>
+          <w:p>
+            <w:r/>
+            <w:r>
+              <w:rPr>
+                <w:b w:val="0"/>
+                <w:sz w:val="17"/>
+              </w:rPr>
+              <w:t>atividades</w:t>
+            </w:r>
+          </w:p>
+        </w:tc>
+        <w:tc>
+          <w:tcPr>
+            <w:tcW w:type="dxa" w:w="1928"/>
+            <w:vAlign w:val="center"/>
+          </w:tcPr>
+          <w:p>
+            <w:r/>
+            <w:r>
+              <w:rPr>
+                <w:b w:val="0"/>
+                <w:sz w:val="17"/>
+              </w:rPr>
+              <w:t>Matriz de cursos</w:t>
+            </w:r>
+          </w:p>
+        </w:tc>
+        <w:tc>
+          <w:tcPr>
+            <w:tcW w:type="dxa" w:w="4082"/>
+            <w:vAlign w:val="center"/>
+          </w:tcPr>
+          <w:p>
+            <w:r/>
+            <w:r>
+              <w:rPr>
+                <w:b w:val="0"/>
+                <w:sz w:val="17"/>
+              </w:rPr>
+              <w:t>Cursos, dinâmicas, preceptorias e assessorias regulares de todas as instituições, com filtro. Use quando se procura um curso.</w:t>
+            </w:r>
+          </w:p>
+        </w:tc>
+      </w:tr>
+      <w:tr>
+        <w:tc>
+          <w:tcPr>
+            <w:tcW w:type="dxa" w:w="1928"/>
+            <w:vAlign w:val="center"/>
+            <w:shd w:fill="F7F9FC"/>
+          </w:tcPr>
+          <w:p>
+            <w:r/>
+            <w:r>
+              <w:rPr>
+                <w:b w:val="0"/>
+                <w:sz w:val="17"/>
+              </w:rPr>
+              <w:t>dinamicas</w:t>
+            </w:r>
+          </w:p>
+        </w:tc>
+        <w:tc>
+          <w:tcPr>
+            <w:tcW w:type="dxa" w:w="1361"/>
+            <w:vAlign w:val="center"/>
+            <w:shd w:fill="F7F9FC"/>
+          </w:tcPr>
+          <w:p>
+            <w:r/>
+            <w:r>
+              <w:rPr>
+                <w:b w:val="0"/>
+                <w:sz w:val="17"/>
+              </w:rPr>
+              <w:t>atividades</w:t>
+            </w:r>
+          </w:p>
+        </w:tc>
+        <w:tc>
+          <w:tcPr>
+            <w:tcW w:type="dxa" w:w="1928"/>
+            <w:vAlign w:val="center"/>
+            <w:shd w:fill="F7F9FC"/>
+          </w:tcPr>
+          <w:p>
+            <w:r/>
+            <w:r>
+              <w:rPr>
+                <w:b w:val="0"/>
+                <w:sz w:val="17"/>
+              </w:rPr>
+              <w:t>Dinâmicas parapsíquicas</w:t>
+            </w:r>
+          </w:p>
+        </w:tc>
+        <w:tc>
+          <w:tcPr>
+            <w:tcW w:type="dxa" w:w="4082"/>
+            <w:vAlign w:val="center"/>
+            <w:shd w:fill="F7F9FC"/>
+          </w:tcPr>
+          <w:p>
+            <w:r/>
+            <w:r>
+              <w:rPr>
+                <w:b w:val="0"/>
+                <w:sz w:val="17"/>
+              </w:rPr>
+              <w:t>O que são as dinâmicas parapsíquicas e o quadro semanal de horários.</w:t>
+            </w:r>
+          </w:p>
+        </w:tc>
+      </w:tr>
+      <w:tr>
+        <w:tc>
+          <w:tcPr>
+            <w:tcW w:type="dxa" w:w="1928"/>
+            <w:vAlign w:val="center"/>
+          </w:tcPr>
+          <w:p>
+            <w:r/>
+            <w:r>
+              <w:rPr>
+                <w:b w:val="0"/>
+                <w:sz w:val="17"/>
+              </w:rPr>
+              <w:t>tenepes_planetaria</w:t>
+            </w:r>
+          </w:p>
+        </w:tc>
+        <w:tc>
+          <w:tcPr>
+            <w:tcW w:type="dxa" w:w="1361"/>
+            <w:vAlign w:val="center"/>
+          </w:tcPr>
+          <w:p>
+            <w:r/>
+            <w:r>
+              <w:rPr>
+                <w:b w:val="0"/>
+                <w:sz w:val="17"/>
+              </w:rPr>
+              <w:t>atividades</w:t>
+            </w:r>
+          </w:p>
+        </w:tc>
+        <w:tc>
+          <w:tcPr>
+            <w:tcW w:type="dxa" w:w="1928"/>
+            <w:vAlign w:val="center"/>
+          </w:tcPr>
+          <w:p>
+            <w:r/>
+            <w:r>
+              <w:rPr>
+                <w:b w:val="0"/>
+                <w:sz w:val="17"/>
+              </w:rPr>
+              <w:t>Tenepes Planetária</w:t>
+            </w:r>
+          </w:p>
+        </w:tc>
+        <w:tc>
+          <w:tcPr>
+            <w:tcW w:type="dxa" w:w="4082"/>
+            <w:vAlign w:val="center"/>
+          </w:tcPr>
+          <w:p>
+            <w:r/>
+            <w:r>
+              <w:rPr>
+                <w:b w:val="0"/>
+                <w:sz w:val="17"/>
+              </w:rPr>
+              <w:t>A dinâmica Tenepes Planetária e o painel de participantes. Não é para explicar a tenepes.</w:t>
+            </w:r>
+          </w:p>
+        </w:tc>
+      </w:tr>
+      <w:tr>
+        <w:tc>
+          <w:tcPr>
+            <w:tcW w:type="dxa" w:w="1928"/>
+            <w:vAlign w:val="center"/>
+            <w:shd w:fill="F7F9FC"/>
+          </w:tcPr>
+          <w:p>
+            <w:r/>
+            <w:r>
+              <w:rPr>
+                <w:b w:val="0"/>
+                <w:sz w:val="17"/>
+              </w:rPr>
+              <w:t>proad</w:t>
+            </w:r>
+          </w:p>
+        </w:tc>
+        <w:tc>
+          <w:tcPr>
+            <w:tcW w:type="dxa" w:w="1361"/>
+            <w:vAlign w:val="center"/>
+            <w:shd w:fill="F7F9FC"/>
+          </w:tcPr>
+          <w:p>
+            <w:r/>
+            <w:r>
+              <w:rPr>
+                <w:b w:val="0"/>
+                <w:sz w:val="17"/>
+              </w:rPr>
+              <w:t>atividades</w:t>
+            </w:r>
+          </w:p>
+        </w:tc>
+        <w:tc>
+          <w:tcPr>
+            <w:tcW w:type="dxa" w:w="1928"/>
+            <w:vAlign w:val="center"/>
+            <w:shd w:fill="F7F9FC"/>
+          </w:tcPr>
+          <w:p>
+            <w:r/>
+            <w:r>
+              <w:rPr>
+                <w:b w:val="0"/>
+                <w:sz w:val="17"/>
+              </w:rPr>
+              <w:t>PROAD</w:t>
+            </w:r>
+          </w:p>
+        </w:tc>
+        <w:tc>
+          <w:tcPr>
+            <w:tcW w:type="dxa" w:w="4082"/>
+            <w:vAlign w:val="center"/>
+            <w:shd w:fill="F7F9FC"/>
+          </w:tcPr>
+          <w:p>
+            <w:r/>
+            <w:r>
+              <w:rPr>
+                <w:b w:val="0"/>
+                <w:sz w:val="17"/>
+              </w:rPr>
+              <w:t>O curso PROAD (Programa de Aceleração da Desperticidade): descrição e estrutura.</w:t>
+            </w:r>
+          </w:p>
+        </w:tc>
+      </w:tr>
+      <w:tr>
+        <w:tc>
+          <w:tcPr>
+            <w:tcW w:type="dxa" w:w="1928"/>
+            <w:vAlign w:val="center"/>
+          </w:tcPr>
+          <w:p>
+            <w:r/>
+            <w:r>
+              <w:rPr>
+                <w:b w:val="0"/>
+                <w:sz w:val="17"/>
+              </w:rPr>
+              <w:t>cognopolis_visita</w:t>
+            </w:r>
+          </w:p>
+        </w:tc>
+        <w:tc>
+          <w:tcPr>
+            <w:tcW w:type="dxa" w:w="1361"/>
+            <w:vAlign w:val="center"/>
+          </w:tcPr>
+          <w:p>
+            <w:r/>
+            <w:r>
+              <w:rPr>
+                <w:b w:val="0"/>
+                <w:sz w:val="17"/>
+              </w:rPr>
+              <w:t>atividades</w:t>
+            </w:r>
+          </w:p>
+        </w:tc>
+        <w:tc>
+          <w:tcPr>
+            <w:tcW w:type="dxa" w:w="1928"/>
+            <w:vAlign w:val="center"/>
+          </w:tcPr>
+          <w:p>
+            <w:r/>
+            <w:r>
+              <w:rPr>
+                <w:b w:val="0"/>
+                <w:sz w:val="17"/>
+              </w:rPr>
+              <w:t>Cognópolis Experience</w:t>
+            </w:r>
+          </w:p>
+        </w:tc>
+        <w:tc>
+          <w:tcPr>
+            <w:tcW w:type="dxa" w:w="4082"/>
+            <w:vAlign w:val="center"/>
+          </w:tcPr>
+          <w:p>
+            <w:r/>
+            <w:r>
+              <w:rPr>
+                <w:b w:val="0"/>
+                <w:sz w:val="17"/>
+              </w:rPr>
+              <w:t>Calendário e receptivo para VISITAR a Cognópolis em Foz do Iguaçu.</w:t>
+            </w:r>
+          </w:p>
+        </w:tc>
+      </w:tr>
+      <w:tr>
+        <w:tc>
+          <w:tcPr>
+            <w:tcW w:type="dxa" w:w="1928"/>
+            <w:vAlign w:val="center"/>
+            <w:shd w:fill="F7F9FC"/>
+          </w:tcPr>
+          <w:p>
+            <w:r/>
+            <w:r>
+              <w:rPr>
+                <w:b w:val="0"/>
+                <w:sz w:val="17"/>
+              </w:rPr>
+              <w:t>livros_catalogo</w:t>
+            </w:r>
+          </w:p>
+        </w:tc>
+        <w:tc>
+          <w:tcPr>
+            <w:tcW w:type="dxa" w:w="1361"/>
+            <w:vAlign w:val="center"/>
+            <w:shd w:fill="F7F9FC"/>
+          </w:tcPr>
+          <w:p>
+            <w:r/>
+            <w:r>
+              <w:rPr>
+                <w:b w:val="0"/>
+                <w:sz w:val="17"/>
+              </w:rPr>
+              <w:t>livros</w:t>
+            </w:r>
+          </w:p>
+        </w:tc>
+        <w:tc>
+          <w:tcPr>
+            <w:tcW w:type="dxa" w:w="1928"/>
+            <w:vAlign w:val="center"/>
+            <w:shd w:fill="F7F9FC"/>
+          </w:tcPr>
+          <w:p>
+            <w:r/>
+            <w:r>
+              <w:rPr>
+                <w:b w:val="0"/>
+                <w:sz w:val="17"/>
+              </w:rPr>
+              <w:t>Catálogo de livros</w:t>
+            </w:r>
+          </w:p>
+        </w:tc>
+        <w:tc>
+          <w:tcPr>
+            <w:tcW w:type="dxa" w:w="4082"/>
+            <w:vAlign w:val="center"/>
+            <w:shd w:fill="F7F9FC"/>
+          </w:tcPr>
+          <w:p>
+            <w:r/>
+            <w:r>
+              <w:rPr>
+                <w:b w:val="0"/>
+                <w:sz w:val="17"/>
+              </w:rPr>
+              <w:t>Que livros conscienciológicos existem, com ano, editora e idiomas. Use para saber quais obras há; não é repositório de leitura nem de download.</w:t>
+            </w:r>
+          </w:p>
+        </w:tc>
+      </w:tr>
+      <w:tr>
+        <w:tc>
+          <w:tcPr>
+            <w:tcW w:type="dxa" w:w="1928"/>
+            <w:vAlign w:val="center"/>
+          </w:tcPr>
+          <w:p>
+            <w:r/>
+            <w:r>
+              <w:rPr>
+                <w:b w:val="0"/>
+                <w:sz w:val="17"/>
+              </w:rPr>
+              <w:t>livros_online</w:t>
+            </w:r>
+          </w:p>
+        </w:tc>
+        <w:tc>
+          <w:tcPr>
+            <w:tcW w:type="dxa" w:w="1361"/>
+            <w:vAlign w:val="center"/>
+          </w:tcPr>
+          <w:p>
+            <w:r/>
+            <w:r>
+              <w:rPr>
+                <w:b w:val="0"/>
+                <w:sz w:val="17"/>
+              </w:rPr>
+              <w:t>livros</w:t>
+            </w:r>
+          </w:p>
+        </w:tc>
+        <w:tc>
+          <w:tcPr>
+            <w:tcW w:type="dxa" w:w="1928"/>
+            <w:vAlign w:val="center"/>
+          </w:tcPr>
+          <w:p>
+            <w:r/>
+            <w:r>
+              <w:rPr>
+                <w:b w:val="0"/>
+                <w:sz w:val="17"/>
+              </w:rPr>
+              <w:t>Livros on-line</w:t>
+            </w:r>
+          </w:p>
+        </w:tc>
+        <w:tc>
+          <w:tcPr>
+            <w:tcW w:type="dxa" w:w="4082"/>
+            <w:vAlign w:val="center"/>
+          </w:tcPr>
+          <w:p>
+            <w:r/>
+            <w:r>
+              <w:rPr>
+                <w:b w:val="0"/>
+                <w:sz w:val="17"/>
+              </w:rPr>
+              <w:t>Livros conscienciológicos em português para LER on-line de graça.</w:t>
+            </w:r>
+          </w:p>
+        </w:tc>
+      </w:tr>
+      <w:tr>
+        <w:tc>
+          <w:tcPr>
+            <w:tcW w:type="dxa" w:w="1928"/>
+            <w:vAlign w:val="center"/>
+            <w:shd w:fill="F7F9FC"/>
+          </w:tcPr>
+          <w:p>
+            <w:r/>
+            <w:r>
+              <w:rPr>
+                <w:b w:val="0"/>
+                <w:sz w:val="17"/>
+              </w:rPr>
+              <w:t>livros_outros_idiomas</w:t>
+            </w:r>
+          </w:p>
+        </w:tc>
+        <w:tc>
+          <w:tcPr>
+            <w:tcW w:type="dxa" w:w="1361"/>
+            <w:vAlign w:val="center"/>
+            <w:shd w:fill="F7F9FC"/>
+          </w:tcPr>
+          <w:p>
+            <w:r/>
+            <w:r>
+              <w:rPr>
+                <w:b w:val="0"/>
+                <w:sz w:val="17"/>
+              </w:rPr>
+              <w:t>livros</w:t>
+            </w:r>
+          </w:p>
+        </w:tc>
+        <w:tc>
+          <w:tcPr>
+            <w:tcW w:type="dxa" w:w="1928"/>
+            <w:vAlign w:val="center"/>
+            <w:shd w:fill="F7F9FC"/>
+          </w:tcPr>
+          <w:p>
+            <w:r/>
+            <w:r>
+              <w:rPr>
+                <w:b w:val="0"/>
+                <w:sz w:val="17"/>
+              </w:rPr>
+              <w:t>Livros em outros idiomas</w:t>
+            </w:r>
+          </w:p>
+        </w:tc>
+        <w:tc>
+          <w:tcPr>
+            <w:tcW w:type="dxa" w:w="4082"/>
+            <w:vAlign w:val="center"/>
+            <w:shd w:fill="F7F9FC"/>
+          </w:tcPr>
+          <w:p>
+            <w:r/>
+            <w:r>
+              <w:rPr>
+                <w:b w:val="0"/>
+                <w:sz w:val="17"/>
+              </w:rPr>
+              <w:t>Livros da Conscienciologia em inglês, espanhol e outros idiomas, com links de leitura.</w:t>
+            </w:r>
+          </w:p>
+        </w:tc>
+      </w:tr>
+      <w:tr>
+        <w:tc>
+          <w:tcPr>
+            <w:tcW w:type="dxa" w:w="1928"/>
+            <w:vAlign w:val="center"/>
+          </w:tcPr>
+          <w:p>
+            <w:r/>
+            <w:r>
+              <w:rPr>
+                <w:b w:val="0"/>
+                <w:sz w:val="17"/>
+              </w:rPr>
+              <w:t>livros_waldo</w:t>
+            </w:r>
+          </w:p>
+        </w:tc>
+        <w:tc>
+          <w:tcPr>
+            <w:tcW w:type="dxa" w:w="1361"/>
+            <w:vAlign w:val="center"/>
+          </w:tcPr>
+          <w:p>
+            <w:r/>
+            <w:r>
+              <w:rPr>
+                <w:b w:val="0"/>
+                <w:sz w:val="17"/>
+              </w:rPr>
+              <w:t>livros</w:t>
+            </w:r>
+          </w:p>
+        </w:tc>
+        <w:tc>
+          <w:tcPr>
+            <w:tcW w:type="dxa" w:w="1928"/>
+            <w:vAlign w:val="center"/>
+          </w:tcPr>
+          <w:p>
+            <w:r/>
+            <w:r>
+              <w:rPr>
+                <w:b w:val="0"/>
+                <w:sz w:val="17"/>
+              </w:rPr>
+              <w:t>Livros de Waldo Vieira</w:t>
+            </w:r>
+          </w:p>
+        </w:tc>
+        <w:tc>
+          <w:tcPr>
+            <w:tcW w:type="dxa" w:w="4082"/>
+            <w:vAlign w:val="center"/>
+          </w:tcPr>
+          <w:p>
+            <w:r/>
+            <w:r>
+              <w:rPr>
+                <w:b w:val="0"/>
+                <w:sz w:val="17"/>
+              </w:rPr>
+              <w:t>Cronologia das obras de Waldo Vieira, com sinopses. Use para saber quais livros ele escreveu e quando.</w:t>
+            </w:r>
+          </w:p>
+        </w:tc>
+      </w:tr>
+      <w:tr>
+        <w:tc>
+          <w:tcPr>
+            <w:tcW w:type="dxa" w:w="1928"/>
+            <w:vAlign w:val="center"/>
+            <w:shd w:fill="F7F9FC"/>
+          </w:tcPr>
+          <w:p>
+            <w:r/>
+            <w:r>
+              <w:rPr>
+                <w:b w:val="0"/>
+                <w:sz w:val="17"/>
+              </w:rPr>
+              <w:t>livros_comprar</w:t>
+            </w:r>
+          </w:p>
+        </w:tc>
+        <w:tc>
+          <w:tcPr>
+            <w:tcW w:type="dxa" w:w="1361"/>
+            <w:vAlign w:val="center"/>
+            <w:shd w:fill="F7F9FC"/>
+          </w:tcPr>
+          <w:p>
+            <w:r/>
+            <w:r>
+              <w:rPr>
+                <w:b w:val="0"/>
+                <w:sz w:val="17"/>
+              </w:rPr>
+              <w:t>livros</w:t>
+            </w:r>
+          </w:p>
+        </w:tc>
+        <w:tc>
+          <w:tcPr>
+            <w:tcW w:type="dxa" w:w="1928"/>
+            <w:vAlign w:val="center"/>
+            <w:shd w:fill="F7F9FC"/>
+          </w:tcPr>
+          <w:p>
+            <w:r/>
+            <w:r>
+              <w:rPr>
+                <w:b w:val="0"/>
+                <w:sz w:val="17"/>
+              </w:rPr>
+              <w:t>EDITARES</w:t>
+            </w:r>
+          </w:p>
+        </w:tc>
+        <w:tc>
+          <w:tcPr>
+            <w:tcW w:type="dxa" w:w="4082"/>
+            <w:vAlign w:val="center"/>
+            <w:shd w:fill="F7F9FC"/>
+          </w:tcPr>
+          <w:p>
+            <w:r/>
+            <w:r>
+              <w:rPr>
+                <w:b w:val="0"/>
+                <w:sz w:val="17"/>
+              </w:rPr>
+              <w:t>Livraria. Use somente quando se quer COMPRAR um livro.</w:t>
+            </w:r>
+          </w:p>
+        </w:tc>
+      </w:tr>
+      <w:tr>
+        <w:tc>
+          <w:tcPr>
+            <w:tcW w:type="dxa" w:w="1928"/>
+            <w:vAlign w:val="center"/>
+          </w:tcPr>
+          <w:p>
+            <w:r/>
+            <w:r>
+              <w:rPr>
+                <w:b w:val="0"/>
+                <w:sz w:val="17"/>
+              </w:rPr>
+              <w:t>autores_livros</w:t>
+            </w:r>
+          </w:p>
+        </w:tc>
+        <w:tc>
+          <w:tcPr>
+            <w:tcW w:type="dxa" w:w="1361"/>
+            <w:vAlign w:val="center"/>
+          </w:tcPr>
+          <w:p>
+            <w:r/>
+            <w:r>
+              <w:rPr>
+                <w:b w:val="0"/>
+                <w:sz w:val="17"/>
+              </w:rPr>
+              <w:t>livros</w:t>
+            </w:r>
+          </w:p>
+        </w:tc>
+        <w:tc>
+          <w:tcPr>
+            <w:tcW w:type="dxa" w:w="1928"/>
+            <w:vAlign w:val="center"/>
+          </w:tcPr>
+          <w:p>
+            <w:r/>
+            <w:r>
+              <w:rPr>
+                <w:b w:val="0"/>
+                <w:sz w:val="17"/>
+              </w:rPr>
+              <w:t>Autores de livros</w:t>
+            </w:r>
+          </w:p>
+        </w:tc>
+        <w:tc>
+          <w:tcPr>
+            <w:tcW w:type="dxa" w:w="4082"/>
+            <w:vAlign w:val="center"/>
+          </w:tcPr>
+          <w:p>
+            <w:r/>
+            <w:r>
+              <w:rPr>
+                <w:b w:val="0"/>
+                <w:sz w:val="17"/>
+              </w:rPr>
+              <w:t>Quem escreveu quais livros conscienciológicos. Use para autoria de livros, não para o conteúdo da obra.</w:t>
+            </w:r>
+          </w:p>
+        </w:tc>
+      </w:tr>
+      <w:tr>
+        <w:tc>
+          <w:tcPr>
+            <w:tcW w:type="dxa" w:w="1928"/>
+            <w:vAlign w:val="center"/>
+            <w:shd w:fill="F7F9FC"/>
+          </w:tcPr>
+          <w:p>
+            <w:r/>
+            <w:r>
+              <w:rPr>
+                <w:b w:val="0"/>
+                <w:sz w:val="17"/>
+              </w:rPr>
+              <w:t>autorandos</w:t>
+            </w:r>
+          </w:p>
+        </w:tc>
+        <w:tc>
+          <w:tcPr>
+            <w:tcW w:type="dxa" w:w="1361"/>
+            <w:vAlign w:val="center"/>
+            <w:shd w:fill="F7F9FC"/>
+          </w:tcPr>
+          <w:p>
+            <w:r/>
+            <w:r>
+              <w:rPr>
+                <w:b w:val="0"/>
+                <w:sz w:val="17"/>
+              </w:rPr>
+              <w:t>livros</w:t>
+            </w:r>
+          </w:p>
+        </w:tc>
+        <w:tc>
+          <w:tcPr>
+            <w:tcW w:type="dxa" w:w="1928"/>
+            <w:vAlign w:val="center"/>
+            <w:shd w:fill="F7F9FC"/>
+          </w:tcPr>
+          <w:p>
+            <w:r/>
+            <w:r>
+              <w:rPr>
+                <w:b w:val="0"/>
+                <w:sz w:val="17"/>
+              </w:rPr>
+              <w:t>Autorandos</w:t>
+            </w:r>
+          </w:p>
+        </w:tc>
+        <w:tc>
+          <w:tcPr>
+            <w:tcW w:type="dxa" w:w="4082"/>
+            <w:vAlign w:val="center"/>
+            <w:shd w:fill="F7F9FC"/>
+          </w:tcPr>
+          <w:p>
+            <w:r/>
+            <w:r>
+              <w:rPr>
+                <w:b w:val="0"/>
+                <w:sz w:val="17"/>
+              </w:rPr>
+              <w:t>Livros em ESCRITA: quem está escrevendo sobre qual tema.</w:t>
+            </w:r>
+          </w:p>
+        </w:tc>
+      </w:tr>
+      <w:tr>
+        <w:tc>
+          <w:tcPr>
+            <w:tcW w:type="dxa" w:w="1928"/>
+            <w:vAlign w:val="center"/>
+          </w:tcPr>
+          <w:p>
+            <w:r/>
+            <w:r>
+              <w:rPr>
+                <w:b w:val="0"/>
+                <w:sz w:val="17"/>
+              </w:rPr>
+              <w:t>producao_autor</w:t>
+            </w:r>
+          </w:p>
+        </w:tc>
+        <w:tc>
+          <w:tcPr>
+            <w:tcW w:type="dxa" w:w="1361"/>
+            <w:vAlign w:val="center"/>
+          </w:tcPr>
+          <w:p>
+            <w:r/>
+            <w:r>
+              <w:rPr>
+                <w:b w:val="0"/>
+                <w:sz w:val="17"/>
+              </w:rPr>
+              <w:t>livros</w:t>
+            </w:r>
+          </w:p>
+        </w:tc>
+        <w:tc>
+          <w:tcPr>
+            <w:tcW w:type="dxa" w:w="1928"/>
+            <w:vAlign w:val="center"/>
+          </w:tcPr>
+          <w:p>
+            <w:r/>
+            <w:r>
+              <w:rPr>
+                <w:b w:val="0"/>
+                <w:sz w:val="17"/>
+              </w:rPr>
+              <w:t>Produção por autor</w:t>
+            </w:r>
+          </w:p>
+        </w:tc>
+        <w:tc>
+          <w:tcPr>
+            <w:tcW w:type="dxa" w:w="4082"/>
+            <w:vAlign w:val="center"/>
+          </w:tcPr>
+          <w:p>
+            <w:r/>
+            <w:r>
+              <w:rPr>
+                <w:b w:val="0"/>
+                <w:sz w:val="17"/>
+              </w:rPr>
+              <w:t>Painel com toda a produção bibliográfica de um autor (livros, artigos, verbetes).</w:t>
+            </w:r>
+          </w:p>
+        </w:tc>
+      </w:tr>
+      <w:tr>
+        <w:tc>
+          <w:tcPr>
+            <w:tcW w:type="dxa" w:w="1928"/>
+            <w:vAlign w:val="center"/>
+            <w:shd w:fill="F7F9FC"/>
+          </w:tcPr>
+          <w:p>
+            <w:r/>
+            <w:r>
+              <w:rPr>
+                <w:b w:val="0"/>
+                <w:sz w:val="17"/>
+              </w:rPr>
+              <w:t>conscienciograma</w:t>
+            </w:r>
+          </w:p>
+        </w:tc>
+        <w:tc>
+          <w:tcPr>
+            <w:tcW w:type="dxa" w:w="1361"/>
+            <w:vAlign w:val="center"/>
+            <w:shd w:fill="F7F9FC"/>
+          </w:tcPr>
+          <w:p>
+            <w:r/>
+            <w:r>
+              <w:rPr>
+                <w:b w:val="0"/>
+                <w:sz w:val="17"/>
+              </w:rPr>
+              <w:t>livros</w:t>
+            </w:r>
+          </w:p>
+        </w:tc>
+        <w:tc>
+          <w:tcPr>
+            <w:tcW w:type="dxa" w:w="1928"/>
+            <w:vAlign w:val="center"/>
+            <w:shd w:fill="F7F9FC"/>
+          </w:tcPr>
+          <w:p>
+            <w:r/>
+            <w:r>
+              <w:rPr>
+                <w:b w:val="0"/>
+                <w:sz w:val="17"/>
+              </w:rPr>
+              <w:t>Conscienciograma</w:t>
+            </w:r>
+          </w:p>
+        </w:tc>
+        <w:tc>
+          <w:tcPr>
+            <w:tcW w:type="dxa" w:w="4082"/>
+            <w:vAlign w:val="center"/>
+            <w:shd w:fill="F7F9FC"/>
+          </w:tcPr>
+          <w:p>
+            <w:r/>
+            <w:r>
+              <w:rPr>
+                <w:b w:val="0"/>
+                <w:sz w:val="17"/>
+              </w:rPr>
+              <w:t>O livro Conscienciograma em texto integral, para ler ou fazer a autoavaliação. Para BUSCAR um termo nele use search_conscienciograma.</w:t>
+            </w:r>
+          </w:p>
+        </w:tc>
+      </w:tr>
+      <w:tr>
+        <w:tc>
+          <w:tcPr>
+            <w:tcW w:type="dxa" w:w="1928"/>
+            <w:vAlign w:val="center"/>
+          </w:tcPr>
+          <w:p>
+            <w:r/>
+            <w:r>
+              <w:rPr>
+                <w:b w:val="0"/>
+                <w:sz w:val="17"/>
+              </w:rPr>
+              <w:t>revistas</w:t>
+            </w:r>
+          </w:p>
+        </w:tc>
+        <w:tc>
+          <w:tcPr>
+            <w:tcW w:type="dxa" w:w="1361"/>
+            <w:vAlign w:val="center"/>
+          </w:tcPr>
+          <w:p>
+            <w:r/>
+            <w:r>
+              <w:rPr>
+                <w:b w:val="0"/>
+                <w:sz w:val="17"/>
+              </w:rPr>
+              <w:t>publicacoes</w:t>
+            </w:r>
+          </w:p>
+        </w:tc>
+        <w:tc>
+          <w:tcPr>
+            <w:tcW w:type="dxa" w:w="1928"/>
+            <w:vAlign w:val="center"/>
+          </w:tcPr>
+          <w:p>
+            <w:r/>
+            <w:r>
+              <w:rPr>
+                <w:b w:val="0"/>
+                <w:sz w:val="17"/>
+              </w:rPr>
+              <w:t>Revistas científicas</w:t>
+            </w:r>
+          </w:p>
+        </w:tc>
+        <w:tc>
+          <w:tcPr>
+            <w:tcW w:type="dxa" w:w="4082"/>
+            <w:vAlign w:val="center"/>
+          </w:tcPr>
+          <w:p>
+            <w:r/>
+            <w:r>
+              <w:rPr>
+                <w:b w:val="0"/>
+                <w:sz w:val="17"/>
+              </w:rPr>
+              <w:t>Panorama das revistas científicas da CCCI, com uma página por revista. Para LER ou buscar artigo, prefira o recurso periodicos.</w:t>
+            </w:r>
+          </w:p>
+        </w:tc>
+      </w:tr>
+      <w:tr>
+        <w:tc>
+          <w:tcPr>
+            <w:tcW w:type="dxa" w:w="1928"/>
+            <w:vAlign w:val="center"/>
+            <w:shd w:fill="F7F9FC"/>
+          </w:tcPr>
+          <w:p>
+            <w:r/>
+            <w:r>
+              <w:rPr>
+                <w:b w:val="0"/>
+                <w:sz w:val="17"/>
+              </w:rPr>
+              <w:t>publicacoes_ccci</w:t>
+            </w:r>
+          </w:p>
+        </w:tc>
+        <w:tc>
+          <w:tcPr>
+            <w:tcW w:type="dxa" w:w="1361"/>
+            <w:vAlign w:val="center"/>
+            <w:shd w:fill="F7F9FC"/>
+          </w:tcPr>
+          <w:p>
+            <w:r/>
+            <w:r>
+              <w:rPr>
+                <w:b w:val="0"/>
+                <w:sz w:val="17"/>
+              </w:rPr>
+              <w:t>publicacoes</w:t>
+            </w:r>
+          </w:p>
+        </w:tc>
+        <w:tc>
+          <w:tcPr>
+            <w:tcW w:type="dxa" w:w="1928"/>
+            <w:vAlign w:val="center"/>
+            <w:shd w:fill="F7F9FC"/>
+          </w:tcPr>
+          <w:p>
+            <w:r/>
+            <w:r>
+              <w:rPr>
+                <w:b w:val="0"/>
+                <w:sz w:val="17"/>
+              </w:rPr>
+              <w:t>Publicações CCCI</w:t>
+            </w:r>
+          </w:p>
+        </w:tc>
+        <w:tc>
+          <w:tcPr>
+            <w:tcW w:type="dxa" w:w="4082"/>
+            <w:vAlign w:val="center"/>
+            <w:shd w:fill="F7F9FC"/>
+          </w:tcPr>
+          <w:p>
+            <w:r/>
+            <w:r>
+              <w:rPr>
+                <w:b w:val="0"/>
+                <w:sz w:val="17"/>
+              </w:rPr>
+              <w:t>Banco de mais de 15 mil publicações da CCCI, pesquisável por autor, tema e tipo.</w:t>
+            </w:r>
+          </w:p>
+        </w:tc>
+      </w:tr>
+      <w:tr>
+        <w:tc>
+          <w:tcPr>
+            <w:tcW w:type="dxa" w:w="1928"/>
+            <w:vAlign w:val="center"/>
+          </w:tcPr>
+          <w:p>
+            <w:r/>
+            <w:r>
+              <w:rPr>
+                <w:b w:val="0"/>
+                <w:sz w:val="17"/>
+              </w:rPr>
+              <w:t>artigos_academicos</w:t>
+            </w:r>
+          </w:p>
+        </w:tc>
+        <w:tc>
+          <w:tcPr>
+            <w:tcW w:type="dxa" w:w="1361"/>
+            <w:vAlign w:val="center"/>
+          </w:tcPr>
+          <w:p>
+            <w:r/>
+            <w:r>
+              <w:rPr>
+                <w:b w:val="0"/>
+                <w:sz w:val="17"/>
+              </w:rPr>
+              <w:t>publicacoes</w:t>
+            </w:r>
+          </w:p>
+        </w:tc>
+        <w:tc>
+          <w:tcPr>
+            <w:tcW w:type="dxa" w:w="1928"/>
+            <w:vAlign w:val="center"/>
+          </w:tcPr>
+          <w:p>
+            <w:r/>
+            <w:r>
+              <w:rPr>
+                <w:b w:val="0"/>
+                <w:sz w:val="17"/>
+              </w:rPr>
+              <w:t>Artigos acadêmicos</w:t>
+            </w:r>
+          </w:p>
+        </w:tc>
+        <w:tc>
+          <w:tcPr>
+            <w:tcW w:type="dxa" w:w="4082"/>
+            <w:vAlign w:val="center"/>
+          </w:tcPr>
+          <w:p>
+            <w:r/>
+            <w:r>
+              <w:rPr>
+                <w:b w:val="0"/>
+                <w:sz w:val="17"/>
+              </w:rPr>
+              <w:t>Teses, dissertações e artigos acadêmicos externos sobre a Conscienciologia.</w:t>
+            </w:r>
+          </w:p>
+        </w:tc>
+      </w:tr>
+      <w:tr>
+        <w:tc>
+          <w:tcPr>
+            <w:tcW w:type="dxa" w:w="1928"/>
+            <w:vAlign w:val="center"/>
+            <w:shd w:fill="F7F9FC"/>
+          </w:tcPr>
+          <w:p>
+            <w:r/>
+            <w:r>
+              <w:rPr>
+                <w:b w:val="0"/>
+                <w:sz w:val="17"/>
+              </w:rPr>
+              <w:t>verbetes_defendidos</w:t>
+            </w:r>
+          </w:p>
+        </w:tc>
+        <w:tc>
+          <w:tcPr>
+            <w:tcW w:type="dxa" w:w="1361"/>
+            <w:vAlign w:val="center"/>
+            <w:shd w:fill="F7F9FC"/>
+          </w:tcPr>
+          <w:p>
+            <w:r/>
+            <w:r>
+              <w:rPr>
+                <w:b w:val="0"/>
+                <w:sz w:val="17"/>
+              </w:rPr>
+              <w:t>verbetes</w:t>
+            </w:r>
+          </w:p>
+        </w:tc>
+        <w:tc>
+          <w:tcPr>
+            <w:tcW w:type="dxa" w:w="1928"/>
+            <w:vAlign w:val="center"/>
+            <w:shd w:fill="F7F9FC"/>
+          </w:tcPr>
+          <w:p>
+            <w:r/>
+            <w:r>
+              <w:rPr>
+                <w:b w:val="0"/>
+                <w:sz w:val="17"/>
+              </w:rPr>
+              <w:t>Verbetes defendidos</w:t>
+            </w:r>
+          </w:p>
+        </w:tc>
+        <w:tc>
+          <w:tcPr>
+            <w:tcW w:type="dxa" w:w="4082"/>
+            <w:vAlign w:val="center"/>
+            <w:shd w:fill="F7F9FC"/>
+          </w:tcPr>
+          <w:p>
+            <w:r/>
+            <w:r>
+              <w:rPr>
+                <w:b w:val="0"/>
+                <w:sz w:val="17"/>
+              </w:rPr>
+              <w:t>Listagem dos verbetes já defendidos. Para quem PRODUZ verbete; nunca para consultar o conteúdo de um verbete.</w:t>
+            </w:r>
+          </w:p>
+        </w:tc>
+      </w:tr>
+      <w:tr>
+        <w:tc>
+          <w:tcPr>
+            <w:tcW w:type="dxa" w:w="1928"/>
+            <w:vAlign w:val="center"/>
+          </w:tcPr>
+          <w:p>
+            <w:r/>
+            <w:r>
+              <w:rPr>
+                <w:b w:val="0"/>
+                <w:sz w:val="17"/>
+              </w:rPr>
+              <w:t>verbetes_andamento</w:t>
+            </w:r>
+          </w:p>
+        </w:tc>
+        <w:tc>
+          <w:tcPr>
+            <w:tcW w:type="dxa" w:w="1361"/>
+            <w:vAlign w:val="center"/>
+          </w:tcPr>
+          <w:p>
+            <w:r/>
+            <w:r>
+              <w:rPr>
+                <w:b w:val="0"/>
+                <w:sz w:val="17"/>
+              </w:rPr>
+              <w:t>verbetes</w:t>
+            </w:r>
+          </w:p>
+        </w:tc>
+        <w:tc>
+          <w:tcPr>
+            <w:tcW w:type="dxa" w:w="1928"/>
+            <w:vAlign w:val="center"/>
+          </w:tcPr>
+          <w:p>
+            <w:r/>
+            <w:r>
+              <w:rPr>
+                <w:b w:val="0"/>
+                <w:sz w:val="17"/>
+              </w:rPr>
+              <w:t>Verbetes em andamento</w:t>
+            </w:r>
+          </w:p>
+        </w:tc>
+        <w:tc>
+          <w:tcPr>
+            <w:tcW w:type="dxa" w:w="4082"/>
+            <w:vAlign w:val="center"/>
+          </w:tcPr>
+          <w:p>
+            <w:r/>
+            <w:r>
+              <w:rPr>
+                <w:b w:val="0"/>
+                <w:sz w:val="17"/>
+              </w:rPr>
+              <w:t>Títulos de verbete reservados. Para quem PRODUZ verbete e quer saber se um título já está sendo escrito.</w:t>
+            </w:r>
+          </w:p>
+        </w:tc>
+      </w:tr>
+      <w:tr>
+        <w:tc>
+          <w:tcPr>
+            <w:tcW w:type="dxa" w:w="1928"/>
+            <w:vAlign w:val="center"/>
+            <w:shd w:fill="F7F9FC"/>
+          </w:tcPr>
+          <w:p>
+            <w:r/>
+            <w:r>
+              <w:rPr>
+                <w:b w:val="0"/>
+                <w:sz w:val="17"/>
+              </w:rPr>
+              <w:t>verbetoteca</w:t>
+            </w:r>
+          </w:p>
+        </w:tc>
+        <w:tc>
+          <w:tcPr>
+            <w:tcW w:type="dxa" w:w="1361"/>
+            <w:vAlign w:val="center"/>
+            <w:shd w:fill="F7F9FC"/>
+          </w:tcPr>
+          <w:p>
+            <w:r/>
+            <w:r>
+              <w:rPr>
+                <w:b w:val="0"/>
+                <w:sz w:val="17"/>
+              </w:rPr>
+              <w:t>verbetes</w:t>
+            </w:r>
+          </w:p>
+        </w:tc>
+        <w:tc>
+          <w:tcPr>
+            <w:tcW w:type="dxa" w:w="1928"/>
+            <w:vAlign w:val="center"/>
+            <w:shd w:fill="F7F9FC"/>
+          </w:tcPr>
+          <w:p>
+            <w:r/>
+            <w:r>
+              <w:rPr>
+                <w:b w:val="0"/>
+                <w:sz w:val="17"/>
+              </w:rPr>
+              <w:t>Verbetoteca</w:t>
+            </w:r>
+          </w:p>
+        </w:tc>
+        <w:tc>
+          <w:tcPr>
+            <w:tcW w:type="dxa" w:w="4082"/>
+            <w:vAlign w:val="center"/>
+            <w:shd w:fill="F7F9FC"/>
+          </w:tcPr>
+          <w:p>
+            <w:r/>
+            <w:r>
+              <w:rPr>
+                <w:b w:val="0"/>
+                <w:sz w:val="17"/>
+              </w:rPr>
+              <w:t>Navegação institucional da Verbetoteca. Para consultar o conteúdo de um verbete use search_verbete. Nunca sugerir junto com search_verbete (preferir search_verbete).</w:t>
+            </w:r>
+          </w:p>
+        </w:tc>
+      </w:tr>
+      <w:tr>
+        <w:tc>
+          <w:tcPr>
+            <w:tcW w:type="dxa" w:w="1928"/>
+            <w:vAlign w:val="center"/>
+          </w:tcPr>
+          <w:p>
+            <w:r/>
+            <w:r>
+              <w:rPr>
+                <w:b w:val="0"/>
+                <w:sz w:val="17"/>
+              </w:rPr>
+              <w:t>verbetes_waldo</w:t>
+            </w:r>
+          </w:p>
+        </w:tc>
+        <w:tc>
+          <w:tcPr>
+            <w:tcW w:type="dxa" w:w="1361"/>
+            <w:vAlign w:val="center"/>
+          </w:tcPr>
+          <w:p>
+            <w:r/>
+            <w:r>
+              <w:rPr>
+                <w:b w:val="0"/>
+                <w:sz w:val="17"/>
+              </w:rPr>
+              <w:t>verbetes</w:t>
+            </w:r>
+          </w:p>
+        </w:tc>
+        <w:tc>
+          <w:tcPr>
+            <w:tcW w:type="dxa" w:w="1928"/>
+            <w:vAlign w:val="center"/>
+          </w:tcPr>
+          <w:p>
+            <w:r/>
+            <w:r>
+              <w:rPr>
+                <w:b w:val="0"/>
+                <w:sz w:val="17"/>
+              </w:rPr>
+              <w:t>Verbetes de Waldo Vieira</w:t>
+            </w:r>
+          </w:p>
+        </w:tc>
+        <w:tc>
+          <w:tcPr>
+            <w:tcW w:type="dxa" w:w="4082"/>
+            <w:vAlign w:val="center"/>
+          </w:tcPr>
+          <w:p>
+            <w:r/>
+            <w:r>
+              <w:rPr>
+                <w:b w:val="0"/>
+                <w:sz w:val="17"/>
+              </w:rPr>
+              <w:t>Os 2.019 verbetes escritos por Waldo Vieira, pela ordem e número da tertúlia.</w:t>
+            </w:r>
+          </w:p>
+        </w:tc>
+      </w:tr>
+      <w:tr>
+        <w:tc>
+          <w:tcPr>
+            <w:tcW w:type="dxa" w:w="1928"/>
+            <w:vAlign w:val="center"/>
+            <w:shd w:fill="F7F9FC"/>
+          </w:tcPr>
+          <w:p>
+            <w:r/>
+            <w:r>
+              <w:rPr>
+                <w:b w:val="0"/>
+                <w:sz w:val="17"/>
+              </w:rPr>
+              <w:t>remissiologia</w:t>
+            </w:r>
+          </w:p>
+        </w:tc>
+        <w:tc>
+          <w:tcPr>
+            <w:tcW w:type="dxa" w:w="1361"/>
+            <w:vAlign w:val="center"/>
+            <w:shd w:fill="F7F9FC"/>
+          </w:tcPr>
+          <w:p>
+            <w:r/>
+            <w:r>
+              <w:rPr>
+                <w:b w:val="0"/>
+                <w:sz w:val="17"/>
+              </w:rPr>
+              <w:t>verbetes</w:t>
+            </w:r>
+          </w:p>
+        </w:tc>
+        <w:tc>
+          <w:tcPr>
+            <w:tcW w:type="dxa" w:w="1928"/>
+            <w:vAlign w:val="center"/>
+            <w:shd w:fill="F7F9FC"/>
+          </w:tcPr>
+          <w:p>
+            <w:r/>
+            <w:r>
+              <w:rPr>
+                <w:b w:val="0"/>
+                <w:sz w:val="17"/>
+              </w:rPr>
+              <w:t>Cosmovisão Remissiológica</w:t>
+            </w:r>
+          </w:p>
+        </w:tc>
+        <w:tc>
+          <w:tcPr>
+            <w:tcW w:type="dxa" w:w="4082"/>
+            <w:vAlign w:val="center"/>
+            <w:shd w:fill="F7F9FC"/>
+          </w:tcPr>
+          <w:p>
+            <w:r/>
+            <w:r>
+              <w:rPr>
+                <w:b w:val="0"/>
+                <w:sz w:val="17"/>
+              </w:rPr>
+              <w:t>Verbetes RELACIONADOS a um tema ou verbete (remissões). Use quando se quer ampliar a leitura para verbetes vizinhos.</w:t>
+            </w:r>
+          </w:p>
+        </w:tc>
+      </w:tr>
+      <w:tr>
+        <w:tc>
+          <w:tcPr>
+            <w:tcW w:type="dxa" w:w="1928"/>
+            <w:vAlign w:val="center"/>
+          </w:tcPr>
+          <w:p>
+            <w:r/>
+            <w:r>
+              <w:rPr>
+                <w:b w:val="0"/>
+                <w:sz w:val="17"/>
+              </w:rPr>
+              <w:t>ranking_verbetografos</w:t>
+            </w:r>
+          </w:p>
+        </w:tc>
+        <w:tc>
+          <w:tcPr>
+            <w:tcW w:type="dxa" w:w="1361"/>
+            <w:vAlign w:val="center"/>
+          </w:tcPr>
+          <w:p>
+            <w:r/>
+            <w:r>
+              <w:rPr>
+                <w:b w:val="0"/>
+                <w:sz w:val="17"/>
+              </w:rPr>
+              <w:t>verbetes</w:t>
+            </w:r>
+          </w:p>
+        </w:tc>
+        <w:tc>
+          <w:tcPr>
+            <w:tcW w:type="dxa" w:w="1928"/>
+            <w:vAlign w:val="center"/>
+          </w:tcPr>
+          <w:p>
+            <w:r/>
+            <w:r>
+              <w:rPr>
+                <w:b w:val="0"/>
+                <w:sz w:val="17"/>
+              </w:rPr>
+              <w:t>Ranking de verbetógrafos</w:t>
+            </w:r>
+          </w:p>
+        </w:tc>
+        <w:tc>
+          <w:tcPr>
+            <w:tcW w:type="dxa" w:w="4082"/>
+            <w:vAlign w:val="center"/>
+          </w:tcPr>
+          <w:p>
+            <w:r/>
+            <w:r>
+              <w:rPr>
+                <w:b w:val="0"/>
+                <w:sz w:val="17"/>
+              </w:rPr>
+              <w:t>Quantos verbetes cada autor escreveu; quem mais escreveu.</w:t>
+            </w:r>
+          </w:p>
+        </w:tc>
+      </w:tr>
+      <w:tr>
+        <w:tc>
+          <w:tcPr>
+            <w:tcW w:type="dxa" w:w="1928"/>
+            <w:vAlign w:val="center"/>
+            <w:shd w:fill="F7F9FC"/>
+          </w:tcPr>
+          <w:p>
+            <w:r/>
+            <w:r>
+              <w:rPr>
+                <w:b w:val="0"/>
+                <w:sz w:val="17"/>
+              </w:rPr>
+              <w:t>holociclo</w:t>
+            </w:r>
+          </w:p>
+        </w:tc>
+        <w:tc>
+          <w:tcPr>
+            <w:tcW w:type="dxa" w:w="1361"/>
+            <w:vAlign w:val="center"/>
+            <w:shd w:fill="F7F9FC"/>
+          </w:tcPr>
+          <w:p>
+            <w:r/>
+            <w:r>
+              <w:rPr>
+                <w:b w:val="0"/>
+                <w:sz w:val="17"/>
+              </w:rPr>
+              <w:t>verbetes</w:t>
+            </w:r>
+          </w:p>
+        </w:tc>
+        <w:tc>
+          <w:tcPr>
+            <w:tcW w:type="dxa" w:w="1928"/>
+            <w:vAlign w:val="center"/>
+            <w:shd w:fill="F7F9FC"/>
+          </w:tcPr>
+          <w:p>
+            <w:r/>
+            <w:r>
+              <w:rPr>
+                <w:b w:val="0"/>
+                <w:sz w:val="17"/>
+              </w:rPr>
+              <w:t>Holociclo</w:t>
+            </w:r>
+          </w:p>
+        </w:tc>
+        <w:tc>
+          <w:tcPr>
+            <w:tcW w:type="dxa" w:w="4082"/>
+            <w:vAlign w:val="center"/>
+            <w:shd w:fill="F7F9FC"/>
+          </w:tcPr>
+          <w:p>
+            <w:r/>
+            <w:r>
+              <w:rPr>
+                <w:b w:val="0"/>
+                <w:sz w:val="17"/>
+              </w:rPr>
+              <w:t>História do Holociclo, o laboratório de enciclopedismo do CEAEC.</w:t>
+            </w:r>
+          </w:p>
+        </w:tc>
+      </w:tr>
+      <w:tr>
+        <w:tc>
+          <w:tcPr>
+            <w:tcW w:type="dxa" w:w="1928"/>
+            <w:vAlign w:val="center"/>
+          </w:tcPr>
+          <w:p>
+            <w:r/>
+            <w:r>
+              <w:rPr>
+                <w:b w:val="0"/>
+                <w:sz w:val="17"/>
+              </w:rPr>
+              <w:t>glossario</w:t>
+            </w:r>
+          </w:p>
+        </w:tc>
+        <w:tc>
+          <w:tcPr>
+            <w:tcW w:type="dxa" w:w="1361"/>
+            <w:vAlign w:val="center"/>
+          </w:tcPr>
+          <w:p>
+            <w:r/>
+            <w:r>
+              <w:rPr>
+                <w:b w:val="0"/>
+                <w:sz w:val="17"/>
+              </w:rPr>
+              <w:t>referencia</w:t>
+            </w:r>
+          </w:p>
+        </w:tc>
+        <w:tc>
+          <w:tcPr>
+            <w:tcW w:type="dxa" w:w="1928"/>
+            <w:vAlign w:val="center"/>
+          </w:tcPr>
+          <w:p>
+            <w:r/>
+            <w:r>
+              <w:rPr>
+                <w:b w:val="0"/>
+                <w:sz w:val="17"/>
+              </w:rPr>
+              <w:t>Glossário multilíngue</w:t>
+            </w:r>
+          </w:p>
+        </w:tc>
+        <w:tc>
+          <w:tcPr>
+            <w:tcW w:type="dxa" w:w="4082"/>
+            <w:vAlign w:val="center"/>
+          </w:tcPr>
+          <w:p>
+            <w:r/>
+            <w:r>
+              <w:rPr>
+                <w:b w:val="0"/>
+                <w:sz w:val="17"/>
+              </w:rPr>
+              <w:t>Glossário da Conscienciologia em português, inglês, espanhol e alemão. Use para TRADUZIR um termo conscienciológico.</w:t>
+            </w:r>
+          </w:p>
+        </w:tc>
+      </w:tr>
+      <w:tr>
+        <w:tc>
+          <w:tcPr>
+            <w:tcW w:type="dxa" w:w="1928"/>
+            <w:vAlign w:val="center"/>
+            <w:shd w:fill="F7F9FC"/>
+          </w:tcPr>
+          <w:p>
+            <w:r/>
+            <w:r>
+              <w:rPr>
+                <w:b w:val="0"/>
+                <w:sz w:val="17"/>
+              </w:rPr>
+              <w:t>neologismos</w:t>
+            </w:r>
+          </w:p>
+        </w:tc>
+        <w:tc>
+          <w:tcPr>
+            <w:tcW w:type="dxa" w:w="1361"/>
+            <w:vAlign w:val="center"/>
+            <w:shd w:fill="F7F9FC"/>
+          </w:tcPr>
+          <w:p>
+            <w:r/>
+            <w:r>
+              <w:rPr>
+                <w:b w:val="0"/>
+                <w:sz w:val="17"/>
+              </w:rPr>
+              <w:t>referencia</w:t>
+            </w:r>
+          </w:p>
+        </w:tc>
+        <w:tc>
+          <w:tcPr>
+            <w:tcW w:type="dxa" w:w="1928"/>
+            <w:vAlign w:val="center"/>
+            <w:shd w:fill="F7F9FC"/>
+          </w:tcPr>
+          <w:p>
+            <w:r/>
+            <w:r>
+              <w:rPr>
+                <w:b w:val="0"/>
+                <w:sz w:val="17"/>
+              </w:rPr>
+              <w:t>Dicionário de Neologismos</w:t>
+            </w:r>
+          </w:p>
+        </w:tc>
+        <w:tc>
+          <w:tcPr>
+            <w:tcW w:type="dxa" w:w="4082"/>
+            <w:vAlign w:val="center"/>
+            <w:shd w:fill="F7F9FC"/>
+          </w:tcPr>
+          <w:p>
+            <w:r/>
+            <w:r>
+              <w:rPr>
+                <w:b w:val="0"/>
+                <w:sz w:val="17"/>
+              </w:rPr>
+              <w:t>Dicionário de Neologismos da Conscienciologia em texto integral. Use para o significado de um neologismo.</w:t>
+            </w:r>
+          </w:p>
+        </w:tc>
+      </w:tr>
+      <w:tr>
+        <w:tc>
+          <w:tcPr>
+            <w:tcW w:type="dxa" w:w="1928"/>
+            <w:vAlign w:val="center"/>
+          </w:tcPr>
+          <w:p>
+            <w:r/>
+            <w:r>
+              <w:rPr>
+                <w:b w:val="0"/>
+                <w:sz w:val="17"/>
+              </w:rPr>
+              <w:t>siglas</w:t>
+            </w:r>
+          </w:p>
+        </w:tc>
+        <w:tc>
+          <w:tcPr>
+            <w:tcW w:type="dxa" w:w="1361"/>
+            <w:vAlign w:val="center"/>
+          </w:tcPr>
+          <w:p>
+            <w:r/>
+            <w:r>
+              <w:rPr>
+                <w:b w:val="0"/>
+                <w:sz w:val="17"/>
+              </w:rPr>
+              <w:t>referencia</w:t>
+            </w:r>
+          </w:p>
+        </w:tc>
+        <w:tc>
+          <w:tcPr>
+            <w:tcW w:type="dxa" w:w="1928"/>
+            <w:vAlign w:val="center"/>
+          </w:tcPr>
+          <w:p>
+            <w:r/>
+            <w:r>
+              <w:rPr>
+                <w:b w:val="0"/>
+                <w:sz w:val="17"/>
+              </w:rPr>
+              <w:t>Siglas</w:t>
+            </w:r>
+          </w:p>
+        </w:tc>
+        <w:tc>
+          <w:tcPr>
+            <w:tcW w:type="dxa" w:w="4082"/>
+            <w:vAlign w:val="center"/>
+          </w:tcPr>
+          <w:p>
+            <w:r/>
+            <w:r>
+              <w:rPr>
+                <w:b w:val="0"/>
+                <w:sz w:val="17"/>
+              </w:rPr>
+              <w:t>Lista das siglas usadas na Conscienciologia, com o significado.</w:t>
+            </w:r>
+          </w:p>
+        </w:tc>
+      </w:tr>
+      <w:tr>
+        <w:tc>
+          <w:tcPr>
+            <w:tcW w:type="dxa" w:w="1928"/>
+            <w:vAlign w:val="center"/>
+            <w:shd w:fill="F7F9FC"/>
+          </w:tcPr>
+          <w:p>
+            <w:r/>
+            <w:r>
+              <w:rPr>
+                <w:b w:val="0"/>
+                <w:sz w:val="17"/>
+              </w:rPr>
+              <w:t>especialidades</w:t>
+            </w:r>
+          </w:p>
+        </w:tc>
+        <w:tc>
+          <w:tcPr>
+            <w:tcW w:type="dxa" w:w="1361"/>
+            <w:vAlign w:val="center"/>
+            <w:shd w:fill="F7F9FC"/>
+          </w:tcPr>
+          <w:p>
+            <w:r/>
+            <w:r>
+              <w:rPr>
+                <w:b w:val="0"/>
+                <w:sz w:val="17"/>
+              </w:rPr>
+              <w:t>referencia</w:t>
+            </w:r>
+          </w:p>
+        </w:tc>
+        <w:tc>
+          <w:tcPr>
+            <w:tcW w:type="dxa" w:w="1928"/>
+            <w:vAlign w:val="center"/>
+            <w:shd w:fill="F7F9FC"/>
+          </w:tcPr>
+          <w:p>
+            <w:r/>
+            <w:r>
+              <w:rPr>
+                <w:b w:val="0"/>
+                <w:sz w:val="17"/>
+              </w:rPr>
+              <w:t>Especialidades</w:t>
+            </w:r>
+          </w:p>
+        </w:tc>
+        <w:tc>
+          <w:tcPr>
+            <w:tcW w:type="dxa" w:w="4082"/>
+            <w:vAlign w:val="center"/>
+            <w:shd w:fill="F7F9FC"/>
+          </w:tcPr>
+          <w:p>
+            <w:r/>
+            <w:r>
+              <w:rPr>
+                <w:b w:val="0"/>
+                <w:sz w:val="17"/>
+              </w:rPr>
+              <w:t>Lista oficial das especialidades (ciências) da Conscienciologia, com definições. Use quando se pergunta se existe especialidade sobre um tema.</w:t>
+            </w:r>
+          </w:p>
+        </w:tc>
+      </w:tr>
+      <w:tr>
+        <w:tc>
+          <w:tcPr>
+            <w:tcW w:type="dxa" w:w="1928"/>
+            <w:vAlign w:val="center"/>
+          </w:tcPr>
+          <w:p>
+            <w:r/>
+            <w:r>
+              <w:rPr>
+                <w:b w:val="0"/>
+                <w:sz w:val="17"/>
+              </w:rPr>
+              <w:t>tecnicas</w:t>
+            </w:r>
+          </w:p>
+        </w:tc>
+        <w:tc>
+          <w:tcPr>
+            <w:tcW w:type="dxa" w:w="1361"/>
+            <w:vAlign w:val="center"/>
+          </w:tcPr>
+          <w:p>
+            <w:r/>
+            <w:r>
+              <w:rPr>
+                <w:b w:val="0"/>
+                <w:sz w:val="17"/>
+              </w:rPr>
+              <w:t>referencia</w:t>
+            </w:r>
+          </w:p>
+        </w:tc>
+        <w:tc>
+          <w:tcPr>
+            <w:tcW w:type="dxa" w:w="1928"/>
+            <w:vAlign w:val="center"/>
+          </w:tcPr>
+          <w:p>
+            <w:r/>
+            <w:r>
+              <w:rPr>
+                <w:b w:val="0"/>
+                <w:sz w:val="17"/>
+              </w:rPr>
+              <w:t>Técnicas</w:t>
+            </w:r>
+          </w:p>
+        </w:tc>
+        <w:tc>
+          <w:tcPr>
+            <w:tcW w:type="dxa" w:w="4082"/>
+            <w:vAlign w:val="center"/>
+          </w:tcPr>
+          <w:p>
+            <w:r/>
+            <w:r>
+              <w:rPr>
+                <w:b w:val="0"/>
+                <w:sz w:val="17"/>
+              </w:rPr>
+              <w:t>Thesaurus das técnicas conscienciológicas, com o passo a passo. Use quando o tema é uma técnica nomeada.</w:t>
+            </w:r>
+          </w:p>
+        </w:tc>
+      </w:tr>
+      <w:tr>
+        <w:tc>
+          <w:tcPr>
+            <w:tcW w:type="dxa" w:w="1928"/>
+            <w:vAlign w:val="center"/>
+            <w:shd w:fill="F7F9FC"/>
+          </w:tcPr>
+          <w:p>
+            <w:r/>
+            <w:r>
+              <w:rPr>
+                <w:b w:val="0"/>
+                <w:sz w:val="17"/>
+              </w:rPr>
+              <w:t>infograficos</w:t>
+            </w:r>
+          </w:p>
+        </w:tc>
+        <w:tc>
+          <w:tcPr>
+            <w:tcW w:type="dxa" w:w="1361"/>
+            <w:vAlign w:val="center"/>
+            <w:shd w:fill="F7F9FC"/>
+          </w:tcPr>
+          <w:p>
+            <w:r/>
+            <w:r>
+              <w:rPr>
+                <w:b w:val="0"/>
+                <w:sz w:val="17"/>
+              </w:rPr>
+              <w:t>referencia</w:t>
+            </w:r>
+          </w:p>
+        </w:tc>
+        <w:tc>
+          <w:tcPr>
+            <w:tcW w:type="dxa" w:w="1928"/>
+            <w:vAlign w:val="center"/>
+            <w:shd w:fill="F7F9FC"/>
+          </w:tcPr>
+          <w:p>
+            <w:r/>
+            <w:r>
+              <w:rPr>
+                <w:b w:val="0"/>
+                <w:sz w:val="17"/>
+              </w:rPr>
+              <w:t>Infográficos</w:t>
+            </w:r>
+          </w:p>
+        </w:tc>
+        <w:tc>
+          <w:tcPr>
+            <w:tcW w:type="dxa" w:w="4082"/>
+            <w:vAlign w:val="center"/>
+            <w:shd w:fill="F7F9FC"/>
+          </w:tcPr>
+          <w:p>
+            <w:r/>
+            <w:r>
+              <w:rPr>
+                <w:b w:val="0"/>
+                <w:sz w:val="17"/>
+              </w:rPr>
+              <w:t>Infográficos e mapas didáticos para baixar.</w:t>
+            </w:r>
+          </w:p>
+        </w:tc>
+      </w:tr>
+      <w:tr>
+        <w:tc>
+          <w:tcPr>
+            <w:tcW w:type="dxa" w:w="1928"/>
+            <w:vAlign w:val="center"/>
+          </w:tcPr>
+          <w:p>
+            <w:r/>
+            <w:r>
+              <w:rPr>
+                <w:b w:val="0"/>
+                <w:sz w:val="17"/>
+              </w:rPr>
+              <w:t>revisao_ortografica</w:t>
+            </w:r>
+          </w:p>
+        </w:tc>
+        <w:tc>
+          <w:tcPr>
+            <w:tcW w:type="dxa" w:w="1361"/>
+            <w:vAlign w:val="center"/>
+          </w:tcPr>
+          <w:p>
+            <w:r/>
+            <w:r>
+              <w:rPr>
+                <w:b w:val="0"/>
+                <w:sz w:val="17"/>
+              </w:rPr>
+              <w:t>referencia</w:t>
+            </w:r>
+          </w:p>
+        </w:tc>
+        <w:tc>
+          <w:tcPr>
+            <w:tcW w:type="dxa" w:w="1928"/>
+            <w:vAlign w:val="center"/>
+          </w:tcPr>
+          <w:p>
+            <w:r/>
+            <w:r>
+              <w:rPr>
+                <w:b w:val="0"/>
+                <w:sz w:val="17"/>
+              </w:rPr>
+              <w:t>Revisão ortográfica</w:t>
+            </w:r>
+          </w:p>
+        </w:tc>
+        <w:tc>
+          <w:tcPr>
+            <w:tcW w:type="dxa" w:w="4082"/>
+            <w:vAlign w:val="center"/>
+          </w:tcPr>
+          <w:p>
+            <w:r/>
+            <w:r>
+              <w:rPr>
+                <w:b w:val="0"/>
+                <w:sz w:val="17"/>
+              </w:rPr>
+              <w:t>Ferramenta que revisa a ortografia de textos conscienciológicos e dos neologismos.</w:t>
+            </w:r>
+          </w:p>
+        </w:tc>
+      </w:tr>
+      <w:tr>
+        <w:tc>
+          <w:tcPr>
+            <w:tcW w:type="dxa" w:w="1928"/>
+            <w:vAlign w:val="center"/>
+            <w:shd w:fill="F7F9FC"/>
+          </w:tcPr>
+          <w:p>
+            <w:r/>
+            <w:r>
+              <w:rPr>
+                <w:b w:val="0"/>
+                <w:sz w:val="17"/>
+              </w:rPr>
+              <w:t>megatrafor</w:t>
+            </w:r>
+          </w:p>
+        </w:tc>
+        <w:tc>
+          <w:tcPr>
+            <w:tcW w:type="dxa" w:w="1361"/>
+            <w:vAlign w:val="center"/>
+            <w:shd w:fill="F7F9FC"/>
+          </w:tcPr>
+          <w:p>
+            <w:r/>
+            <w:r>
+              <w:rPr>
+                <w:b w:val="0"/>
+                <w:sz w:val="17"/>
+              </w:rPr>
+              <w:t>referencia</w:t>
+            </w:r>
+          </w:p>
+        </w:tc>
+        <w:tc>
+          <w:tcPr>
+            <w:tcW w:type="dxa" w:w="1928"/>
+            <w:vAlign w:val="center"/>
+            <w:shd w:fill="F7F9FC"/>
+          </w:tcPr>
+          <w:p>
+            <w:r/>
+            <w:r>
+              <w:rPr>
+                <w:b w:val="0"/>
+                <w:sz w:val="17"/>
+              </w:rPr>
+              <w:t>Identificação do megatrafor</w:t>
+            </w:r>
+          </w:p>
+        </w:tc>
+        <w:tc>
+          <w:tcPr>
+            <w:tcW w:type="dxa" w:w="4082"/>
+            <w:vAlign w:val="center"/>
+            <w:shd w:fill="F7F9FC"/>
+          </w:tcPr>
+          <w:p>
+            <w:r/>
+            <w:r>
+              <w:rPr>
+                <w:b w:val="0"/>
+                <w:sz w:val="17"/>
+              </w:rPr>
+              <w:t>Ferramenta interativa para identificar o próprio megatrafor.</w:t>
+            </w:r>
+          </w:p>
+        </w:tc>
+      </w:tr>
+      <w:tr>
+        <w:tc>
+          <w:tcPr>
+            <w:tcW w:type="dxa" w:w="1928"/>
+            <w:vAlign w:val="center"/>
+          </w:tcPr>
+          <w:p>
+            <w:r/>
+            <w:r>
+              <w:rPr>
+                <w:b w:val="0"/>
+                <w:sz w:val="17"/>
+              </w:rPr>
+              <w:t>laboratorios</w:t>
+            </w:r>
+          </w:p>
+        </w:tc>
+        <w:tc>
+          <w:tcPr>
+            <w:tcW w:type="dxa" w:w="1361"/>
+            <w:vAlign w:val="center"/>
+          </w:tcPr>
+          <w:p>
+            <w:r/>
+            <w:r>
+              <w:rPr>
+                <w:b w:val="0"/>
+                <w:sz w:val="17"/>
+              </w:rPr>
+              <w:t>referencia</w:t>
+            </w:r>
+          </w:p>
+        </w:tc>
+        <w:tc>
+          <w:tcPr>
+            <w:tcW w:type="dxa" w:w="1928"/>
+            <w:vAlign w:val="center"/>
+          </w:tcPr>
+          <w:p>
+            <w:r/>
+            <w:r>
+              <w:rPr>
+                <w:b w:val="0"/>
+                <w:sz w:val="17"/>
+              </w:rPr>
+              <w:t>Laboratórios</w:t>
+            </w:r>
+          </w:p>
+        </w:tc>
+        <w:tc>
+          <w:tcPr>
+            <w:tcW w:type="dxa" w:w="4082"/>
+            <w:vAlign w:val="center"/>
+          </w:tcPr>
+          <w:p>
+            <w:r/>
+            <w:r>
+              <w:rPr>
+                <w:b w:val="0"/>
+                <w:sz w:val="17"/>
+              </w:rPr>
+              <w:t>Painel com dados dos laboratórios de autopesquisa do campus CEAEC. Use quando se pergunta pelos labs.</w:t>
+            </w:r>
+          </w:p>
+        </w:tc>
+      </w:tr>
+      <w:tr>
+        <w:tc>
+          <w:tcPr>
+            <w:tcW w:type="dxa" w:w="1928"/>
+            <w:vAlign w:val="center"/>
+            <w:shd w:fill="F7F9FC"/>
+          </w:tcPr>
+          <w:p>
+            <w:r/>
+            <w:r>
+              <w:rPr>
+                <w:b w:val="0"/>
+                <w:sz w:val="17"/>
+              </w:rPr>
+              <w:t>pgc</w:t>
+            </w:r>
+          </w:p>
+        </w:tc>
+        <w:tc>
+          <w:tcPr>
+            <w:tcW w:type="dxa" w:w="1361"/>
+            <w:vAlign w:val="center"/>
+            <w:shd w:fill="F7F9FC"/>
+          </w:tcPr>
+          <w:p>
+            <w:r/>
+            <w:r>
+              <w:rPr>
+                <w:b w:val="0"/>
+                <w:sz w:val="17"/>
+              </w:rPr>
+              <w:t>pgc</w:t>
+            </w:r>
+          </w:p>
+        </w:tc>
+        <w:tc>
+          <w:tcPr>
+            <w:tcW w:type="dxa" w:w="1928"/>
+            <w:vAlign w:val="center"/>
+            <w:shd w:fill="F7F9FC"/>
+          </w:tcPr>
+          <w:p>
+            <w:r/>
+            <w:r>
+              <w:rPr>
+                <w:b w:val="0"/>
+                <w:sz w:val="17"/>
+              </w:rPr>
+              <w:t>Prova de Conscienciologia</w:t>
+            </w:r>
+          </w:p>
+        </w:tc>
+        <w:tc>
+          <w:tcPr>
+            <w:tcW w:type="dxa" w:w="4082"/>
+            <w:vAlign w:val="center"/>
+            <w:shd w:fill="F7F9FC"/>
+          </w:tcPr>
+          <w:p>
+            <w:r/>
+            <w:r>
+              <w:rPr>
+                <w:b w:val="0"/>
+                <w:sz w:val="17"/>
+              </w:rPr>
+              <w:t>O que é a Prova Geral de Conscienciologia (PGC), histórico e conteúdo.</w:t>
+            </w:r>
+          </w:p>
+        </w:tc>
+      </w:tr>
+      <w:tr>
+        <w:tc>
+          <w:tcPr>
+            <w:tcW w:type="dxa" w:w="1928"/>
+            <w:vAlign w:val="center"/>
+          </w:tcPr>
+          <w:p>
+            <w:r/>
+            <w:r>
+              <w:rPr>
+                <w:b w:val="0"/>
+                <w:sz w:val="17"/>
+              </w:rPr>
+              <w:t>pgc_provas</w:t>
+            </w:r>
+          </w:p>
+        </w:tc>
+        <w:tc>
+          <w:tcPr>
+            <w:tcW w:type="dxa" w:w="1361"/>
+            <w:vAlign w:val="center"/>
+          </w:tcPr>
+          <w:p>
+            <w:r/>
+            <w:r>
+              <w:rPr>
+                <w:b w:val="0"/>
+                <w:sz w:val="17"/>
+              </w:rPr>
+              <w:t>pgc</w:t>
+            </w:r>
+          </w:p>
+        </w:tc>
+        <w:tc>
+          <w:tcPr>
+            <w:tcW w:type="dxa" w:w="1928"/>
+            <w:vAlign w:val="center"/>
+          </w:tcPr>
+          <w:p>
+            <w:r/>
+            <w:r>
+              <w:rPr>
+                <w:b w:val="0"/>
+                <w:sz w:val="17"/>
+              </w:rPr>
+              <w:t>PGC: provas e resultados</w:t>
+            </w:r>
+          </w:p>
+        </w:tc>
+        <w:tc>
+          <w:tcPr>
+            <w:tcW w:type="dxa" w:w="4082"/>
+            <w:vAlign w:val="center"/>
+          </w:tcPr>
+          <w:p>
+            <w:r/>
+            <w:r>
+              <w:rPr>
+                <w:b w:val="0"/>
+                <w:sz w:val="17"/>
+              </w:rPr>
+              <w:t>Provas anteriores da PGC: conteúdo programático, gabaritos, notas e estatísticas.</w:t>
+            </w:r>
+          </w:p>
+        </w:tc>
+      </w:tr>
+      <w:tr>
+        <w:tc>
+          <w:tcPr>
+            <w:tcW w:type="dxa" w:w="1928"/>
+            <w:vAlign w:val="center"/>
+            <w:shd w:fill="F7F9FC"/>
+          </w:tcPr>
+          <w:p>
+            <w:r/>
+            <w:r>
+              <w:rPr>
+                <w:b w:val="0"/>
+                <w:sz w:val="17"/>
+              </w:rPr>
+              <w:t>pgc_simulado</w:t>
+            </w:r>
+          </w:p>
+        </w:tc>
+        <w:tc>
+          <w:tcPr>
+            <w:tcW w:type="dxa" w:w="1361"/>
+            <w:vAlign w:val="center"/>
+            <w:shd w:fill="F7F9FC"/>
+          </w:tcPr>
+          <w:p>
+            <w:r/>
+            <w:r>
+              <w:rPr>
+                <w:b w:val="0"/>
+                <w:sz w:val="17"/>
+              </w:rPr>
+              <w:t>pgc</w:t>
+            </w:r>
+          </w:p>
+        </w:tc>
+        <w:tc>
+          <w:tcPr>
+            <w:tcW w:type="dxa" w:w="1928"/>
+            <w:vAlign w:val="center"/>
+            <w:shd w:fill="F7F9FC"/>
+          </w:tcPr>
+          <w:p>
+            <w:r/>
+            <w:r>
+              <w:rPr>
+                <w:b w:val="0"/>
+                <w:sz w:val="17"/>
+              </w:rPr>
+              <w:t>Simulado da PGC</w:t>
+            </w:r>
+          </w:p>
+        </w:tc>
+        <w:tc>
+          <w:tcPr>
+            <w:tcW w:type="dxa" w:w="4082"/>
+            <w:vAlign w:val="center"/>
+            <w:shd w:fill="F7F9FC"/>
+          </w:tcPr>
+          <w:p>
+            <w:r/>
+            <w:r>
+              <w:rPr>
+                <w:b w:val="0"/>
+                <w:sz w:val="17"/>
+              </w:rPr>
+              <w:t>Simulado interativo para treinar para a PGC.</w:t>
+            </w:r>
+          </w:p>
+        </w:tc>
+      </w:tr>
+      <w:tr>
+        <w:tc>
+          <w:tcPr>
+            <w:tcW w:type="dxa" w:w="1928"/>
+            <w:vAlign w:val="center"/>
+          </w:tcPr>
+          <w:p>
+            <w:r/>
+            <w:r>
+              <w:rPr>
+                <w:b w:val="0"/>
+                <w:sz w:val="17"/>
+              </w:rPr>
+              <w:t>cronologia</w:t>
+            </w:r>
+          </w:p>
+        </w:tc>
+        <w:tc>
+          <w:tcPr>
+            <w:tcW w:type="dxa" w:w="1361"/>
+            <w:vAlign w:val="center"/>
+          </w:tcPr>
+          <w:p>
+            <w:r/>
+            <w:r>
+              <w:rPr>
+                <w:b w:val="0"/>
+                <w:sz w:val="17"/>
+              </w:rPr>
+              <w:t>institucional</w:t>
+            </w:r>
+          </w:p>
+        </w:tc>
+        <w:tc>
+          <w:tcPr>
+            <w:tcW w:type="dxa" w:w="1928"/>
+            <w:vAlign w:val="center"/>
+          </w:tcPr>
+          <w:p>
+            <w:r/>
+            <w:r>
+              <w:rPr>
+                <w:b w:val="0"/>
+                <w:sz w:val="17"/>
+              </w:rPr>
+              <w:t>Cronologia</w:t>
+            </w:r>
+          </w:p>
+        </w:tc>
+        <w:tc>
+          <w:tcPr>
+            <w:tcW w:type="dxa" w:w="4082"/>
+            <w:vAlign w:val="center"/>
+          </w:tcPr>
+          <w:p>
+            <w:r/>
+            <w:r>
+              <w:rPr>
+                <w:b w:val="0"/>
+                <w:sz w:val="17"/>
+              </w:rPr>
+              <w:t>Linha do tempo da Conscienciologia: datas e marcos.</w:t>
+            </w:r>
+          </w:p>
+        </w:tc>
+      </w:tr>
+      <w:tr>
+        <w:tc>
+          <w:tcPr>
+            <w:tcW w:type="dxa" w:w="1928"/>
+            <w:vAlign w:val="center"/>
+            <w:shd w:fill="F7F9FC"/>
+          </w:tcPr>
+          <w:p>
+            <w:r/>
+            <w:r>
+              <w:rPr>
+                <w:b w:val="0"/>
+                <w:sz w:val="17"/>
+              </w:rPr>
+              <w:t>instituicoes</w:t>
+            </w:r>
+          </w:p>
+        </w:tc>
+        <w:tc>
+          <w:tcPr>
+            <w:tcW w:type="dxa" w:w="1361"/>
+            <w:vAlign w:val="center"/>
+            <w:shd w:fill="F7F9FC"/>
+          </w:tcPr>
+          <w:p>
+            <w:r/>
+            <w:r>
+              <w:rPr>
+                <w:b w:val="0"/>
+                <w:sz w:val="17"/>
+              </w:rPr>
+              <w:t>institucional</w:t>
+            </w:r>
+          </w:p>
+        </w:tc>
+        <w:tc>
+          <w:tcPr>
+            <w:tcW w:type="dxa" w:w="1928"/>
+            <w:vAlign w:val="center"/>
+            <w:shd w:fill="F7F9FC"/>
+          </w:tcPr>
+          <w:p>
+            <w:r/>
+            <w:r>
+              <w:rPr>
+                <w:b w:val="0"/>
+                <w:sz w:val="17"/>
+              </w:rPr>
+              <w:t>Instituições</w:t>
+            </w:r>
+          </w:p>
+        </w:tc>
+        <w:tc>
+          <w:tcPr>
+            <w:tcW w:type="dxa" w:w="4082"/>
+            <w:vAlign w:val="center"/>
+            <w:shd w:fill="F7F9FC"/>
+          </w:tcPr>
+          <w:p>
+            <w:r/>
+            <w:r>
+              <w:rPr>
+                <w:b w:val="0"/>
+                <w:sz w:val="17"/>
+              </w:rPr>
+              <w:t>Quais instituições conscienciocêntricas existem, com o site de cada uma.</w:t>
+            </w:r>
+          </w:p>
+        </w:tc>
+      </w:tr>
+      <w:tr>
+        <w:tc>
+          <w:tcPr>
+            <w:tcW w:type="dxa" w:w="1928"/>
+            <w:vAlign w:val="center"/>
+          </w:tcPr>
+          <w:p>
+            <w:r/>
+            <w:r>
+              <w:rPr>
+                <w:b w:val="0"/>
+                <w:sz w:val="17"/>
+              </w:rPr>
+              <w:t>cronologia_ics</w:t>
+            </w:r>
+          </w:p>
+        </w:tc>
+        <w:tc>
+          <w:tcPr>
+            <w:tcW w:type="dxa" w:w="1361"/>
+            <w:vAlign w:val="center"/>
+          </w:tcPr>
+          <w:p>
+            <w:r/>
+            <w:r>
+              <w:rPr>
+                <w:b w:val="0"/>
+                <w:sz w:val="17"/>
+              </w:rPr>
+              <w:t>institucional</w:t>
+            </w:r>
+          </w:p>
+        </w:tc>
+        <w:tc>
+          <w:tcPr>
+            <w:tcW w:type="dxa" w:w="1928"/>
+            <w:vAlign w:val="center"/>
+          </w:tcPr>
+          <w:p>
+            <w:r/>
+            <w:r>
+              <w:rPr>
+                <w:b w:val="0"/>
+                <w:sz w:val="17"/>
+              </w:rPr>
+              <w:t>Cronologia das ICs</w:t>
+            </w:r>
+          </w:p>
+        </w:tc>
+        <w:tc>
+          <w:tcPr>
+            <w:tcW w:type="dxa" w:w="4082"/>
+            <w:vAlign w:val="center"/>
+          </w:tcPr>
+          <w:p>
+            <w:r/>
+            <w:r>
+              <w:rPr>
+                <w:b w:val="0"/>
+                <w:sz w:val="17"/>
+              </w:rPr>
+              <w:t>Quando cada instituição foi fundada e quem a dirigiu.</w:t>
+            </w:r>
+          </w:p>
+        </w:tc>
+      </w:tr>
+      <w:tr>
+        <w:tc>
+          <w:tcPr>
+            <w:tcW w:type="dxa" w:w="1928"/>
+            <w:vAlign w:val="center"/>
+            <w:shd w:fill="F7F9FC"/>
+          </w:tcPr>
+          <w:p>
+            <w:r/>
+            <w:r>
+              <w:rPr>
+                <w:b w:val="0"/>
+                <w:sz w:val="17"/>
+              </w:rPr>
+              <w:t>colegios_invisiveis</w:t>
+            </w:r>
+          </w:p>
+        </w:tc>
+        <w:tc>
+          <w:tcPr>
+            <w:tcW w:type="dxa" w:w="1361"/>
+            <w:vAlign w:val="center"/>
+            <w:shd w:fill="F7F9FC"/>
+          </w:tcPr>
+          <w:p>
+            <w:r/>
+            <w:r>
+              <w:rPr>
+                <w:b w:val="0"/>
+                <w:sz w:val="17"/>
+              </w:rPr>
+              <w:t>institucional</w:t>
+            </w:r>
+          </w:p>
+        </w:tc>
+        <w:tc>
+          <w:tcPr>
+            <w:tcW w:type="dxa" w:w="1928"/>
+            <w:vAlign w:val="center"/>
+            <w:shd w:fill="F7F9FC"/>
+          </w:tcPr>
+          <w:p>
+            <w:r/>
+            <w:r>
+              <w:rPr>
+                <w:b w:val="0"/>
+                <w:sz w:val="17"/>
+              </w:rPr>
+              <w:t>Colégios Invisíveis</w:t>
+            </w:r>
+          </w:p>
+        </w:tc>
+        <w:tc>
+          <w:tcPr>
+            <w:tcW w:type="dxa" w:w="4082"/>
+            <w:vAlign w:val="center"/>
+            <w:shd w:fill="F7F9FC"/>
+          </w:tcPr>
+          <w:p>
+            <w:r/>
+            <w:r>
+              <w:rPr>
+                <w:b w:val="0"/>
+                <w:sz w:val="17"/>
+              </w:rPr>
+              <w:t>Os Colégios Invisíveis da Conscienciologia: quais são e como participar.</w:t>
+            </w:r>
+          </w:p>
+        </w:tc>
+      </w:tr>
+      <w:tr>
+        <w:tc>
+          <w:tcPr>
+            <w:tcW w:type="dxa" w:w="1928"/>
+            <w:vAlign w:val="center"/>
+          </w:tcPr>
+          <w:p>
+            <w:r/>
+            <w:r>
+              <w:rPr>
+                <w:b w:val="0"/>
+                <w:sz w:val="17"/>
+              </w:rPr>
+              <w:t>iniciantes</w:t>
+            </w:r>
+          </w:p>
+        </w:tc>
+        <w:tc>
+          <w:tcPr>
+            <w:tcW w:type="dxa" w:w="1361"/>
+            <w:vAlign w:val="center"/>
+          </w:tcPr>
+          <w:p>
+            <w:r/>
+            <w:r>
+              <w:rPr>
+                <w:b w:val="0"/>
+                <w:sz w:val="17"/>
+              </w:rPr>
+              <w:t>institucional</w:t>
+            </w:r>
+          </w:p>
+        </w:tc>
+        <w:tc>
+          <w:tcPr>
+            <w:tcW w:type="dxa" w:w="1928"/>
+            <w:vAlign w:val="center"/>
+          </w:tcPr>
+          <w:p>
+            <w:r/>
+            <w:r>
+              <w:rPr>
+                <w:b w:val="0"/>
+                <w:sz w:val="17"/>
+              </w:rPr>
+              <w:t>Para iniciantes</w:t>
+            </w:r>
+          </w:p>
+        </w:tc>
+        <w:tc>
+          <w:tcPr>
+            <w:tcW w:type="dxa" w:w="4082"/>
+            <w:vAlign w:val="center"/>
+          </w:tcPr>
+          <w:p>
+            <w:r/>
+            <w:r>
+              <w:rPr>
+                <w:b w:val="0"/>
+                <w:sz w:val="17"/>
+              </w:rPr>
+              <w:t>Porta de entrada para iniciantes, com perguntas frequentes e vídeos. Somente quando o usuário diz que está começando ou pergunta por onde começar; não para explicar um tema.</w:t>
+            </w:r>
+          </w:p>
+        </w:tc>
+      </w:tr>
+      <w:tr>
+        <w:tc>
+          <w:tcPr>
+            <w:tcW w:type="dxa" w:w="1928"/>
+            <w:vAlign w:val="center"/>
+            <w:shd w:fill="F7F9FC"/>
+          </w:tcPr>
+          <w:p>
+            <w:r/>
+            <w:r>
+              <w:rPr>
+                <w:b w:val="0"/>
+                <w:sz w:val="17"/>
+              </w:rPr>
+              <w:t>waldo_vieira</w:t>
+            </w:r>
+          </w:p>
+        </w:tc>
+        <w:tc>
+          <w:tcPr>
+            <w:tcW w:type="dxa" w:w="1361"/>
+            <w:vAlign w:val="center"/>
+            <w:shd w:fill="F7F9FC"/>
+          </w:tcPr>
+          <w:p>
+            <w:r/>
+            <w:r>
+              <w:rPr>
+                <w:b w:val="0"/>
+                <w:sz w:val="17"/>
+              </w:rPr>
+              <w:t>institucional</w:t>
+            </w:r>
+          </w:p>
+        </w:tc>
+        <w:tc>
+          <w:tcPr>
+            <w:tcW w:type="dxa" w:w="1928"/>
+            <w:vAlign w:val="center"/>
+            <w:shd w:fill="F7F9FC"/>
+          </w:tcPr>
+          <w:p>
+            <w:r/>
+            <w:r>
+              <w:rPr>
+                <w:b w:val="0"/>
+                <w:sz w:val="17"/>
+              </w:rPr>
+              <w:t>Waldo Vieira</w:t>
+            </w:r>
+          </w:p>
+        </w:tc>
+        <w:tc>
+          <w:tcPr>
+            <w:tcW w:type="dxa" w:w="4082"/>
+            <w:vAlign w:val="center"/>
+            <w:shd w:fill="F7F9FC"/>
+          </w:tcPr>
+          <w:p>
+            <w:r/>
+            <w:r>
+              <w:rPr>
+                <w:b w:val="0"/>
+                <w:sz w:val="17"/>
+              </w:rPr>
+              <w:t>Sobre o autor Waldo Vieira: biografia, entrevistas, artigos. Para o conteúdo das obras dele use search_book.</w:t>
+            </w:r>
+          </w:p>
+        </w:tc>
+      </w:tr>
+      <w:tr>
+        <w:tc>
+          <w:tcPr>
+            <w:tcW w:type="dxa" w:w="1928"/>
+            <w:vAlign w:val="center"/>
+          </w:tcPr>
+          <w:p>
+            <w:r/>
+            <w:r>
+              <w:rPr>
+                <w:b w:val="0"/>
+                <w:sz w:val="17"/>
+              </w:rPr>
+              <w:t>aleia_genios</w:t>
+            </w:r>
+          </w:p>
+        </w:tc>
+        <w:tc>
+          <w:tcPr>
+            <w:tcW w:type="dxa" w:w="1361"/>
+            <w:vAlign w:val="center"/>
+          </w:tcPr>
+          <w:p>
+            <w:r/>
+            <w:r>
+              <w:rPr>
+                <w:b w:val="0"/>
+                <w:sz w:val="17"/>
+              </w:rPr>
+              <w:t>institucional</w:t>
+            </w:r>
+          </w:p>
+        </w:tc>
+        <w:tc>
+          <w:tcPr>
+            <w:tcW w:type="dxa" w:w="1928"/>
+            <w:vAlign w:val="center"/>
+          </w:tcPr>
+          <w:p>
+            <w:r/>
+            <w:r>
+              <w:rPr>
+                <w:b w:val="0"/>
+                <w:sz w:val="17"/>
+              </w:rPr>
+              <w:t>Aleia dos Gênios</w:t>
+            </w:r>
+          </w:p>
+        </w:tc>
+        <w:tc>
+          <w:tcPr>
+            <w:tcW w:type="dxa" w:w="4082"/>
+            <w:vAlign w:val="center"/>
+          </w:tcPr>
+          <w:p>
+            <w:r/>
+            <w:r>
+              <w:rPr>
+                <w:b w:val="0"/>
+                <w:sz w:val="17"/>
+              </w:rPr>
+              <w:t>Aleia dos Gênios do campus CEAEC: os bustos de personalidades.</w:t>
+            </w:r>
+          </w:p>
+        </w:tc>
+      </w:tr>
+      <w:tr>
+        <w:tc>
+          <w:tcPr>
+            <w:tcW w:type="dxa" w:w="1928"/>
+            <w:vAlign w:val="center"/>
+            <w:shd w:fill="F7F9FC"/>
+          </w:tcPr>
+          <w:p>
+            <w:r/>
+            <w:r>
+              <w:rPr>
+                <w:b w:val="0"/>
+                <w:sz w:val="17"/>
+              </w:rPr>
+              <w:t>memoria</w:t>
+            </w:r>
+          </w:p>
+        </w:tc>
+        <w:tc>
+          <w:tcPr>
+            <w:tcW w:type="dxa" w:w="1361"/>
+            <w:vAlign w:val="center"/>
+            <w:shd w:fill="F7F9FC"/>
+          </w:tcPr>
+          <w:p>
+            <w:r/>
+            <w:r>
+              <w:rPr>
+                <w:b w:val="0"/>
+                <w:sz w:val="17"/>
+              </w:rPr>
+              <w:t>institucional</w:t>
+            </w:r>
+          </w:p>
+        </w:tc>
+        <w:tc>
+          <w:tcPr>
+            <w:tcW w:type="dxa" w:w="1928"/>
+            <w:vAlign w:val="center"/>
+            <w:shd w:fill="F7F9FC"/>
+          </w:tcPr>
+          <w:p>
+            <w:r/>
+            <w:r>
+              <w:rPr>
+                <w:b w:val="0"/>
+                <w:sz w:val="17"/>
+              </w:rPr>
+              <w:t>Imprensa e vídeos da CCCI</w:t>
+            </w:r>
+          </w:p>
+        </w:tc>
+        <w:tc>
+          <w:tcPr>
+            <w:tcW w:type="dxa" w:w="4082"/>
+            <w:vAlign w:val="center"/>
+            <w:shd w:fill="F7F9FC"/>
+          </w:tcPr>
+          <w:p>
+            <w:r/>
+            <w:r>
+              <w:rPr>
+                <w:b w:val="0"/>
+                <w:sz w:val="17"/>
+              </w:rPr>
+              <w:t>Reportagens, notas de imprensa e vídeos sobre a Conscienciologia na mídia.</w:t>
+            </w:r>
+          </w:p>
+        </w:tc>
+      </w:tr>
+      <w:tr>
+        <w:tc>
+          <w:tcPr>
+            <w:tcW w:type="dxa" w:w="1928"/>
+            <w:vAlign w:val="center"/>
+          </w:tcPr>
+          <w:p>
+            <w:r/>
+            <w:r>
+              <w:rPr>
+                <w:b w:val="0"/>
+                <w:sz w:val="17"/>
+              </w:rPr>
+              <w:t>memoria_digital</w:t>
+            </w:r>
+          </w:p>
+        </w:tc>
+        <w:tc>
+          <w:tcPr>
+            <w:tcW w:type="dxa" w:w="1361"/>
+            <w:vAlign w:val="center"/>
+          </w:tcPr>
+          <w:p>
+            <w:r/>
+            <w:r>
+              <w:rPr>
+                <w:b w:val="0"/>
+                <w:sz w:val="17"/>
+              </w:rPr>
+              <w:t>institucional</w:t>
+            </w:r>
+          </w:p>
+        </w:tc>
+        <w:tc>
+          <w:tcPr>
+            <w:tcW w:type="dxa" w:w="1928"/>
+            <w:vAlign w:val="center"/>
+          </w:tcPr>
+          <w:p>
+            <w:r/>
+            <w:r>
+              <w:rPr>
+                <w:b w:val="0"/>
+                <w:sz w:val="17"/>
+              </w:rPr>
+              <w:t>Memória Digital</w:t>
+            </w:r>
+          </w:p>
+        </w:tc>
+        <w:tc>
+          <w:tcPr>
+            <w:tcW w:type="dxa" w:w="4082"/>
+            <w:vAlign w:val="center"/>
+          </w:tcPr>
+          <w:p>
+            <w:r/>
+            <w:r>
+              <w:rPr>
+                <w:b w:val="0"/>
+                <w:sz w:val="17"/>
+              </w:rPr>
+              <w:t>Jornais, boletins e informativos históricos das instituições, digitalizados.</w:t>
+            </w:r>
+          </w:p>
+        </w:tc>
+      </w:tr>
+      <w:tr>
+        <w:tc>
+          <w:tcPr>
+            <w:tcW w:type="dxa" w:w="1928"/>
+            <w:vAlign w:val="center"/>
+            <w:shd w:fill="F7F9FC"/>
+          </w:tcPr>
+          <w:p>
+            <w:r/>
+            <w:r>
+              <w:rPr>
+                <w:b w:val="0"/>
+                <w:sz w:val="17"/>
+              </w:rPr>
+              <w:t>censo</w:t>
+            </w:r>
+          </w:p>
+        </w:tc>
+        <w:tc>
+          <w:tcPr>
+            <w:tcW w:type="dxa" w:w="1361"/>
+            <w:vAlign w:val="center"/>
+            <w:shd w:fill="F7F9FC"/>
+          </w:tcPr>
+          <w:p>
+            <w:r/>
+            <w:r>
+              <w:rPr>
+                <w:b w:val="0"/>
+                <w:sz w:val="17"/>
+              </w:rPr>
+              <w:t>institucional</w:t>
+            </w:r>
+          </w:p>
+        </w:tc>
+        <w:tc>
+          <w:tcPr>
+            <w:tcW w:type="dxa" w:w="1928"/>
+            <w:vAlign w:val="center"/>
+            <w:shd w:fill="F7F9FC"/>
+          </w:tcPr>
+          <w:p>
+            <w:r/>
+            <w:r>
+              <w:rPr>
+                <w:b w:val="0"/>
+                <w:sz w:val="17"/>
+              </w:rPr>
+              <w:t>Censo ICNet</w:t>
+            </w:r>
+          </w:p>
+        </w:tc>
+        <w:tc>
+          <w:tcPr>
+            <w:tcW w:type="dxa" w:w="4082"/>
+            <w:vAlign w:val="center"/>
+            <w:shd w:fill="F7F9FC"/>
+          </w:tcPr>
+          <w:p>
+            <w:r/>
+            <w:r>
+              <w:rPr>
+                <w:b w:val="0"/>
+                <w:sz w:val="17"/>
+              </w:rPr>
+              <w:t>Números ATUAIS da Conscienciologia em tempo real: voluntários, atividades.</w:t>
+            </w:r>
+          </w:p>
+        </w:tc>
+      </w:tr>
+      <w:tr>
+        <w:tc>
+          <w:tcPr>
+            <w:tcW w:type="dxa" w:w="1928"/>
+            <w:vAlign w:val="center"/>
+          </w:tcPr>
+          <w:p>
+            <w:r/>
+            <w:r>
+              <w:rPr>
+                <w:b w:val="0"/>
+                <w:sz w:val="17"/>
+              </w:rPr>
+              <w:t>congracamento</w:t>
+            </w:r>
+          </w:p>
+        </w:tc>
+        <w:tc>
+          <w:tcPr>
+            <w:tcW w:type="dxa" w:w="1361"/>
+            <w:vAlign w:val="center"/>
+          </w:tcPr>
+          <w:p>
+            <w:r/>
+            <w:r>
+              <w:rPr>
+                <w:b w:val="0"/>
+                <w:sz w:val="17"/>
+              </w:rPr>
+              <w:t>institucional</w:t>
+            </w:r>
+          </w:p>
+        </w:tc>
+        <w:tc>
+          <w:tcPr>
+            <w:tcW w:type="dxa" w:w="1928"/>
+            <w:vAlign w:val="center"/>
+          </w:tcPr>
+          <w:p>
+            <w:r/>
+            <w:r>
+              <w:rPr>
+                <w:b w:val="0"/>
+                <w:sz w:val="17"/>
+              </w:rPr>
+              <w:t>Congraçamento CCCI</w:t>
+            </w:r>
+          </w:p>
+        </w:tc>
+        <w:tc>
+          <w:tcPr>
+            <w:tcW w:type="dxa" w:w="4082"/>
+            <w:vAlign w:val="center"/>
+          </w:tcPr>
+          <w:p>
+            <w:r/>
+            <w:r>
+              <w:rPr>
+                <w:b w:val="0"/>
+                <w:sz w:val="17"/>
+              </w:rPr>
+              <w:t>Realizações anuais das instituições (edição mais recente, com links para as anteriores).</w:t>
+            </w:r>
+          </w:p>
+        </w:tc>
+      </w:tr>
+      <w:tr>
+        <w:tc>
+          <w:tcPr>
+            <w:tcW w:type="dxa" w:w="1928"/>
+            <w:vAlign w:val="center"/>
+            <w:shd w:fill="F7F9FC"/>
+          </w:tcPr>
+          <w:p>
+            <w:r/>
+            <w:r>
+              <w:rPr>
+                <w:b w:val="0"/>
+                <w:sz w:val="17"/>
+              </w:rPr>
+              <w:t>estatisticas</w:t>
+            </w:r>
+          </w:p>
+        </w:tc>
+        <w:tc>
+          <w:tcPr>
+            <w:tcW w:type="dxa" w:w="1361"/>
+            <w:vAlign w:val="center"/>
+            <w:shd w:fill="F7F9FC"/>
+          </w:tcPr>
+          <w:p>
+            <w:r/>
+            <w:r>
+              <w:rPr>
+                <w:b w:val="0"/>
+                <w:sz w:val="17"/>
+              </w:rPr>
+              <w:t>institucional</w:t>
+            </w:r>
+          </w:p>
+        </w:tc>
+        <w:tc>
+          <w:tcPr>
+            <w:tcW w:type="dxa" w:w="1928"/>
+            <w:vAlign w:val="center"/>
+            <w:shd w:fill="F7F9FC"/>
+          </w:tcPr>
+          <w:p>
+            <w:r/>
+            <w:r>
+              <w:rPr>
+                <w:b w:val="0"/>
+                <w:sz w:val="17"/>
+              </w:rPr>
+              <w:t>Anuário</w:t>
+            </w:r>
+          </w:p>
+        </w:tc>
+        <w:tc>
+          <w:tcPr>
+            <w:tcW w:type="dxa" w:w="4082"/>
+            <w:vAlign w:val="center"/>
+            <w:shd w:fill="F7F9FC"/>
+          </w:tcPr>
+          <w:p>
+            <w:r/>
+            <w:r>
+              <w:rPr>
+                <w:b w:val="0"/>
+                <w:sz w:val="17"/>
+              </w:rPr>
+              <w:t>Séries históricas e números da Conscienciologia ao longo dos anos.</w:t>
+            </w:r>
+          </w:p>
+        </w:tc>
+      </w:tr>
+      <w:tr>
+        <w:tc>
+          <w:tcPr>
+            <w:tcW w:type="dxa" w:w="1928"/>
+            <w:vAlign w:val="center"/>
+          </w:tcPr>
+          <w:p>
+            <w:r/>
+            <w:r>
+              <w:rPr>
+                <w:b w:val="0"/>
+                <w:sz w:val="17"/>
+              </w:rPr>
+              <w:t>raiz</w:t>
+            </w:r>
+          </w:p>
+        </w:tc>
+        <w:tc>
+          <w:tcPr>
+            <w:tcW w:type="dxa" w:w="1361"/>
+            <w:vAlign w:val="center"/>
+          </w:tcPr>
+          <w:p>
+            <w:r/>
+            <w:r>
+              <w:rPr>
+                <w:b w:val="0"/>
+                <w:sz w:val="17"/>
+              </w:rPr>
+              <w:t>institucional</w:t>
+            </w:r>
+          </w:p>
+        </w:tc>
+        <w:tc>
+          <w:tcPr>
+            <w:tcW w:type="dxa" w:w="1928"/>
+            <w:vAlign w:val="center"/>
+          </w:tcPr>
+          <w:p>
+            <w:r/>
+            <w:r>
+              <w:rPr>
+                <w:b w:val="0"/>
+                <w:sz w:val="17"/>
+              </w:rPr>
+              <w:t>ICGE</w:t>
+            </w:r>
+          </w:p>
+        </w:tc>
+        <w:tc>
+          <w:tcPr>
+            <w:tcW w:type="dxa" w:w="4082"/>
+            <w:vAlign w:val="center"/>
+          </w:tcPr>
+          <w:p>
+            <w:r/>
+            <w:r>
+              <w:rPr>
+                <w:b w:val="0"/>
+                <w:sz w:val="17"/>
+              </w:rPr>
+              <w:t>Página inicial do ICGE. Use apenas quando nenhum destino acima serve e ainda assim há pedido claro de navegação.</w:t>
+            </w:r>
+          </w:p>
+        </w:tc>
+      </w:tr>
+    </w:tbl>
+    <w:p/>
+    <w:p>
+      <w:r>
+        <w:t>Páginas vetadas do ICGE (page_id 4006, 6051, 1385) nunca viram pill, mesmo reintroduzidas por variável de ambiente.</w:t>
+      </w:r>
+    </w:p>
+    <w:p>
+      <w:r>
+        <w:t>Origem: mapa completo do icge.org.br em 2026-10-19 (573 páginas pela API do WordPress, 180 úteis). Ficaram de fora as 363 páginas individuais do Quiz, versões antigas ou duplicadas (4623, 4034, 5830, 14106…) e páginas vazias ou protegidas por senha.</w:t>
       </w:r>
     </w:p>
     <w:p>
@@ -3223,587 +8747,7 @@
         <w:pStyle w:val="Heading1"/>
       </w:pPr>
       <w:r>
-        <w:t>5. ICGE — macroáreas oficiais</w:t>
-      </w:r>
-    </w:p>
-    <w:tbl>
-      <w:tblPr>
-        <w:tblStyle w:val="TableGrid"/>
-        <w:tblW w:type="auto" w:w="0"/>
-        <w:tblLook w:firstColumn="1" w:firstRow="1" w:lastColumn="0" w:lastRow="0" w:noHBand="0" w:noVBand="1" w:val="04A0"/>
-      </w:tblPr>
-      <w:tblGrid>
-        <w:gridCol w:w="3324"/>
-        <w:gridCol w:w="3324"/>
-        <w:gridCol w:w="3324"/>
-      </w:tblGrid>
-      <w:tr>
-        <w:tc>
-          <w:tcPr>
-            <w:tcW w:type="dxa" w:w="1814"/>
-            <w:vAlign w:val="center"/>
-            <w:shd w:fill="2856A3"/>
-          </w:tcPr>
-          <w:p>
-            <w:r/>
-            <w:r>
-              <w:rPr>
-                <w:b/>
-                <w:color w:val="FFFFFF"/>
-                <w:sz w:val="17"/>
-              </w:rPr>
-              <w:t>area</w:t>
-            </w:r>
-          </w:p>
-        </w:tc>
-        <w:tc>
-          <w:tcPr>
-            <w:tcW w:type="dxa" w:w="4876"/>
-            <w:vAlign w:val="center"/>
-            <w:shd w:fill="2856A3"/>
-          </w:tcPr>
-          <w:p>
-            <w:r/>
-            <w:r>
-              <w:rPr>
-                <w:b/>
-                <w:color w:val="FFFFFF"/>
-                <w:sz w:val="17"/>
-              </w:rPr>
-              <w:t>Destino</w:t>
-            </w:r>
-          </w:p>
-        </w:tc>
-        <w:tc>
-          <w:tcPr>
-            <w:tcW w:type="dxa" w:w="2608"/>
-            <w:vAlign w:val="center"/>
-            <w:shd w:fill="2856A3"/>
-          </w:tcPr>
-          <w:p>
-            <w:r/>
-            <w:r>
-              <w:rPr>
-                <w:b/>
-                <w:color w:val="FFFFFF"/>
-                <w:sz w:val="17"/>
-              </w:rPr>
-              <w:t>Página</w:t>
-            </w:r>
-          </w:p>
-        </w:tc>
-      </w:tr>
-      <w:tr>
-        <w:tc>
-          <w:tcPr>
-            <w:tcW w:type="dxa" w:w="1814"/>
-            <w:vAlign w:val="center"/>
-          </w:tcPr>
-          <w:p>
-            <w:r/>
-            <w:r>
-              <w:rPr>
-                <w:b w:val="0"/>
-                <w:sz w:val="17"/>
-              </w:rPr>
-            </w:r>
-          </w:p>
-        </w:tc>
-        <w:tc>
-          <w:tcPr>
-            <w:tcW w:type="dxa" w:w="4876"/>
-            <w:vAlign w:val="center"/>
-          </w:tcPr>
-          <w:p>
-            <w:r/>
-            <w:r>
-              <w:rPr>
-                <w:b w:val="0"/>
-                <w:sz w:val="17"/>
-              </w:rPr>
-              <w:t>Página inicial</w:t>
-            </w:r>
-          </w:p>
-        </w:tc>
-        <w:tc>
-          <w:tcPr>
-            <w:tcW w:type="dxa" w:w="2608"/>
-            <w:vAlign w:val="center"/>
-          </w:tcPr>
-          <w:p>
-            <w:r/>
-            <w:r>
-              <w:rPr>
-                <w:b w:val="0"/>
-                <w:sz w:val="17"/>
-              </w:rPr>
-              <w:t>icge.org.br</w:t>
-            </w:r>
-          </w:p>
-        </w:tc>
-      </w:tr>
-      <w:tr>
-        <w:tc>
-          <w:tcPr>
-            <w:tcW w:type="dxa" w:w="1814"/>
-            <w:vAlign w:val="center"/>
-            <w:shd w:fill="F7F9FC"/>
-          </w:tcPr>
-          <w:p>
-            <w:r/>
-            <w:r>
-              <w:rPr>
-                <w:b w:val="0"/>
-                <w:sz w:val="17"/>
-              </w:rPr>
-              <w:t>agenda</w:t>
-            </w:r>
-          </w:p>
-        </w:tc>
-        <w:tc>
-          <w:tcPr>
-            <w:tcW w:type="dxa" w:w="4876"/>
-            <w:vAlign w:val="center"/>
-            <w:shd w:fill="F7F9FC"/>
-          </w:tcPr>
-          <w:p>
-            <w:r/>
-            <w:r>
-              <w:rPr>
-                <w:b w:val="0"/>
-                <w:sz w:val="17"/>
-              </w:rPr>
-              <w:t>Agenda Conscienciologia</w:t>
-            </w:r>
-          </w:p>
-        </w:tc>
-        <w:tc>
-          <w:tcPr>
-            <w:tcW w:type="dxa" w:w="2608"/>
-            <w:vAlign w:val="center"/>
-            <w:shd w:fill="F7F9FC"/>
-          </w:tcPr>
-          <w:p>
-            <w:r/>
-            <w:r>
-              <w:rPr>
-                <w:b w:val="0"/>
-                <w:sz w:val="17"/>
-              </w:rPr>
-              <w:t>?page_id=6051</w:t>
-            </w:r>
-          </w:p>
-        </w:tc>
-      </w:tr>
-      <w:tr>
-        <w:tc>
-          <w:tcPr>
-            <w:tcW w:type="dxa" w:w="1814"/>
-            <w:vAlign w:val="center"/>
-          </w:tcPr>
-          <w:p>
-            <w:r/>
-            <w:r>
-              <w:rPr>
-                <w:b w:val="0"/>
-                <w:sz w:val="17"/>
-              </w:rPr>
-              <w:t>instituicoes</w:t>
-            </w:r>
-          </w:p>
-        </w:tc>
-        <w:tc>
-          <w:tcPr>
-            <w:tcW w:type="dxa" w:w="4876"/>
-            <w:vAlign w:val="center"/>
-          </w:tcPr>
-          <w:p>
-            <w:r/>
-            <w:r>
-              <w:rPr>
-                <w:b w:val="0"/>
-                <w:sz w:val="17"/>
-              </w:rPr>
-              <w:t>Instituições Conscienciocêntricas</w:t>
-            </w:r>
-          </w:p>
-        </w:tc>
-        <w:tc>
-          <w:tcPr>
-            <w:tcW w:type="dxa" w:w="2608"/>
-            <w:vAlign w:val="center"/>
-          </w:tcPr>
-          <w:p>
-            <w:r/>
-            <w:r>
-              <w:rPr>
-                <w:b w:val="0"/>
-                <w:sz w:val="17"/>
-              </w:rPr>
-              <w:t>?page_id=6611</w:t>
-            </w:r>
-          </w:p>
-        </w:tc>
-      </w:tr>
-      <w:tr>
-        <w:tc>
-          <w:tcPr>
-            <w:tcW w:type="dxa" w:w="1814"/>
-            <w:vAlign w:val="center"/>
-            <w:shd w:fill="F7F9FC"/>
-          </w:tcPr>
-          <w:p>
-            <w:r/>
-            <w:r>
-              <w:rPr>
-                <w:b w:val="0"/>
-                <w:sz w:val="17"/>
-              </w:rPr>
-              <w:t>publicacoes</w:t>
-            </w:r>
-          </w:p>
-        </w:tc>
-        <w:tc>
-          <w:tcPr>
-            <w:tcW w:type="dxa" w:w="4876"/>
-            <w:vAlign w:val="center"/>
-            <w:shd w:fill="F7F9FC"/>
-          </w:tcPr>
-          <w:p>
-            <w:r/>
-            <w:r>
-              <w:rPr>
-                <w:b w:val="0"/>
-                <w:sz w:val="17"/>
-              </w:rPr>
-              <w:t>Publicações da CCCI</w:t>
-            </w:r>
-          </w:p>
-        </w:tc>
-        <w:tc>
-          <w:tcPr>
-            <w:tcW w:type="dxa" w:w="2608"/>
-            <w:vAlign w:val="center"/>
-            <w:shd w:fill="F7F9FC"/>
-          </w:tcPr>
-          <w:p>
-            <w:r/>
-            <w:r>
-              <w:rPr>
-                <w:b w:val="0"/>
-                <w:sz w:val="17"/>
-              </w:rPr>
-              <w:t>?page_id=1417</w:t>
-            </w:r>
-          </w:p>
-        </w:tc>
-      </w:tr>
-      <w:tr>
-        <w:tc>
-          <w:tcPr>
-            <w:tcW w:type="dxa" w:w="1814"/>
-            <w:vAlign w:val="center"/>
-          </w:tcPr>
-          <w:p>
-            <w:r/>
-            <w:r>
-              <w:rPr>
-                <w:b w:val="0"/>
-                <w:sz w:val="17"/>
-              </w:rPr>
-              <w:t>enciclopedia</w:t>
-            </w:r>
-          </w:p>
-        </w:tc>
-        <w:tc>
-          <w:tcPr>
-            <w:tcW w:type="dxa" w:w="4876"/>
-            <w:vAlign w:val="center"/>
-          </w:tcPr>
-          <w:p>
-            <w:r/>
-            <w:r>
-              <w:rPr>
-                <w:b w:val="0"/>
-                <w:sz w:val="17"/>
-              </w:rPr>
-              <w:t>Verbetoteca</w:t>
-            </w:r>
-          </w:p>
-        </w:tc>
-        <w:tc>
-          <w:tcPr>
-            <w:tcW w:type="dxa" w:w="2608"/>
-            <w:vAlign w:val="center"/>
-          </w:tcPr>
-          <w:p>
-            <w:r/>
-            <w:r>
-              <w:rPr>
-                <w:b w:val="0"/>
-                <w:sz w:val="17"/>
-              </w:rPr>
-              <w:t>?page_id=13493</w:t>
-            </w:r>
-          </w:p>
-        </w:tc>
-      </w:tr>
-      <w:tr>
-        <w:tc>
-          <w:tcPr>
-            <w:tcW w:type="dxa" w:w="1814"/>
-            <w:vAlign w:val="center"/>
-            <w:shd w:fill="F7F9FC"/>
-          </w:tcPr>
-          <w:p>
-            <w:r/>
-            <w:r>
-              <w:rPr>
-                <w:b w:val="0"/>
-                <w:sz w:val="17"/>
-              </w:rPr>
-              <w:t>memoria</w:t>
-            </w:r>
-          </w:p>
-        </w:tc>
-        <w:tc>
-          <w:tcPr>
-            <w:tcW w:type="dxa" w:w="4876"/>
-            <w:vAlign w:val="center"/>
-            <w:shd w:fill="F7F9FC"/>
-          </w:tcPr>
-          <w:p>
-            <w:r/>
-            <w:r>
-              <w:rPr>
-                <w:b w:val="0"/>
-                <w:sz w:val="17"/>
-              </w:rPr>
-              <w:t>Arquivos de Imprensa e Vídeos da CCCI</w:t>
-            </w:r>
-          </w:p>
-        </w:tc>
-        <w:tc>
-          <w:tcPr>
-            <w:tcW w:type="dxa" w:w="2608"/>
-            <w:vAlign w:val="center"/>
-            <w:shd w:fill="F7F9FC"/>
-          </w:tcPr>
-          <w:p>
-            <w:r/>
-            <w:r>
-              <w:rPr>
-                <w:b w:val="0"/>
-                <w:sz w:val="17"/>
-              </w:rPr>
-              <w:t>?page_id=2585</w:t>
-            </w:r>
-          </w:p>
-        </w:tc>
-      </w:tr>
-      <w:tr>
-        <w:tc>
-          <w:tcPr>
-            <w:tcW w:type="dxa" w:w="1814"/>
-            <w:vAlign w:val="center"/>
-          </w:tcPr>
-          <w:p>
-            <w:r/>
-            <w:r>
-              <w:rPr>
-                <w:b w:val="0"/>
-                <w:sz w:val="17"/>
-              </w:rPr>
-              <w:t>videos</w:t>
-            </w:r>
-          </w:p>
-        </w:tc>
-        <w:tc>
-          <w:tcPr>
-            <w:tcW w:type="dxa" w:w="4876"/>
-            <w:vAlign w:val="center"/>
-          </w:tcPr>
-          <w:p>
-            <w:r/>
-            <w:r>
-              <w:rPr>
-                <w:b w:val="0"/>
-                <w:sz w:val="17"/>
-              </w:rPr>
-              <w:t>Ferramenta de Busca em Vídeos</w:t>
-            </w:r>
-          </w:p>
-        </w:tc>
-        <w:tc>
-          <w:tcPr>
-            <w:tcW w:type="dxa" w:w="2608"/>
-            <w:vAlign w:val="center"/>
-          </w:tcPr>
-          <w:p>
-            <w:r/>
-            <w:r>
-              <w:rPr>
-                <w:b w:val="0"/>
-                <w:sz w:val="17"/>
-              </w:rPr>
-              <w:t>?page_id=9973</w:t>
-            </w:r>
-          </w:p>
-        </w:tc>
-      </w:tr>
-      <w:tr>
-        <w:tc>
-          <w:tcPr>
-            <w:tcW w:type="dxa" w:w="1814"/>
-            <w:vAlign w:val="center"/>
-            <w:shd w:fill="F7F9FC"/>
-          </w:tcPr>
-          <w:p>
-            <w:r/>
-            <w:r>
-              <w:rPr>
-                <w:b w:val="0"/>
-                <w:sz w:val="17"/>
-              </w:rPr>
-              <w:t>autopesquisa</w:t>
-            </w:r>
-          </w:p>
-        </w:tc>
-        <w:tc>
-          <w:tcPr>
-            <w:tcW w:type="dxa" w:w="4876"/>
-            <w:vAlign w:val="center"/>
-            <w:shd w:fill="F7F9FC"/>
-          </w:tcPr>
-          <w:p>
-            <w:r/>
-            <w:r>
-              <w:rPr>
-                <w:b w:val="0"/>
-                <w:sz w:val="17"/>
-              </w:rPr>
-              <w:t>Planilhas de Autopesquisa</w:t>
-            </w:r>
-          </w:p>
-        </w:tc>
-        <w:tc>
-          <w:tcPr>
-            <w:tcW w:type="dxa" w:w="2608"/>
-            <w:vAlign w:val="center"/>
-            <w:shd w:fill="F7F9FC"/>
-          </w:tcPr>
-          <w:p>
-            <w:r/>
-            <w:r>
-              <w:rPr>
-                <w:b w:val="0"/>
-                <w:sz w:val="17"/>
-              </w:rPr>
-              <w:t>?page_id=1385</w:t>
-            </w:r>
-          </w:p>
-        </w:tc>
-      </w:tr>
-      <w:tr>
-        <w:tc>
-          <w:tcPr>
-            <w:tcW w:type="dxa" w:w="1814"/>
-            <w:vAlign w:val="center"/>
-          </w:tcPr>
-          <w:p>
-            <w:r/>
-            <w:r>
-              <w:rPr>
-                <w:b w:val="0"/>
-                <w:sz w:val="17"/>
-              </w:rPr>
-              <w:t>holociclo</w:t>
-            </w:r>
-          </w:p>
-        </w:tc>
-        <w:tc>
-          <w:tcPr>
-            <w:tcW w:type="dxa" w:w="4876"/>
-            <w:vAlign w:val="center"/>
-          </w:tcPr>
-          <w:p>
-            <w:r/>
-            <w:r>
-              <w:rPr>
-                <w:b w:val="0"/>
-                <w:sz w:val="17"/>
-              </w:rPr>
-              <w:t>Histórico do Holociclo</w:t>
-            </w:r>
-          </w:p>
-        </w:tc>
-        <w:tc>
-          <w:tcPr>
-            <w:tcW w:type="dxa" w:w="2608"/>
-            <w:vAlign w:val="center"/>
-          </w:tcPr>
-          <w:p>
-            <w:r/>
-            <w:r>
-              <w:rPr>
-                <w:b w:val="0"/>
-                <w:sz w:val="17"/>
-              </w:rPr>
-              <w:t>?page_id=12238</w:t>
-            </w:r>
-          </w:p>
-        </w:tc>
-      </w:tr>
-    </w:tbl>
-    <w:p/>
-    <w:p>
-      <w:r>
-        <w:t>Perguntas substantivas usam full com pill específico. Apenas pedidos explícitos como “abra”, “acesse” ou “mostre o site” podem usar action_only. Destinos mais específicos caem na macroárea mais próxima ou na página inicial.</w:t>
-      </w:r>
-    </w:p>
-    <w:p>
-      <w:pPr>
-        <w:pStyle w:val="Heading2"/>
-      </w:pPr>
-      <w:r>
-        <w:t>LexiCons</w:t>
-      </w:r>
-    </w:p>
-    <w:p>
-      <w:pPr>
-        <w:pStyle w:val="ListBullet"/>
-      </w:pPr>
-      <w:r>
-        <w:t>q + autostart=1 preenche e executa a consulta uma única vez, inclusive sob React Strict Mode.</w:t>
-      </w:r>
-    </w:p>
-    <w:p>
-      <w:pPr>
-        <w:pStyle w:val="ListBullet"/>
-      </w:pPr>
-      <w:r>
-        <w:t>O hero é ocultado e o modo inicial permanece obrigatoriamente cosmovisao.</w:t>
-      </w:r>
-    </w:p>
-    <w:p>
-      <w:pPr>
-        <w:pStyle w:val="ListBullet"/>
-      </w:pPr>
-      <w:r>
-        <w:t>Nenhum pill seleciona definição, etimologia ou outro módulo específico.</w:t>
-      </w:r>
-    </w:p>
-    <w:p>
-      <w:r>
-        <w:br w:type="page"/>
-      </w:r>
-    </w:p>
-    <w:p>
-      <w:pPr>
-        <w:pStyle w:val="Heading1"/>
-      </w:pPr>
-      <w:r>
-        <w:t>6. Telemetria e compatibilidade</w:t>
+        <w:t>5. Telemetria e fallbacks</w:t>
       </w:r>
     </w:p>
     <w:p>
@@ -3819,7 +8763,7 @@
         <w:pStyle w:val="ListBullet"/>
       </w:pPr>
       <w:r>
-        <w:t>Registra responseMode proposto/efetivo, confiança global e duração do Luna.</w:t>
+        <w:t>reason é um rastro determinístico: forma e probabilidade, busca e escopo, destinos escolhidos, termo e recusas (ex.: decisions · forma=busca_literal(0.95) · busca=1:livros · termo=tenepes).</w:t>
       </w:r>
     </w:p>
     <w:p>
@@ -3827,7 +8771,7 @@
         <w:pStyle w:val="ListBullet"/>
       </w:pPr>
       <w:r>
-        <w:t>Cada ação registra confidence, posição, serviço, destino e parâmetros.</w:t>
+        <w:t>classifierResponse guarda as respostas brutas da Decisions API, visíveis no diagnóstico do turno.</w:t>
       </w:r>
     </w:p>
     <w:p>
@@ -3835,7 +8779,7 @@
         <w:pStyle w:val="ListBullet"/>
       </w:pPr>
       <w:r>
-        <w:t>Impressões são deduplicadas por mensagem, intent e URL, mesmo após rerenders.</w:t>
+        <w:t>Cada ação registra confidence (probabilidade), posição, serviço, destino e parâmetros.</w:t>
       </w:r>
     </w:p>
     <w:p>
@@ -3843,23 +8787,7 @@
         <w:pStyle w:val="ListBullet"/>
       </w:pPr>
       <w:r>
-        <w:t>Metadata antiga com route/actions continua legível; novos turnos gravam o formato ampliado.</w:t>
-      </w:r>
-    </w:p>
-    <w:p>
-      <w:pPr>
-        <w:pStyle w:val="ListBullet"/>
-      </w:pPr>
-      <w:r>
-        <w:t>route permanece no metadata como campo derivado durante a transição.</w:t>
-      </w:r>
-    </w:p>
-    <w:p>
-      <w:pPr>
-        <w:pStyle w:val="Heading2"/>
-      </w:pPr>
-      <w:r>
-        <w:t>Fallbacks seguros</w:t>
+        <w:t>O Main-Server registra por chamada: app, ação, número de perguntas, tokens e duração.</w:t>
       </w:r>
     </w:p>
     <w:tbl>
@@ -3875,7 +8803,7 @@
       <w:tr>
         <w:tc>
           <w:tcPr>
-            <w:tcW w:type="dxa" w:w="3402"/>
+            <w:tcW w:type="dxa" w:w="4082"/>
             <w:vAlign w:val="center"/>
             <w:shd w:fill="2856A3"/>
           </w:tcPr>
@@ -3893,7 +8821,7 @@
         </w:tc>
         <w:tc>
           <w:tcPr>
-            <w:tcW w:type="dxa" w:w="5896"/>
+            <w:tcW w:type="dxa" w:w="5216"/>
             <w:vAlign w:val="center"/>
             <w:shd w:fill="2856A3"/>
           </w:tcPr>
@@ -3913,33 +8841,33 @@
       <w:tr>
         <w:tc>
           <w:tcPr>
-            <w:tcW w:type="dxa" w:w="3402"/>
-            <w:vAlign w:val="center"/>
-          </w:tcPr>
-          <w:p>
-            <w:r/>
-            <w:r>
-              <w:rPr>
-                <w:b w:val="0"/>
-                <w:sz w:val="17"/>
-              </w:rPr>
-              <w:t>Timeout &gt; 6 s</w:t>
-            </w:r>
-          </w:p>
-        </w:tc>
-        <w:tc>
-          <w:tcPr>
-            <w:tcW w:type="dxa" w:w="5896"/>
-            <w:vAlign w:val="center"/>
-          </w:tcPr>
-          <w:p>
-            <w:r/>
-            <w:r>
-              <w:rPr>
-                <w:b w:val="0"/>
-                <w:sz w:val="17"/>
-              </w:rPr>
-              <w:t>full</w:t>
+            <w:tcW w:type="dxa" w:w="4082"/>
+            <w:vAlign w:val="center"/>
+          </w:tcPr>
+          <w:p>
+            <w:r/>
+            <w:r>
+              <w:rPr>
+                <w:b w:val="0"/>
+                <w:sz w:val="17"/>
+              </w:rPr>
+              <w:t>/api/decisions responde 404/405 (Main-Server antigo)</w:t>
+            </w:r>
+          </w:p>
+        </w:tc>
+        <w:tc>
+          <w:tcPr>
+            <w:tcW w:type="dxa" w:w="5216"/>
+            <w:vAlign w:val="center"/>
+          </w:tcPr>
+          <w:p>
+            <w:r/>
+            <w:r>
+              <w:rPr>
+                <w:b w:val="0"/>
+                <w:sz w:val="17"/>
+              </w:rPr>
+              <w:t>Classificador antigo pelo resto da sessão.</w:t>
             </w:r>
           </w:p>
         </w:tc>
@@ -3947,7 +8875,7 @@
       <w:tr>
         <w:tc>
           <w:tcPr>
-            <w:tcW w:type="dxa" w:w="3402"/>
+            <w:tcW w:type="dxa" w:w="4082"/>
             <w:vAlign w:val="center"/>
             <w:shd w:fill="F7F9FC"/>
           </w:tcPr>
@@ -3958,13 +8886,13 @@
                 <w:b w:val="0"/>
                 <w:sz w:val="17"/>
               </w:rPr>
-              <w:t>Rede / HTTP</w:t>
-            </w:r>
-          </w:p>
-        </w:tc>
-        <w:tc>
-          <w:tcPr>
-            <w:tcW w:type="dxa" w:w="5896"/>
+              <w:t>OpenAI responde 403 / not enabled</w:t>
+            </w:r>
+          </w:p>
+        </w:tc>
+        <w:tc>
+          <w:tcPr>
+            <w:tcW w:type="dxa" w:w="5216"/>
             <w:vAlign w:val="center"/>
             <w:shd w:fill="F7F9FC"/>
           </w:tcPr>
@@ -3975,7 +8903,7 @@
                 <w:b w:val="0"/>
                 <w:sz w:val="17"/>
               </w:rPr>
-              <w:t>full</w:t>
+              <w:t>Classificador antigo pelo resto da sessão.</w:t>
             </w:r>
           </w:p>
         </w:tc>
@@ -3983,33 +8911,33 @@
       <w:tr>
         <w:tc>
           <w:tcPr>
-            <w:tcW w:type="dxa" w:w="3402"/>
-            <w:vAlign w:val="center"/>
-          </w:tcPr>
-          <w:p>
-            <w:r/>
-            <w:r>
-              <w:rPr>
-                <w:b w:val="0"/>
-                <w:sz w:val="17"/>
-              </w:rPr>
-              <w:t>JSON ausente ou inválido</w:t>
-            </w:r>
-          </w:p>
-        </w:tc>
-        <w:tc>
-          <w:tcPr>
-            <w:tcW w:type="dxa" w:w="5896"/>
-            <w:vAlign w:val="center"/>
-          </w:tcPr>
-          <w:p>
-            <w:r/>
-            <w:r>
-              <w:rPr>
-                <w:b w:val="0"/>
-                <w:sz w:val="17"/>
-              </w:rPr>
-              <w:t>full</w:t>
+            <w:tcW w:type="dxa" w:w="4082"/>
+            <w:vAlign w:val="center"/>
+          </w:tcPr>
+          <w:p>
+            <w:r/>
+            <w:r>
+              <w:rPr>
+                <w:b w:val="0"/>
+                <w:sz w:val="17"/>
+              </w:rPr>
+              <w:t>Timeout, rede ou outro erro HTTP</w:t>
+            </w:r>
+          </w:p>
+        </w:tc>
+        <w:tc>
+          <w:tcPr>
+            <w:tcW w:type="dxa" w:w="5216"/>
+            <w:vAlign w:val="center"/>
+          </w:tcPr>
+          <w:p>
+            <w:r/>
+            <w:r>
+              <w:rPr>
+                <w:b w:val="0"/>
+                <w:sz w:val="17"/>
+              </w:rPr>
+              <w:t>Classificador antigo neste turno.</w:t>
             </w:r>
           </w:p>
         </w:tc>
@@ -4017,7 +8945,7 @@
       <w:tr>
         <w:tc>
           <w:tcPr>
-            <w:tcW w:type="dxa" w:w="3402"/>
+            <w:tcW w:type="dxa" w:w="4082"/>
             <w:vAlign w:val="center"/>
             <w:shd w:fill="F7F9FC"/>
           </w:tcPr>
@@ -4028,13 +8956,13 @@
                 <w:b w:val="0"/>
                 <w:sz w:val="17"/>
               </w:rPr>
-              <w:t>Confiança global inválida</w:t>
-            </w:r>
-          </w:p>
-        </w:tc>
-        <w:tc>
-          <w:tcPr>
-            <w:tcW w:type="dxa" w:w="5896"/>
+              <w:t>Recusa em uma pergunta</w:t>
+            </w:r>
+          </w:p>
+        </w:tc>
+        <w:tc>
+          <w:tcPr>
+            <w:tcW w:type="dxa" w:w="5216"/>
             <w:vAlign w:val="center"/>
             <w:shd w:fill="F7F9FC"/>
           </w:tcPr>
@@ -4045,7 +8973,7 @@
                 <w:b w:val="0"/>
                 <w:sz w:val="17"/>
               </w:rPr>
-              <w:t>full</w:t>
+              <w:t>As demais seguem valendo; a recusa entra no reason.</w:t>
             </w:r>
           </w:p>
         </w:tc>
@@ -4053,39 +8981,80 @@
       <w:tr>
         <w:tc>
           <w:tcPr>
-            <w:tcW w:type="dxa" w:w="3402"/>
-            <w:vAlign w:val="center"/>
-          </w:tcPr>
-          <w:p>
-            <w:r/>
-            <w:r>
-              <w:rPr>
-                <w:b w:val="0"/>
-                <w:sz w:val="17"/>
-              </w:rPr>
-              <w:t>Parâmetro ou destino fora do enum</w:t>
-            </w:r>
-          </w:p>
-        </w:tc>
-        <w:tc>
-          <w:tcPr>
-            <w:tcW w:type="dxa" w:w="5896"/>
-            <w:vAlign w:val="center"/>
-          </w:tcPr>
-          <w:p>
-            <w:r/>
-            <w:r>
-              <w:rPr>
-                <w:b w:val="0"/>
-                <w:sz w:val="17"/>
-              </w:rPr>
-              <w:t>Ação descartada ou valor seguro; nunca URL arbitrária</w:t>
+            <w:tcW w:type="dxa" w:w="4082"/>
+            <w:vAlign w:val="center"/>
+          </w:tcPr>
+          <w:p>
+            <w:r/>
+            <w:r>
+              <w:rPr>
+                <w:b w:val="0"/>
+                <w:sz w:val="17"/>
+              </w:rPr>
+              <w:t>Classificador antigo também falha</w:t>
+            </w:r>
+          </w:p>
+        </w:tc>
+        <w:tc>
+          <w:tcPr>
+            <w:tcW w:type="dxa" w:w="5216"/>
+            <w:vAlign w:val="center"/>
+          </w:tcPr>
+          <w:p>
+            <w:r/>
+            <w:r>
+              <w:rPr>
+                <w:b w:val="0"/>
+                <w:sz w:val="17"/>
+              </w:rPr>
+              <w:t>full, sem pills.</w:t>
+            </w:r>
+          </w:p>
+        </w:tc>
+      </w:tr>
+      <w:tr>
+        <w:tc>
+          <w:tcPr>
+            <w:tcW w:type="dxa" w:w="4082"/>
+            <w:vAlign w:val="center"/>
+            <w:shd w:fill="F7F9FC"/>
+          </w:tcPr>
+          <w:p>
+            <w:r/>
+            <w:r>
+              <w:rPr>
+                <w:b w:val="0"/>
+                <w:sz w:val="17"/>
+              </w:rPr>
+              <w:t>Triagem passa de 3 s</w:t>
+            </w:r>
+          </w:p>
+        </w:tc>
+        <w:tc>
+          <w:tcPr>
+            <w:tcW w:type="dxa" w:w="5216"/>
+            <w:vAlign w:val="center"/>
+            <w:shd w:fill="F7F9FC"/>
+          </w:tcPr>
+          <w:p>
+            <w:r/>
+            <w:r>
+              <w:rPr>
+                <w:b w:val="0"/>
+                <w:sz w:val="17"/>
+              </w:rPr>
+              <w:t>Turno segue em full; pills entram quando chegarem.</w:t>
             </w:r>
           </w:p>
         </w:tc>
       </w:tr>
     </w:tbl>
     <w:p/>
+    <w:p>
+      <w:r>
+        <w:t>O classificador antigo envia app=consbot-agent ao /api/llm, para não herdar o override de modelo e esforço do ConsBOT.</w:t>
+      </w:r>
+    </w:p>
     <w:p>
       <w:r>
         <w:br w:type="page"/>
@@ -4096,55 +9065,736 @@
         <w:pStyle w:val="Heading1"/>
       </w:pPr>
       <w:r>
-        <w:t>7. Verificação e critérios de aceitação</w:t>
+        <w:t>6. Verificação</w:t>
+      </w:r>
+    </w:p>
+    <w:tbl>
+      <w:tblPr>
+        <w:tblStyle w:val="TableGrid"/>
+        <w:tblW w:type="auto" w:w="0"/>
+        <w:tblLook w:firstColumn="1" w:firstRow="1" w:lastColumn="0" w:lastRow="0" w:noHBand="0" w:noVBand="1" w:val="04A0"/>
+      </w:tblPr>
+      <w:tblGrid>
+        <w:gridCol w:w="4986"/>
+        <w:gridCol w:w="4986"/>
+      </w:tblGrid>
+      <w:tr>
+        <w:tc>
+          <w:tcPr>
+            <w:tcW w:type="dxa" w:w="3628"/>
+            <w:vAlign w:val="center"/>
+            <w:shd w:fill="2856A3"/>
+          </w:tcPr>
+          <w:p>
+            <w:r/>
+            <w:r>
+              <w:rPr>
+                <w:b/>
+                <w:color w:val="FFFFFF"/>
+                <w:sz w:val="17"/>
+              </w:rPr>
+              <w:t>Comando</w:t>
+            </w:r>
+          </w:p>
+        </w:tc>
+        <w:tc>
+          <w:tcPr>
+            <w:tcW w:type="dxa" w:w="5669"/>
+            <w:vAlign w:val="center"/>
+            <w:shd w:fill="2856A3"/>
+          </w:tcPr>
+          <w:p>
+            <w:r/>
+            <w:r>
+              <w:rPr>
+                <w:b/>
+                <w:color w:val="FFFFFF"/>
+                <w:sz w:val="17"/>
+              </w:rPr>
+              <w:t>O que mede</w:t>
+            </w:r>
+          </w:p>
+        </w:tc>
+      </w:tr>
+      <w:tr>
+        <w:tc>
+          <w:tcPr>
+            <w:tcW w:type="dxa" w:w="3628"/>
+            <w:vAlign w:val="center"/>
+          </w:tcPr>
+          <w:p>
+            <w:r/>
+            <w:r>
+              <w:rPr>
+                <w:b w:val="0"/>
+                <w:sz w:val="17"/>
+              </w:rPr>
+              <w:t>npm test</w:t>
+            </w:r>
+          </w:p>
+        </w:tc>
+        <w:tc>
+          <w:tcPr>
+            <w:tcW w:type="dxa" w:w="5669"/>
+            <w:vAlign w:val="center"/>
+          </w:tcPr>
+          <w:p>
+            <w:r/>
+            <w:r>
+              <w:rPr>
+                <w:b w:val="0"/>
+                <w:sz w:val="17"/>
+              </w:rPr>
+              <w:t>Unitários: questionário dentro dos limites da API, candidatos a termo, interpretação das respostas, precedências, fallback de modo.</w:t>
+            </w:r>
+          </w:p>
+        </w:tc>
+      </w:tr>
+      <w:tr>
+        <w:tc>
+          <w:tcPr>
+            <w:tcW w:type="dxa" w:w="3628"/>
+            <w:vAlign w:val="center"/>
+            <w:shd w:fill="F7F9FC"/>
+          </w:tcPr>
+          <w:p>
+            <w:r/>
+            <w:r>
+              <w:rPr>
+                <w:b w:val="0"/>
+                <w:sz w:val="17"/>
+              </w:rPr>
+              <w:t>npm run agent:suite</w:t>
+            </w:r>
+          </w:p>
+        </w:tc>
+        <w:tc>
+          <w:tcPr>
+            <w:tcW w:type="dxa" w:w="5669"/>
+            <w:vAlign w:val="center"/>
+            <w:shd w:fill="F7F9FC"/>
+          </w:tcPr>
+          <w:p>
+            <w:r/>
+            <w:r>
+              <w:rPr>
+                <w:b w:val="0"/>
+                <w:sz w:val="17"/>
+              </w:rPr>
+              <w:t>Suíte real contra o Main-Server (Decisions).</w:t>
+            </w:r>
+          </w:p>
+        </w:tc>
+      </w:tr>
+      <w:tr>
+        <w:tc>
+          <w:tcPr>
+            <w:tcW w:type="dxa" w:w="3628"/>
+            <w:vAlign w:val="center"/>
+          </w:tcPr>
+          <w:p>
+            <w:r/>
+            <w:r>
+              <w:rPr>
+                <w:b w:val="0"/>
+                <w:sz w:val="17"/>
+              </w:rPr>
+              <w:t>npm run agent:suite -- --engine responses</w:t>
+            </w:r>
+          </w:p>
+        </w:tc>
+        <w:tc>
+          <w:tcPr>
+            <w:tcW w:type="dxa" w:w="5669"/>
+            <w:vAlign w:val="center"/>
+          </w:tcPr>
+          <w:p>
+            <w:r/>
+            <w:r>
+              <w:rPr>
+                <w:b w:val="0"/>
+                <w:sz w:val="17"/>
+              </w:rPr>
+              <w:t>Mesma suíte no classificador antigo, para comparação.</w:t>
+            </w:r>
+          </w:p>
+        </w:tc>
+      </w:tr>
+      <w:tr>
+        <w:tc>
+          <w:tcPr>
+            <w:tcW w:type="dxa" w:w="3628"/>
+            <w:vAlign w:val="center"/>
+            <w:shd w:fill="F7F9FC"/>
+          </w:tcPr>
+          <w:p>
+            <w:r/>
+            <w:r>
+              <w:rPr>
+                <w:b w:val="0"/>
+                <w:sz w:val="17"/>
+              </w:rPr>
+              <w:t>npm run agent:suite -- --ficha controle</w:t>
+            </w:r>
+          </w:p>
+        </w:tc>
+        <w:tc>
+          <w:tcPr>
+            <w:tcW w:type="dxa" w:w="5669"/>
+            <w:vAlign w:val="center"/>
+            <w:shd w:fill="F7F9FC"/>
+          </w:tcPr>
+          <w:p>
+            <w:r/>
+            <w:r>
+              <w:rPr>
+                <w:b w:val="0"/>
+                <w:sz w:val="17"/>
+              </w:rPr>
+              <w:t>20 frases escritas depois da calibragem.</w:t>
+            </w:r>
+          </w:p>
+        </w:tc>
+      </w:tr>
+      <w:tr>
+        <w:tc>
+          <w:tcPr>
+            <w:tcW w:type="dxa" w:w="3628"/>
+            <w:vAlign w:val="center"/>
+          </w:tcPr>
+          <w:p>
+            <w:r/>
+            <w:r>
+              <w:rPr>
+                <w:b w:val="0"/>
+                <w:sz w:val="17"/>
+              </w:rPr>
+              <w:t>npm run agent:suite -- --verbose</w:t>
+            </w:r>
+          </w:p>
+        </w:tc>
+        <w:tc>
+          <w:tcPr>
+            <w:tcW w:type="dxa" w:w="5669"/>
+            <w:vAlign w:val="center"/>
+          </w:tcPr>
+          <w:p>
+            <w:r/>
+            <w:r>
+              <w:rPr>
+                <w:b w:val="0"/>
+                <w:sz w:val="17"/>
+              </w:rPr>
+              <w:t>Rastro de decisão de todos os casos.</w:t>
+            </w:r>
+          </w:p>
+        </w:tc>
+      </w:tr>
+      <w:tr>
+        <w:tc>
+          <w:tcPr>
+            <w:tcW w:type="dxa" w:w="3628"/>
+            <w:vAlign w:val="center"/>
+            <w:shd w:fill="F7F9FC"/>
+          </w:tcPr>
+          <w:p>
+            <w:r/>
+            <w:r>
+              <w:rPr>
+                <w:b w:val="0"/>
+                <w:sz w:val="17"/>
+              </w:rPr>
+              <w:t>npm run agent:suite -- --ficha controle_icge</w:t>
+            </w:r>
+          </w:p>
+        </w:tc>
+        <w:tc>
+          <w:tcPr>
+            <w:tcW w:type="dxa" w:w="5669"/>
+            <w:vAlign w:val="center"/>
+            <w:shd w:fill="F7F9FC"/>
+          </w:tcPr>
+          <w:p>
+            <w:r/>
+            <w:r>
+              <w:rPr>
+                <w:b w:val="0"/>
+                <w:sz w:val="17"/>
+              </w:rPr>
+              <w:t>10 frases dos destinos novos, escritas antes da calibragem.</w:t>
+            </w:r>
+          </w:p>
+        </w:tc>
+      </w:tr>
+      <w:tr>
+        <w:tc>
+          <w:tcPr>
+            <w:tcW w:type="dxa" w:w="3628"/>
+            <w:vAlign w:val="center"/>
+          </w:tcPr>
+          <w:p>
+            <w:r/>
+            <w:r>
+              <w:rPr>
+                <w:b w:val="0"/>
+                <w:sz w:val="17"/>
+              </w:rPr>
+              <w:t>npm run agent:suite -- --ficha controle3</w:t>
+            </w:r>
+          </w:p>
+        </w:tc>
+        <w:tc>
+          <w:tcPr>
+            <w:tcW w:type="dxa" w:w="5669"/>
+            <w:vAlign w:val="center"/>
+          </w:tcPr>
+          <w:p>
+            <w:r/>
+            <w:r>
+              <w:rPr>
+                <w:b w:val="0"/>
+                <w:sz w:val="17"/>
+              </w:rPr>
+              <w:t>12 frases escritas depois das regras gerais, para medir se generalizam.</w:t>
+            </w:r>
+          </w:p>
+        </w:tc>
+      </w:tr>
+      <w:tr>
+        <w:tc>
+          <w:tcPr>
+            <w:tcW w:type="dxa" w:w="3628"/>
+            <w:vAlign w:val="center"/>
+            <w:shd w:fill="F7F9FC"/>
+          </w:tcPr>
+          <w:p>
+            <w:r/>
+            <w:r>
+              <w:rPr>
+                <w:b w:val="0"/>
+                <w:sz w:val="17"/>
+              </w:rPr>
+              <w:t>npm run agent:suite -- --timing after</w:t>
+            </w:r>
+          </w:p>
+        </w:tc>
+        <w:tc>
+          <w:tcPr>
+            <w:tcW w:type="dxa" w:w="5669"/>
+            <w:vAlign w:val="center"/>
+            <w:shd w:fill="F7F9FC"/>
+          </w:tcPr>
+          <w:p>
+            <w:r/>
+            <w:r>
+              <w:rPr>
+                <w:b w:val="0"/>
+                <w:sz w:val="17"/>
+              </w:rPr>
+              <w:t>Pills decididos depois da resposta, com o texto respondido como entrada.</w:t>
+            </w:r>
+          </w:p>
+        </w:tc>
+      </w:tr>
+    </w:tbl>
+    <w:p/>
+    <w:p>
+      <w:pPr>
+        <w:pStyle w:val="Heading2"/>
+      </w:pPr>
+      <w:r>
+        <w:t>Resultado da migração (2026-10-19, 3 execuções por caso)</w:t>
+      </w:r>
+    </w:p>
+    <w:tbl>
+      <w:tblPr>
+        <w:tblStyle w:val="TableGrid"/>
+        <w:tblW w:type="auto" w:w="0"/>
+        <w:tblLook w:firstColumn="1" w:firstRow="1" w:lastColumn="0" w:lastRow="0" w:noHBand="0" w:noVBand="1" w:val="04A0"/>
+      </w:tblPr>
+      <w:tblGrid>
+        <w:gridCol w:w="3324"/>
+        <w:gridCol w:w="3324"/>
+        <w:gridCol w:w="3324"/>
+      </w:tblGrid>
+      <w:tr>
+        <w:tc>
+          <w:tcPr>
+            <w:tcW w:type="dxa" w:w="3628"/>
+            <w:vAlign w:val="center"/>
+            <w:shd w:fill="2856A3"/>
+          </w:tcPr>
+          <w:p>
+            <w:r/>
+            <w:r>
+              <w:rPr>
+                <w:b/>
+                <w:color w:val="FFFFFF"/>
+                <w:sz w:val="17"/>
+              </w:rPr>
+              <w:t>Métrica</w:t>
+            </w:r>
+          </w:p>
+        </w:tc>
+        <w:tc>
+          <w:tcPr>
+            <w:tcW w:type="dxa" w:w="2835"/>
+            <w:vAlign w:val="center"/>
+            <w:shd w:fill="2856A3"/>
+          </w:tcPr>
+          <w:p>
+            <w:r/>
+            <w:r>
+              <w:rPr>
+                <w:b/>
+                <w:color w:val="FFFFFF"/>
+                <w:sz w:val="17"/>
+              </w:rPr>
+              <w:t>Responses (antigo)</w:t>
+            </w:r>
+          </w:p>
+        </w:tc>
+        <w:tc>
+          <w:tcPr>
+            <w:tcW w:type="dxa" w:w="2835"/>
+            <w:vAlign w:val="center"/>
+            <w:shd w:fill="2856A3"/>
+          </w:tcPr>
+          <w:p>
+            <w:r/>
+            <w:r>
+              <w:rPr>
+                <w:b/>
+                <w:color w:val="FFFFFF"/>
+                <w:sz w:val="17"/>
+              </w:rPr>
+              <w:t>Decisions (novo)</w:t>
+            </w:r>
+          </w:p>
+        </w:tc>
+      </w:tr>
+      <w:tr>
+        <w:tc>
+          <w:tcPr>
+            <w:tcW w:type="dxa" w:w="3628"/>
+            <w:vAlign w:val="center"/>
+          </w:tcPr>
+          <w:p>
+            <w:r/>
+            <w:r>
+              <w:rPr>
+                <w:b w:val="0"/>
+                <w:sz w:val="17"/>
+              </w:rPr>
+              <w:t>Casos estáveis nas fichas (87)</w:t>
+            </w:r>
+          </w:p>
+        </w:tc>
+        <w:tc>
+          <w:tcPr>
+            <w:tcW w:type="dxa" w:w="2835"/>
+            <w:vAlign w:val="center"/>
+          </w:tcPr>
+          <w:p>
+            <w:r/>
+            <w:r>
+              <w:rPr>
+                <w:b w:val="0"/>
+                <w:sz w:val="17"/>
+              </w:rPr>
+              <w:t>64</w:t>
+            </w:r>
+          </w:p>
+        </w:tc>
+        <w:tc>
+          <w:tcPr>
+            <w:tcW w:type="dxa" w:w="2835"/>
+            <w:vAlign w:val="center"/>
+          </w:tcPr>
+          <w:p>
+            <w:r/>
+            <w:r>
+              <w:rPr>
+                <w:b w:val="0"/>
+                <w:sz w:val="17"/>
+              </w:rPr>
+              <w:t>87</w:t>
+            </w:r>
+          </w:p>
+        </w:tc>
+      </w:tr>
+      <w:tr>
+        <w:tc>
+          <w:tcPr>
+            <w:tcW w:type="dxa" w:w="3628"/>
+            <w:vAlign w:val="center"/>
+            <w:shd w:fill="F7F9FC"/>
+          </w:tcPr>
+          <w:p>
+            <w:r/>
+            <w:r>
+              <w:rPr>
+                <w:b w:val="0"/>
+                <w:sz w:val="17"/>
+              </w:rPr>
+              <w:t>Casos instáveis entre execuções</w:t>
+            </w:r>
+          </w:p>
+        </w:tc>
+        <w:tc>
+          <w:tcPr>
+            <w:tcW w:type="dxa" w:w="2835"/>
+            <w:vAlign w:val="center"/>
+            <w:shd w:fill="F7F9FC"/>
+          </w:tcPr>
+          <w:p>
+            <w:r/>
+            <w:r>
+              <w:rPr>
+                <w:b w:val="0"/>
+                <w:sz w:val="17"/>
+              </w:rPr>
+              <w:t>11</w:t>
+            </w:r>
+          </w:p>
+        </w:tc>
+        <w:tc>
+          <w:tcPr>
+            <w:tcW w:type="dxa" w:w="2835"/>
+            <w:vAlign w:val="center"/>
+            <w:shd w:fill="F7F9FC"/>
+          </w:tcPr>
+          <w:p>
+            <w:r/>
+            <w:r>
+              <w:rPr>
+                <w:b w:val="0"/>
+                <w:sz w:val="17"/>
+              </w:rPr>
+              <w:t>0</w:t>
+            </w:r>
+          </w:p>
+        </w:tc>
+      </w:tr>
+      <w:tr>
+        <w:tc>
+          <w:tcPr>
+            <w:tcW w:type="dxa" w:w="3628"/>
+            <w:vAlign w:val="center"/>
+          </w:tcPr>
+          <w:p>
+            <w:r/>
+            <w:r>
+              <w:rPr>
+                <w:b w:val="0"/>
+                <w:sz w:val="17"/>
+              </w:rPr>
+              <w:t>Ações indevidas</w:t>
+            </w:r>
+          </w:p>
+        </w:tc>
+        <w:tc>
+          <w:tcPr>
+            <w:tcW w:type="dxa" w:w="2835"/>
+            <w:vAlign w:val="center"/>
+          </w:tcPr>
+          <w:p>
+            <w:r/>
+            <w:r>
+              <w:rPr>
+                <w:b w:val="0"/>
+                <w:sz w:val="17"/>
+              </w:rPr>
+              <w:t>32 em 96</w:t>
+            </w:r>
+          </w:p>
+        </w:tc>
+        <w:tc>
+          <w:tcPr>
+            <w:tcW w:type="dxa" w:w="2835"/>
+            <w:vAlign w:val="center"/>
+          </w:tcPr>
+          <w:p>
+            <w:r/>
+            <w:r>
+              <w:rPr>
+                <w:b w:val="0"/>
+                <w:sz w:val="17"/>
+              </w:rPr>
+              <w:t>0 em 96</w:t>
+            </w:r>
+          </w:p>
+        </w:tc>
+      </w:tr>
+      <w:tr>
+        <w:tc>
+          <w:tcPr>
+            <w:tcW w:type="dxa" w:w="3628"/>
+            <w:vAlign w:val="center"/>
+            <w:shd w:fill="F7F9FC"/>
+          </w:tcPr>
+          <w:p>
+            <w:r/>
+            <w:r>
+              <w:rPr>
+                <w:b w:val="0"/>
+                <w:sz w:val="17"/>
+              </w:rPr>
+              <w:t>Perguntas engolidas por direct</w:t>
+            </w:r>
+          </w:p>
+        </w:tc>
+        <w:tc>
+          <w:tcPr>
+            <w:tcW w:type="dxa" w:w="2835"/>
+            <w:vAlign w:val="center"/>
+            <w:shd w:fill="F7F9FC"/>
+          </w:tcPr>
+          <w:p>
+            <w:r/>
+            <w:r>
+              <w:rPr>
+                <w:b w:val="0"/>
+                <w:sz w:val="17"/>
+              </w:rPr>
+              <w:t>3</w:t>
+            </w:r>
+          </w:p>
+        </w:tc>
+        <w:tc>
+          <w:tcPr>
+            <w:tcW w:type="dxa" w:w="2835"/>
+            <w:vAlign w:val="center"/>
+            <w:shd w:fill="F7F9FC"/>
+          </w:tcPr>
+          <w:p>
+            <w:r/>
+            <w:r>
+              <w:rPr>
+                <w:b w:val="0"/>
+                <w:sz w:val="17"/>
+              </w:rPr>
+              <w:t>0</w:t>
+            </w:r>
+          </w:p>
+        </w:tc>
+      </w:tr>
+      <w:tr>
+        <w:tc>
+          <w:tcPr>
+            <w:tcW w:type="dxa" w:w="3628"/>
+            <w:vAlign w:val="center"/>
+          </w:tcPr>
+          <w:p>
+            <w:r/>
+            <w:r>
+              <w:rPr>
+                <w:b w:val="0"/>
+                <w:sz w:val="17"/>
+              </w:rPr>
+              <w:t>Ficha controle, primeira passada (20)</w:t>
+            </w:r>
+          </w:p>
+        </w:tc>
+        <w:tc>
+          <w:tcPr>
+            <w:tcW w:type="dxa" w:w="2835"/>
+            <w:vAlign w:val="center"/>
+          </w:tcPr>
+          <w:p>
+            <w:r/>
+            <w:r>
+              <w:rPr>
+                <w:b w:val="0"/>
+                <w:sz w:val="17"/>
+              </w:rPr>
+              <w:t>19</w:t>
+            </w:r>
+          </w:p>
+        </w:tc>
+        <w:tc>
+          <w:tcPr>
+            <w:tcW w:type="dxa" w:w="2835"/>
+            <w:vAlign w:val="center"/>
+          </w:tcPr>
+          <w:p>
+            <w:r/>
+            <w:r>
+              <w:rPr>
+                <w:b w:val="0"/>
+                <w:sz w:val="17"/>
+              </w:rPr>
+              <w:t>19</w:t>
+            </w:r>
+          </w:p>
+        </w:tc>
+      </w:tr>
+      <w:tr>
+        <w:tc>
+          <w:tcPr>
+            <w:tcW w:type="dxa" w:w="3628"/>
+            <w:vAlign w:val="center"/>
+            <w:shd w:fill="F7F9FC"/>
+          </w:tcPr>
+          <w:p>
+            <w:r/>
+            <w:r>
+              <w:rPr>
+                <w:b w:val="0"/>
+                <w:sz w:val="17"/>
+              </w:rPr>
+              <w:t>Latência p50 / p90</w:t>
+            </w:r>
+          </w:p>
+        </w:tc>
+        <w:tc>
+          <w:tcPr>
+            <w:tcW w:type="dxa" w:w="2835"/>
+            <w:vAlign w:val="center"/>
+            <w:shd w:fill="F7F9FC"/>
+          </w:tcPr>
+          <w:p>
+            <w:r/>
+            <w:r>
+              <w:rPr>
+                <w:b w:val="0"/>
+                <w:sz w:val="17"/>
+              </w:rPr>
+              <w:t>2,9 s / 15,5 s</w:t>
+            </w:r>
+          </w:p>
+        </w:tc>
+        <w:tc>
+          <w:tcPr>
+            <w:tcW w:type="dxa" w:w="2835"/>
+            <w:vAlign w:val="center"/>
+            <w:shd w:fill="F7F9FC"/>
+          </w:tcPr>
+          <w:p>
+            <w:r/>
+            <w:r>
+              <w:rPr>
+                <w:b w:val="0"/>
+                <w:sz w:val="17"/>
+              </w:rPr>
+              <w:t>0,27 s / 0,40 s</w:t>
+            </w:r>
+          </w:p>
+        </w:tc>
+      </w:tr>
+    </w:tbl>
+    <w:p/>
+    <w:p>
+      <w:pPr>
+        <w:pStyle w:val="Heading2"/>
+      </w:pPr>
+      <w:r>
+        <w:t>Pills depois da resposta (avaliado e não adotado, 2026-10-19)</w:t>
       </w:r>
     </w:p>
     <w:p>
-      <w:pPr>
-        <w:pStyle w:val="ListBullet"/>
-      </w:pPr>
       <w:r>
-        <w:t>Nenhum pill aponta para fonte, filtro ou bibliografia diferente do rótulo.</w:t>
-      </w:r>
-    </w:p>
-    <w:p>
-      <w:pPr>
-        <w:pStyle w:val="ListBullet"/>
-      </w:pPr>
-      <w:r>
-        <w:t>Nenhuma pergunta substantiva é substituída por navegação.</w:t>
-      </w:r>
-    </w:p>
-    <w:p>
-      <w:pPr>
-        <w:pStyle w:val="ListBullet"/>
-      </w:pPr>
-      <w:r>
-        <w:t>Nenhuma introdução afirma resultados de consulta não realizada.</w:t>
-      </w:r>
-    </w:p>
-    <w:p>
-      <w:pPr>
-        <w:pStyle w:val="ListBullet"/>
-      </w:pPr>
-      <w:r>
-        <w:t>LexiCons sempre abre em Cosmovisão.</w:t>
-      </w:r>
-    </w:p>
-    <w:p>
-      <w:pPr>
-        <w:pStyle w:val="ListBullet"/>
-      </w:pPr>
-      <w:r>
-        <w:t>ICGE abre uma das oito macroáreas ou a página inicial.</w:t>
-      </w:r>
-    </w:p>
-    <w:p>
-      <w:pPr>
-        <w:pStyle w:val="ListBullet"/>
-      </w:pPr>
-      <w:r>
-        <w:t>Erro ou timeout do Luna sempre termina em full.</w:t>
+        <w:t>Testou-se decidir os pills depois da resposta, com o texto respondido como entrada. Sobre respostas reais do app, ficou em 100 de 107 casos, contra 107 decidindo com a triagem; a ficha controle empatou em 20/20. Quando a resposta já explica o termo ou lista as instituições, o modelo larga o pill que o usuário pediu. O código e a medição ficaram disponíveis (--timing after).</w:t>
       </w:r>
     </w:p>
     <w:p>
@@ -4152,25 +9802,22 @@
         <w:pStyle w:val="Heading2"/>
       </w:pPr>
       <w:r>
-        <w:t>Cobertura automatizada</w:t>
+        <w:t>Catálogo CCCI ampliado (2026-10-19)</w:t>
       </w:r>
     </w:p>
     <w:p>
       <w:r>
-        <w:t>OminIA: modalidades, confiança global/ação, coerência, contexto do modelo principal, URLs, ICGE e compatibilidade. Cons-IA: migração de códigos e campos estruturados. LexiCons: q + autostart, Cosmovisão fixa e proteção de execução única.</w:t>
-      </w:r>
-    </w:p>
-    <w:p>
-      <w:pPr>
-        <w:pStyle w:val="Heading2"/>
-      </w:pPr>
-      <w:r>
-        <w:t>Suíte ao vivo</w:t>
+        <w:t>Regras gerais para os erros do controle cego: catálogo dividido em oito perguntas por área; nome de fonte nunca é termo; catálogo e busca disputam a mesma necessidade. Suíte com 130 casos, 3 execuções: 130 estáveis e 0 ações indevidas em 111 execuções. Controle novo (controle3, 12 frases escritas depois das regras): 11/12; a falha é limítrofe («Explique o que é um Colégio Invisível» ficou sem o destino).</w:t>
       </w:r>
     </w:p>
     <w:p>
       <w:r>
-        <w:t>Avalia separadamente modalidade de resposta, intent, parâmetros e URL. Inclui positivos, negativos, multi-intent, anáforas, erros de digitação, português/inglês, prompt injection, ICGE e recursos explícitos. A presença de pill não implica direct.</w:t>
+        <w:t>Versão anterior, de 27 para 63 destinos. Suíte com 130 casos: 127 estáveis, 0 instáveis, 0 ações indevidas em 111 execuções; ficha icge 13/13; ficha controle_icge 8/10 (falhas: verbetes relacionados a um tema e ranking de verbetógrafos acompanhado de busca indevida).</w:t>
+      </w:r>
+    </w:p>
+    <w:p>
+      <w:r>
+        <w:t>As fichas serviram para calibrar o questionário; a ficha controle mostra que, fora da amostra, a precisão empata. O ganho real está em estabilidade, ausência de pills espúrios e latência. Limitação conhecida nos dois motores: grafia errada do termo não é corrigida.</w:t>
       </w:r>
     </w:p>
     <w:sectPr>

--- a/docs/agent-rules.docx
+++ b/docs/agent-rules.docx
@@ -67,7 +67,23 @@
         <w:pStyle w:val="ListBullet"/>
       </w:pPr>
       <w:r>
-        <w:t>O classificador (porteiro) é um questionário fechado respondido pelo gpt-6-luna na Decisions API (POST /v1/decisions). Ele não escreve texto: responde predicados (probabilidade) e escolhas entre opções dadas.</w:t>
+        <w:t>O turno passa por dois blocos de perguntas fechadas na Decisions API (POST /v1/decisions, gpt-6-luna), que não escreve texto: responde predicados (probabilidade) e escolhas entre opções dadas.</w:t>
+      </w:r>
+    </w:p>
+    <w:p>
+      <w:pPr>
+        <w:pStyle w:val="ListBullet"/>
+      </w:pPr>
+      <w:r>
+        <w:t>CLASSIFICADOR, antes da resposta: decide só a rota do turno. O envio espera apenas por ele.</w:t>
+      </w:r>
+    </w:p>
+    <w:p>
+      <w:pPr>
+        <w:pStyle w:val="ListBullet"/>
+      </w:pPr>
+      <w:r>
+        <w:t>DIRECIONADOR, disparado logo depois: decide os pills de ação numa chamada própria, sem segurar a resposta. Os pills aparecem quando a resposta termina. Usa a pergunta, não o texto respondido.</w:t>
       </w:r>
     </w:p>
     <w:p>
@@ -123,7 +139,7 @@
         <w:pStyle w:val="ListBullet"/>
       </w:pPr>
       <w:r>
-        <w:t>Regras determinísticas locais (periódicos, livros em PDF) só acrescentam pills; nunca suprimem a resposta.</w:t>
+        <w:t>Regras determinísticas locais (periódicos, livros em PDF) são só rede de segurança: entram quando o Direcionador não responde. No log real elas geravam 35 pills indevidos como complemento.</w:t>
       </w:r>
     </w:p>
     <w:p>
@@ -340,7 +356,7 @@
                 <w:b w:val="0"/>
                 <w:sz w:val="17"/>
               </w:rPr>
-              <w:t>Perguntas</w:t>
+              <w:t>Blocos</w:t>
             </w:r>
           </w:p>
         </w:tc>
@@ -356,7 +372,7 @@
                 <w:b w:val="0"/>
                 <w:sz w:val="17"/>
               </w:rPr>
-              <w:t>15 por turno (16 em Citações), numa única chamada.</w:t>
+              <w:t>Classificador: forma, lista_fontes (+ trechos_brutos em Citações). Direcionador: as demais perguntas, só nos turnos que vão ao modelo principal ou ao corpus.</w:t>
             </w:r>
           </w:p>
         </w:tc>
@@ -426,7 +442,7 @@
                 <w:b w:val="0"/>
                 <w:sz w:val="17"/>
               </w:rPr>
-              <w:t>prompt_cache_key agent-decisions-v1-&lt;apresentação&gt;</w:t>
+              <w:t>prompt_cache_key agent-classifier-v1-&lt;apresentação&gt; e agent-director-v1-&lt;apresentação&gt;</w:t>
             </w:r>
           </w:p>
         </w:tc>
@@ -462,7 +478,7 @@
                 <w:b w:val="0"/>
                 <w:sz w:val="17"/>
               </w:rPr>
-              <w:t>≈ 4.500 tokens de entrada por turno, US$ 0,10 por milhão; saída não é cobrada.</w:t>
+              <w:t>≈ 800 tokens no Classificador e ≈ 6.800 no Direcionador, US$ 0,10 por milhão; saída não é cobrada.</w:t>
             </w:r>
           </w:p>
         </w:tc>
@@ -496,7 +512,7 @@
                 <w:b w:val="0"/>
                 <w:sz w:val="17"/>
               </w:rPr>
-              <w:t>p50 0,27 s · p90 0,40 s (antes: 2,9 s · 15,5 s)</w:t>
+              <w:t>Classificador (o que segura a resposta): p50 0,26 s. Direcionador, fora do caminho da resposta: p50 0,29 s. Antes da migração: 2,9 s · 15,5 s.</w:t>
             </w:r>
           </w:p>
         </w:tc>
@@ -544,7 +560,7 @@
         <w:pStyle w:val="Heading2"/>
       </w:pPr>
       <w:r>
-        <w:t>Questionário</w:t>
+        <w:t>Questionário (forma, lista_fontes e trechos_brutos são do Classificador; as demais, do Direcionador)</w:t>
       </w:r>
     </w:p>
     <w:tbl>
@@ -798,7 +814,7 @@
                 <w:b w:val="0"/>
                 <w:sz w:val="17"/>
               </w:rPr>
-              <w:t>choice (4)</w:t>
+              <w:t>choice (5)</w:t>
             </w:r>
           </w:p>
         </w:tc>
@@ -815,7 +831,7 @@
                 <w:b w:val="0"/>
                 <w:sz w:val="17"/>
               </w:rPr>
-              <w:t>texto · titulo · autor · especialidade.</w:t>
+              <w:t>texto · titulo · autor · especialidade · definologia.</w:t>
             </w:r>
           </w:p>
         </w:tc>
@@ -2861,7 +2877,7 @@
                 <w:b w:val="0"/>
                 <w:sz w:val="17"/>
               </w:rPr>
-              <w:t>recurso (+ regras determinísticas)</w:t>
+              <w:t>recurso (regras determinísticas só no fallback)</w:t>
             </w:r>
           </w:p>
         </w:tc>
@@ -3044,7 +3060,7 @@
                 <w:b w:val="0"/>
                 <w:sz w:val="17"/>
               </w:rPr>
-              <w:t>index_search_verb.html?q=&lt;termo&gt;&amp;field=&lt;texto|titulo|autor|especialidade&gt;</w:t>
+              <w:t>index_search_verb.html?q=&lt;termo&gt;&amp;fields=&lt;todos|titulo|verbetografo|especialidade|definologia&gt; (texto → todos, autor → verbetografo)</w:t>
             </w:r>
           </w:p>
         </w:tc>
@@ -3148,7 +3164,7 @@
                 <w:b w:val="0"/>
                 <w:sz w:val="17"/>
               </w:rPr>
-              <w:t>index_biblio_verbete.html?q=&lt;títulos&gt;&amp;style=&lt;bee|simples&gt;</w:t>
+              <w:t>index_biblio_verbete.html?verbetes=&lt;títulos&gt;&amp;style=&lt;bee|simples&gt;</w:t>
             </w:r>
           </w:p>
         </w:tc>
@@ -3231,6 +3247,11 @@
       </w:pPr>
       <w:r>
         <w:t>Identificadores de obras</w:t>
+      </w:r>
+    </w:p>
+    <w:p>
+      <w:r>
+        <w:t>Os dois destinos do Cons-IA aceitam conjuntos diferentes de obras e descartam em silêncio o que não conhecem (conferido no código das páginas em 2026-10-19). «—» = a obra não existe naquele destino.</w:t>
       </w:r>
     </w:p>
     <w:tbl>
@@ -3248,7 +3269,7 @@
       <w:tr>
         <w:tc>
           <w:tcPr>
-            <w:tcW w:type="dxa" w:w="1814"/>
+            <w:tcW w:type="dxa" w:w="1474"/>
             <w:vAlign w:val="center"/>
             <w:shd w:fill="2856A3"/>
           </w:tcPr>
@@ -3260,13 +3281,13 @@
                 <w:color w:val="FFFFFF"/>
                 <w:sz w:val="17"/>
               </w:rPr>
-              <w:t>Main-Server</w:t>
-            </w:r>
-          </w:p>
-        </w:tc>
-        <w:tc>
-          <w:tcPr>
-            <w:tcW w:type="dxa" w:w="1814"/>
+              <w:t>Id</w:t>
+            </w:r>
+          </w:p>
+        </w:tc>
+        <w:tc>
+          <w:tcPr>
+            <w:tcW w:type="dxa" w:w="1701"/>
             <w:vAlign w:val="center"/>
             <w:shd w:fill="2856A3"/>
           </w:tcPr>
@@ -3278,13 +3299,13 @@
                 <w:color w:val="FFFFFF"/>
                 <w:sz w:val="17"/>
               </w:rPr>
-              <w:t>Cons-IA</w:t>
-            </w:r>
-          </w:p>
-        </w:tc>
-        <w:tc>
-          <w:tcPr>
-            <w:tcW w:type="dxa" w:w="1928"/>
+              <w:t>Busca em livros</w:t>
+            </w:r>
+          </w:p>
+        </w:tc>
+        <w:tc>
+          <w:tcPr>
+            <w:tcW w:type="dxa" w:w="2041"/>
             <w:vAlign w:val="center"/>
             <w:shd w:fill="2856A3"/>
           </w:tcPr>
@@ -3296,13 +3317,13 @@
                 <w:color w:val="FFFFFF"/>
                 <w:sz w:val="17"/>
               </w:rPr>
-              <w:t>Sigla bibliográfica</w:t>
-            </w:r>
-          </w:p>
-        </w:tc>
-        <w:tc>
-          <w:tcPr>
-            <w:tcW w:type="dxa" w:w="3742"/>
+              <w:t>Sigla da bibliografia</w:t>
+            </w:r>
+          </w:p>
+        </w:tc>
+        <w:tc>
+          <w:tcPr>
+            <w:tcW w:type="dxa" w:w="4082"/>
             <w:vAlign w:val="center"/>
             <w:shd w:fill="2856A3"/>
           </w:tcPr>
@@ -3322,7 +3343,7 @@
       <w:tr>
         <w:tc>
           <w:tcPr>
-            <w:tcW w:type="dxa" w:w="1814"/>
+            <w:tcW w:type="dxa" w:w="1474"/>
             <w:vAlign w:val="center"/>
           </w:tcPr>
           <w:p>
@@ -3338,7 +3359,7 @@
         </w:tc>
         <w:tc>
           <w:tcPr>
-            <w:tcW w:type="dxa" w:w="1814"/>
+            <w:tcW w:type="dxa" w:w="1701"/>
             <w:vAlign w:val="center"/>
           </w:tcPr>
           <w:p>
@@ -3354,23 +3375,23 @@
         </w:tc>
         <w:tc>
           <w:tcPr>
-            <w:tcW w:type="dxa" w:w="1928"/>
-            <w:vAlign w:val="center"/>
-          </w:tcPr>
-          <w:p>
-            <w:r/>
-            <w:r>
-              <w:rPr>
-                <w:b w:val="0"/>
-                <w:sz w:val="17"/>
-              </w:rPr>
-              <w:t>TEAT</w:t>
-            </w:r>
-          </w:p>
-        </w:tc>
-        <w:tc>
-          <w:tcPr>
-            <w:tcW w:type="dxa" w:w="3742"/>
+            <w:tcW w:type="dxa" w:w="2041"/>
+            <w:vAlign w:val="center"/>
+          </w:tcPr>
+          <w:p>
+            <w:r/>
+            <w:r>
+              <w:rPr>
+                <w:b w:val="0"/>
+                <w:sz w:val="17"/>
+              </w:rPr>
+              <w:t>T200</w:t>
+            </w:r>
+          </w:p>
+        </w:tc>
+        <w:tc>
+          <w:tcPr>
+            <w:tcW w:type="dxa" w:w="4082"/>
             <w:vAlign w:val="center"/>
           </w:tcPr>
           <w:p>
@@ -3388,7 +3409,7 @@
       <w:tr>
         <w:tc>
           <w:tcPr>
-            <w:tcW w:type="dxa" w:w="1814"/>
+            <w:tcW w:type="dxa" w:w="1474"/>
             <w:vAlign w:val="center"/>
             <w:shd w:fill="F7F9FC"/>
           </w:tcPr>
@@ -3405,7 +3426,7 @@
         </w:tc>
         <w:tc>
           <w:tcPr>
-            <w:tcW w:type="dxa" w:w="1814"/>
+            <w:tcW w:type="dxa" w:w="1701"/>
             <w:vAlign w:val="center"/>
             <w:shd w:fill="F7F9FC"/>
           </w:tcPr>
@@ -3422,7 +3443,7 @@
         </w:tc>
         <w:tc>
           <w:tcPr>
-            <w:tcW w:type="dxa" w:w="1928"/>
+            <w:tcW w:type="dxa" w:w="2041"/>
             <w:vAlign w:val="center"/>
             <w:shd w:fill="F7F9FC"/>
           </w:tcPr>
@@ -3439,7 +3460,7 @@
         </w:tc>
         <w:tc>
           <w:tcPr>
-            <w:tcW w:type="dxa" w:w="3742"/>
+            <w:tcW w:type="dxa" w:w="4082"/>
             <w:vAlign w:val="center"/>
             <w:shd w:fill="F7F9FC"/>
           </w:tcPr>
@@ -3458,7 +3479,7 @@
       <w:tr>
         <w:tc>
           <w:tcPr>
-            <w:tcW w:type="dxa" w:w="1814"/>
+            <w:tcW w:type="dxa" w:w="1474"/>
             <w:vAlign w:val="center"/>
           </w:tcPr>
           <w:p>
@@ -3474,7 +3495,7 @@
         </w:tc>
         <w:tc>
           <w:tcPr>
-            <w:tcW w:type="dxa" w:w="1814"/>
+            <w:tcW w:type="dxa" w:w="1701"/>
             <w:vAlign w:val="center"/>
           </w:tcPr>
           <w:p>
@@ -3490,7 +3511,7 @@
         </w:tc>
         <w:tc>
           <w:tcPr>
-            <w:tcW w:type="dxa" w:w="1928"/>
+            <w:tcW w:type="dxa" w:w="2041"/>
             <w:vAlign w:val="center"/>
           </w:tcPr>
           <w:p>
@@ -3506,7 +3527,7 @@
         </w:tc>
         <w:tc>
           <w:tcPr>
-            <w:tcW w:type="dxa" w:w="3742"/>
+            <w:tcW w:type="dxa" w:w="4082"/>
             <w:vAlign w:val="center"/>
           </w:tcPr>
           <w:p>
@@ -3524,7 +3545,7 @@
       <w:tr>
         <w:tc>
           <w:tcPr>
-            <w:tcW w:type="dxa" w:w="1814"/>
+            <w:tcW w:type="dxa" w:w="1474"/>
             <w:vAlign w:val="center"/>
             <w:shd w:fill="F7F9FC"/>
           </w:tcPr>
@@ -3541,7 +3562,7 @@
         </w:tc>
         <w:tc>
           <w:tcPr>
-            <w:tcW w:type="dxa" w:w="1814"/>
+            <w:tcW w:type="dxa" w:w="1701"/>
             <w:vAlign w:val="center"/>
             <w:shd w:fill="F7F9FC"/>
           </w:tcPr>
@@ -3558,7 +3579,7 @@
         </w:tc>
         <w:tc>
           <w:tcPr>
-            <w:tcW w:type="dxa" w:w="1928"/>
+            <w:tcW w:type="dxa" w:w="2041"/>
             <w:vAlign w:val="center"/>
             <w:shd w:fill="F7F9FC"/>
           </w:tcPr>
@@ -3575,7 +3596,7 @@
         </w:tc>
         <w:tc>
           <w:tcPr>
-            <w:tcW w:type="dxa" w:w="3742"/>
+            <w:tcW w:type="dxa" w:w="4082"/>
             <w:vAlign w:val="center"/>
             <w:shd w:fill="F7F9FC"/>
           </w:tcPr>
@@ -3594,7 +3615,7 @@
       <w:tr>
         <w:tc>
           <w:tcPr>
-            <w:tcW w:type="dxa" w:w="1814"/>
+            <w:tcW w:type="dxa" w:w="1474"/>
             <w:vAlign w:val="center"/>
           </w:tcPr>
           <w:p>
@@ -3610,7 +3631,7 @@
         </w:tc>
         <w:tc>
           <w:tcPr>
-            <w:tcW w:type="dxa" w:w="1814"/>
+            <w:tcW w:type="dxa" w:w="1701"/>
             <w:vAlign w:val="center"/>
           </w:tcPr>
           <w:p>
@@ -3626,7 +3647,7 @@
         </w:tc>
         <w:tc>
           <w:tcPr>
-            <w:tcW w:type="dxa" w:w="1928"/>
+            <w:tcW w:type="dxa" w:w="2041"/>
             <w:vAlign w:val="center"/>
           </w:tcPr>
           <w:p>
@@ -3642,7 +3663,7 @@
         </w:tc>
         <w:tc>
           <w:tcPr>
-            <w:tcW w:type="dxa" w:w="3742"/>
+            <w:tcW w:type="dxa" w:w="4082"/>
             <w:vAlign w:val="center"/>
           </w:tcPr>
           <w:p>
@@ -3660,7 +3681,7 @@
       <w:tr>
         <w:tc>
           <w:tcPr>
-            <w:tcW w:type="dxa" w:w="1814"/>
+            <w:tcW w:type="dxa" w:w="1474"/>
             <w:vAlign w:val="center"/>
             <w:shd w:fill="F7F9FC"/>
           </w:tcPr>
@@ -3677,7 +3698,7 @@
         </w:tc>
         <w:tc>
           <w:tcPr>
-            <w:tcW w:type="dxa" w:w="1814"/>
+            <w:tcW w:type="dxa" w:w="1701"/>
             <w:vAlign w:val="center"/>
             <w:shd w:fill="F7F9FC"/>
           </w:tcPr>
@@ -3694,7 +3715,7 @@
         </w:tc>
         <w:tc>
           <w:tcPr>
-            <w:tcW w:type="dxa" w:w="1928"/>
+            <w:tcW w:type="dxa" w:w="2041"/>
             <w:vAlign w:val="center"/>
             <w:shd w:fill="F7F9FC"/>
           </w:tcPr>
@@ -3705,13 +3726,13 @@
                 <w:b w:val="0"/>
                 <w:sz w:val="17"/>
               </w:rPr>
-              <w:t>LO</w:t>
-            </w:r>
-          </w:p>
-        </w:tc>
-        <w:tc>
-          <w:tcPr>
-            <w:tcW w:type="dxa" w:w="3742"/>
+              <w:t>LO2</w:t>
+            </w:r>
+          </w:p>
+        </w:tc>
+        <w:tc>
+          <w:tcPr>
+            <w:tcW w:type="dxa" w:w="4082"/>
             <w:vAlign w:val="center"/>
             <w:shd w:fill="F7F9FC"/>
           </w:tcPr>
@@ -3722,7 +3743,7 @@
                 <w:b w:val="0"/>
                 <w:sz w:val="17"/>
               </w:rPr>
-              <w:t>Léxico de Ortopensatas</w:t>
+              <w:t>Léxico de Ortopensatas (2ª ed.)</w:t>
             </w:r>
           </w:p>
         </w:tc>
@@ -3730,7 +3751,7 @@
       <w:tr>
         <w:tc>
           <w:tcPr>
-            <w:tcW w:type="dxa" w:w="1814"/>
+            <w:tcW w:type="dxa" w:w="1474"/>
             <w:vAlign w:val="center"/>
           </w:tcPr>
           <w:p>
@@ -3746,7 +3767,7 @@
         </w:tc>
         <w:tc>
           <w:tcPr>
-            <w:tcW w:type="dxa" w:w="1814"/>
+            <w:tcW w:type="dxa" w:w="1701"/>
             <w:vAlign w:val="center"/>
           </w:tcPr>
           <w:p>
@@ -3762,7 +3783,7 @@
         </w:tc>
         <w:tc>
           <w:tcPr>
-            <w:tcW w:type="dxa" w:w="1928"/>
+            <w:tcW w:type="dxa" w:w="2041"/>
             <w:vAlign w:val="center"/>
           </w:tcPr>
           <w:p>
@@ -3778,7 +3799,7 @@
         </w:tc>
         <w:tc>
           <w:tcPr>
-            <w:tcW w:type="dxa" w:w="3742"/>
+            <w:tcW w:type="dxa" w:w="4082"/>
             <w:vAlign w:val="center"/>
           </w:tcPr>
           <w:p>
@@ -3796,7 +3817,7 @@
       <w:tr>
         <w:tc>
           <w:tcPr>
-            <w:tcW w:type="dxa" w:w="1814"/>
+            <w:tcW w:type="dxa" w:w="1474"/>
             <w:vAlign w:val="center"/>
             <w:shd w:fill="F7F9FC"/>
           </w:tcPr>
@@ -3813,7 +3834,7 @@
         </w:tc>
         <w:tc>
           <w:tcPr>
-            <w:tcW w:type="dxa" w:w="1814"/>
+            <w:tcW w:type="dxa" w:w="1701"/>
             <w:vAlign w:val="center"/>
             <w:shd w:fill="F7F9FC"/>
           </w:tcPr>
@@ -3830,7 +3851,7 @@
         </w:tc>
         <w:tc>
           <w:tcPr>
-            <w:tcW w:type="dxa" w:w="1928"/>
+            <w:tcW w:type="dxa" w:w="2041"/>
             <w:vAlign w:val="center"/>
             <w:shd w:fill="F7F9FC"/>
           </w:tcPr>
@@ -3847,7 +3868,7 @@
         </w:tc>
         <w:tc>
           <w:tcPr>
-            <w:tcW w:type="dxa" w:w="3742"/>
+            <w:tcW w:type="dxa" w:w="4082"/>
             <w:vAlign w:val="center"/>
             <w:shd w:fill="F7F9FC"/>
           </w:tcPr>
@@ -3866,7 +3887,7 @@
       <w:tr>
         <w:tc>
           <w:tcPr>
-            <w:tcW w:type="dxa" w:w="1814"/>
+            <w:tcW w:type="dxa" w:w="1474"/>
             <w:vAlign w:val="center"/>
           </w:tcPr>
           <w:p>
@@ -3882,7 +3903,7 @@
         </w:tc>
         <w:tc>
           <w:tcPr>
-            <w:tcW w:type="dxa" w:w="1814"/>
+            <w:tcW w:type="dxa" w:w="1701"/>
             <w:vAlign w:val="center"/>
           </w:tcPr>
           <w:p>
@@ -3898,7 +3919,7 @@
         </w:tc>
         <w:tc>
           <w:tcPr>
-            <w:tcW w:type="dxa" w:w="1928"/>
+            <w:tcW w:type="dxa" w:w="2041"/>
             <w:vAlign w:val="center"/>
           </w:tcPr>
           <w:p>
@@ -3914,7 +3935,7 @@
         </w:tc>
         <w:tc>
           <w:tcPr>
-            <w:tcW w:type="dxa" w:w="3742"/>
+            <w:tcW w:type="dxa" w:w="4082"/>
             <w:vAlign w:val="center"/>
           </w:tcPr>
           <w:p>
@@ -3932,7 +3953,7 @@
       <w:tr>
         <w:tc>
           <w:tcPr>
-            <w:tcW w:type="dxa" w:w="1814"/>
+            <w:tcW w:type="dxa" w:w="1474"/>
             <w:vAlign w:val="center"/>
             <w:shd w:fill="F7F9FC"/>
           </w:tcPr>
@@ -3949,7 +3970,7 @@
         </w:tc>
         <w:tc>
           <w:tcPr>
-            <w:tcW w:type="dxa" w:w="1814"/>
+            <w:tcW w:type="dxa" w:w="1701"/>
             <w:vAlign w:val="center"/>
             <w:shd w:fill="F7F9FC"/>
           </w:tcPr>
@@ -3966,7 +3987,7 @@
         </w:tc>
         <w:tc>
           <w:tcPr>
-            <w:tcW w:type="dxa" w:w="1928"/>
+            <w:tcW w:type="dxa" w:w="2041"/>
             <w:vAlign w:val="center"/>
             <w:shd w:fill="F7F9FC"/>
           </w:tcPr>
@@ -3983,7 +4004,7 @@
         </w:tc>
         <w:tc>
           <w:tcPr>
-            <w:tcW w:type="dxa" w:w="3742"/>
+            <w:tcW w:type="dxa" w:w="4082"/>
             <w:vAlign w:val="center"/>
             <w:shd w:fill="F7F9FC"/>
           </w:tcPr>
@@ -4002,7 +4023,7 @@
       <w:tr>
         <w:tc>
           <w:tcPr>
-            <w:tcW w:type="dxa" w:w="1814"/>
+            <w:tcW w:type="dxa" w:w="1474"/>
             <w:vAlign w:val="center"/>
           </w:tcPr>
           <w:p>
@@ -4018,7 +4039,7 @@
         </w:tc>
         <w:tc>
           <w:tcPr>
-            <w:tcW w:type="dxa" w:w="1814"/>
+            <w:tcW w:type="dxa" w:w="1701"/>
             <w:vAlign w:val="center"/>
           </w:tcPr>
           <w:p>
@@ -4034,7 +4055,7 @@
         </w:tc>
         <w:tc>
           <w:tcPr>
-            <w:tcW w:type="dxa" w:w="1928"/>
+            <w:tcW w:type="dxa" w:w="2041"/>
             <w:vAlign w:val="center"/>
           </w:tcPr>
           <w:p>
@@ -4050,7 +4071,7 @@
         </w:tc>
         <w:tc>
           <w:tcPr>
-            <w:tcW w:type="dxa" w:w="3742"/>
+            <w:tcW w:type="dxa" w:w="4082"/>
             <w:vAlign w:val="center"/>
           </w:tcPr>
           <w:p>
@@ -4068,7 +4089,7 @@
       <w:tr>
         <w:tc>
           <w:tcPr>
-            <w:tcW w:type="dxa" w:w="1814"/>
+            <w:tcW w:type="dxa" w:w="1474"/>
             <w:vAlign w:val="center"/>
             <w:shd w:fill="F7F9FC"/>
           </w:tcPr>
@@ -4079,13 +4100,13 @@
                 <w:b w:val="0"/>
                 <w:sz w:val="17"/>
               </w:rPr>
-              <w:t>MINI_ARLINDO</w:t>
-            </w:r>
-          </w:p>
-        </w:tc>
-        <w:tc>
-          <w:tcPr>
-            <w:tcW w:type="dxa" w:w="1814"/>
+              <w:t>PROJ1986</w:t>
+            </w:r>
+          </w:p>
+        </w:tc>
+        <w:tc>
+          <w:tcPr>
+            <w:tcW w:type="dxa" w:w="1701"/>
             <w:vAlign w:val="center"/>
             <w:shd w:fill="F7F9FC"/>
           </w:tcPr>
@@ -4096,13 +4117,13 @@
                 <w:b w:val="0"/>
                 <w:sz w:val="17"/>
               </w:rPr>
-              <w:t>MINI_ARLINDO</w:t>
-            </w:r>
-          </w:p>
-        </w:tc>
-        <w:tc>
-          <w:tcPr>
-            <w:tcW w:type="dxa" w:w="1928"/>
+              <w:t>PROJ1986</w:t>
+            </w:r>
+          </w:p>
+        </w:tc>
+        <w:tc>
+          <w:tcPr>
+            <w:tcW w:type="dxa" w:w="2041"/>
             <w:vAlign w:val="center"/>
             <w:shd w:fill="F7F9FC"/>
           </w:tcPr>
@@ -4119,7 +4140,7 @@
         </w:tc>
         <w:tc>
           <w:tcPr>
-            <w:tcW w:type="dxa" w:w="3742"/>
+            <w:tcW w:type="dxa" w:w="4082"/>
             <w:vAlign w:val="center"/>
             <w:shd w:fill="F7F9FC"/>
           </w:tcPr>
@@ -4130,7 +4151,7 @@
                 <w:b w:val="0"/>
                 <w:sz w:val="17"/>
               </w:rPr>
-              <w:t>Minitertúlia — Arlindo</w:t>
+              <w:t>Projeciologia (1986)</w:t>
             </w:r>
           </w:p>
         </w:tc>
@@ -4138,39 +4159,39 @@
       <w:tr>
         <w:tc>
           <w:tcPr>
-            <w:tcW w:type="dxa" w:w="1814"/>
-            <w:vAlign w:val="center"/>
-          </w:tcPr>
-          <w:p>
-            <w:r/>
-            <w:r>
-              <w:rPr>
-                <w:b w:val="0"/>
-                <w:sz w:val="17"/>
-              </w:rPr>
-              <w:t>PROJ1986</w:t>
-            </w:r>
-          </w:p>
-        </w:tc>
-        <w:tc>
-          <w:tcPr>
-            <w:tcW w:type="dxa" w:w="1814"/>
-            <w:vAlign w:val="center"/>
-          </w:tcPr>
-          <w:p>
-            <w:r/>
-            <w:r>
-              <w:rPr>
-                <w:b w:val="0"/>
-                <w:sz w:val="17"/>
-              </w:rPr>
-              <w:t>PROJ1986</w:t>
-            </w:r>
-          </w:p>
-        </w:tc>
-        <w:tc>
-          <w:tcPr>
-            <w:tcW w:type="dxa" w:w="1928"/>
+            <w:tcW w:type="dxa" w:w="1474"/>
+            <w:vAlign w:val="center"/>
+          </w:tcPr>
+          <w:p>
+            <w:r/>
+            <w:r>
+              <w:rPr>
+                <w:b w:val="0"/>
+                <w:sz w:val="17"/>
+              </w:rPr>
+              <w:t>ZEFIRO</w:t>
+            </w:r>
+          </w:p>
+        </w:tc>
+        <w:tc>
+          <w:tcPr>
+            <w:tcW w:type="dxa" w:w="1701"/>
+            <w:vAlign w:val="center"/>
+          </w:tcPr>
+          <w:p>
+            <w:r/>
+            <w:r>
+              <w:rPr>
+                <w:b w:val="0"/>
+                <w:sz w:val="17"/>
+              </w:rPr>
+              <w:t>ZEFIRO</w:t>
+            </w:r>
+          </w:p>
+        </w:tc>
+        <w:tc>
+          <w:tcPr>
+            <w:tcW w:type="dxa" w:w="2041"/>
             <w:vAlign w:val="center"/>
           </w:tcPr>
           <w:p>
@@ -4186,17 +4207,17 @@
         </w:tc>
         <w:tc>
           <w:tcPr>
-            <w:tcW w:type="dxa" w:w="3742"/>
-            <w:vAlign w:val="center"/>
-          </w:tcPr>
-          <w:p>
-            <w:r/>
-            <w:r>
-              <w:rPr>
-                <w:b w:val="0"/>
-                <w:sz w:val="17"/>
-              </w:rPr>
-              <w:t>Projeciologia (1986)</w:t>
+            <w:tcW w:type="dxa" w:w="4082"/>
+            <w:vAlign w:val="center"/>
+          </w:tcPr>
+          <w:p>
+            <w:r/>
+            <w:r>
+              <w:rPr>
+                <w:b w:val="0"/>
+                <w:sz w:val="17"/>
+              </w:rPr>
+              <w:t>Zéfiro</w:t>
             </w:r>
           </w:p>
         </w:tc>
@@ -4204,7 +4225,7 @@
       <w:tr>
         <w:tc>
           <w:tcPr>
-            <w:tcW w:type="dxa" w:w="1814"/>
+            <w:tcW w:type="dxa" w:w="1474"/>
             <w:vAlign w:val="center"/>
             <w:shd w:fill="F7F9FC"/>
           </w:tcPr>
@@ -4215,13 +4236,13 @@
                 <w:b w:val="0"/>
                 <w:sz w:val="17"/>
               </w:rPr>
-              <w:t>QUEST</w:t>
-            </w:r>
-          </w:p>
-        </w:tc>
-        <w:tc>
-          <w:tcPr>
-            <w:tcW w:type="dxa" w:w="1814"/>
+              <w:t>MINI_ARLINDO</w:t>
+            </w:r>
+          </w:p>
+        </w:tc>
+        <w:tc>
+          <w:tcPr>
+            <w:tcW w:type="dxa" w:w="1701"/>
             <w:vAlign w:val="center"/>
             <w:shd w:fill="F7F9FC"/>
           </w:tcPr>
@@ -4232,13 +4253,13 @@
                 <w:b w:val="0"/>
                 <w:sz w:val="17"/>
               </w:rPr>
-              <w:t>QUEST</w:t>
-            </w:r>
-          </w:p>
-        </w:tc>
-        <w:tc>
-          <w:tcPr>
-            <w:tcW w:type="dxa" w:w="1928"/>
+              <w:t>—</w:t>
+            </w:r>
+          </w:p>
+        </w:tc>
+        <w:tc>
+          <w:tcPr>
+            <w:tcW w:type="dxa" w:w="2041"/>
             <w:vAlign w:val="center"/>
             <w:shd w:fill="F7F9FC"/>
           </w:tcPr>
@@ -4255,7 +4276,7 @@
         </w:tc>
         <w:tc>
           <w:tcPr>
-            <w:tcW w:type="dxa" w:w="3742"/>
+            <w:tcW w:type="dxa" w:w="4082"/>
             <w:vAlign w:val="center"/>
             <w:shd w:fill="F7F9FC"/>
           </w:tcPr>
@@ -4266,7 +4287,7 @@
                 <w:b w:val="0"/>
                 <w:sz w:val="17"/>
               </w:rPr>
-              <w:t>Questões Mini</w:t>
+              <w:t>Minitertúlia — Arlindo</w:t>
             </w:r>
           </w:p>
         </w:tc>
@@ -4274,39 +4295,23 @@
       <w:tr>
         <w:tc>
           <w:tcPr>
-            <w:tcW w:type="dxa" w:w="1814"/>
-            <w:vAlign w:val="center"/>
-          </w:tcPr>
-          <w:p>
-            <w:r/>
-            <w:r>
-              <w:rPr>
-                <w:b w:val="0"/>
-                <w:sz w:val="17"/>
-              </w:rPr>
-              <w:t>ZEFIRO</w:t>
-            </w:r>
-          </w:p>
-        </w:tc>
-        <w:tc>
-          <w:tcPr>
-            <w:tcW w:type="dxa" w:w="1814"/>
-            <w:vAlign w:val="center"/>
-          </w:tcPr>
-          <w:p>
-            <w:r/>
-            <w:r>
-              <w:rPr>
-                <w:b w:val="0"/>
-                <w:sz w:val="17"/>
-              </w:rPr>
-              <w:t>ZEFIRO</w:t>
-            </w:r>
-          </w:p>
-        </w:tc>
-        <w:tc>
-          <w:tcPr>
-            <w:tcW w:type="dxa" w:w="1928"/>
+            <w:tcW w:type="dxa" w:w="1474"/>
+            <w:vAlign w:val="center"/>
+          </w:tcPr>
+          <w:p>
+            <w:r/>
+            <w:r>
+              <w:rPr>
+                <w:b w:val="0"/>
+                <w:sz w:val="17"/>
+              </w:rPr>
+              <w:t>QUEST</w:t>
+            </w:r>
+          </w:p>
+        </w:tc>
+        <w:tc>
+          <w:tcPr>
+            <w:tcW w:type="dxa" w:w="1701"/>
             <w:vAlign w:val="center"/>
           </w:tcPr>
           <w:p>
@@ -4322,17 +4327,577 @@
         </w:tc>
         <w:tc>
           <w:tcPr>
-            <w:tcW w:type="dxa" w:w="3742"/>
-            <w:vAlign w:val="center"/>
-          </w:tcPr>
-          <w:p>
-            <w:r/>
-            <w:r>
-              <w:rPr>
-                <w:b w:val="0"/>
-                <w:sz w:val="17"/>
-              </w:rPr>
-              <w:t>Zéfiro</w:t>
+            <w:tcW w:type="dxa" w:w="2041"/>
+            <w:vAlign w:val="center"/>
+          </w:tcPr>
+          <w:p>
+            <w:r/>
+            <w:r>
+              <w:rPr>
+                <w:b w:val="0"/>
+                <w:sz w:val="17"/>
+              </w:rPr>
+              <w:t>—</w:t>
+            </w:r>
+          </w:p>
+        </w:tc>
+        <w:tc>
+          <w:tcPr>
+            <w:tcW w:type="dxa" w:w="4082"/>
+            <w:vAlign w:val="center"/>
+          </w:tcPr>
+          <w:p>
+            <w:r/>
+            <w:r>
+              <w:rPr>
+                <w:b w:val="0"/>
+                <w:sz w:val="17"/>
+              </w:rPr>
+              <w:t>Questões Mini</w:t>
+            </w:r>
+          </w:p>
+        </w:tc>
+      </w:tr>
+      <w:tr>
+        <w:tc>
+          <w:tcPr>
+            <w:tcW w:type="dxa" w:w="1474"/>
+            <w:vAlign w:val="center"/>
+            <w:shd w:fill="F7F9FC"/>
+          </w:tcPr>
+          <w:p>
+            <w:r/>
+            <w:r>
+              <w:rPr>
+                <w:b w:val="0"/>
+                <w:sz w:val="17"/>
+              </w:rPr>
+              <w:t>PC</w:t>
+            </w:r>
+          </w:p>
+        </w:tc>
+        <w:tc>
+          <w:tcPr>
+            <w:tcW w:type="dxa" w:w="1701"/>
+            <w:vAlign w:val="center"/>
+            <w:shd w:fill="F7F9FC"/>
+          </w:tcPr>
+          <w:p>
+            <w:r/>
+            <w:r>
+              <w:rPr>
+                <w:b w:val="0"/>
+                <w:sz w:val="17"/>
+              </w:rPr>
+              <w:t>—</w:t>
+            </w:r>
+          </w:p>
+        </w:tc>
+        <w:tc>
+          <w:tcPr>
+            <w:tcW w:type="dxa" w:w="2041"/>
+            <w:vAlign w:val="center"/>
+            <w:shd w:fill="F7F9FC"/>
+          </w:tcPr>
+          <w:p>
+            <w:r/>
+            <w:r>
+              <w:rPr>
+                <w:b w:val="0"/>
+                <w:sz w:val="17"/>
+              </w:rPr>
+              <w:t>PC</w:t>
+            </w:r>
+          </w:p>
+        </w:tc>
+        <w:tc>
+          <w:tcPr>
+            <w:tcW w:type="dxa" w:w="4082"/>
+            <w:vAlign w:val="center"/>
+            <w:shd w:fill="F7F9FC"/>
+          </w:tcPr>
+          <w:p>
+            <w:r/>
+            <w:r>
+              <w:rPr>
+                <w:b w:val="0"/>
+                <w:sz w:val="17"/>
+              </w:rPr>
+              <w:t>Projeções da Consciência</w:t>
+            </w:r>
+          </w:p>
+        </w:tc>
+      </w:tr>
+      <w:tr>
+        <w:tc>
+          <w:tcPr>
+            <w:tcW w:type="dxa" w:w="1474"/>
+            <w:vAlign w:val="center"/>
+          </w:tcPr>
+          <w:p>
+            <w:r/>
+            <w:r>
+              <w:rPr>
+                <w:b w:val="0"/>
+                <w:sz w:val="17"/>
+              </w:rPr>
+              <w:t>CCG</w:t>
+            </w:r>
+          </w:p>
+        </w:tc>
+        <w:tc>
+          <w:tcPr>
+            <w:tcW w:type="dxa" w:w="1701"/>
+            <w:vAlign w:val="center"/>
+          </w:tcPr>
+          <w:p>
+            <w:r/>
+            <w:r>
+              <w:rPr>
+                <w:b w:val="0"/>
+                <w:sz w:val="17"/>
+              </w:rPr>
+              <w:t>—</w:t>
+            </w:r>
+          </w:p>
+        </w:tc>
+        <w:tc>
+          <w:tcPr>
+            <w:tcW w:type="dxa" w:w="2041"/>
+            <w:vAlign w:val="center"/>
+          </w:tcPr>
+          <w:p>
+            <w:r/>
+            <w:r>
+              <w:rPr>
+                <w:b w:val="0"/>
+                <w:sz w:val="17"/>
+              </w:rPr>
+              <w:t>CCG</w:t>
+            </w:r>
+          </w:p>
+        </w:tc>
+        <w:tc>
+          <w:tcPr>
+            <w:tcW w:type="dxa" w:w="4082"/>
+            <w:vAlign w:val="center"/>
+          </w:tcPr>
+          <w:p>
+            <w:r/>
+            <w:r>
+              <w:rPr>
+                <w:b w:val="0"/>
+                <w:sz w:val="17"/>
+              </w:rPr>
+              <w:t>Conscienciograma</w:t>
+            </w:r>
+          </w:p>
+        </w:tc>
+      </w:tr>
+      <w:tr>
+        <w:tc>
+          <w:tcPr>
+            <w:tcW w:type="dxa" w:w="1474"/>
+            <w:vAlign w:val="center"/>
+            <w:shd w:fill="F7F9FC"/>
+          </w:tcPr>
+          <w:p>
+            <w:r/>
+            <w:r>
+              <w:rPr>
+                <w:b w:val="0"/>
+                <w:sz w:val="17"/>
+              </w:rPr>
+              <w:t>T100</w:t>
+            </w:r>
+          </w:p>
+        </w:tc>
+        <w:tc>
+          <w:tcPr>
+            <w:tcW w:type="dxa" w:w="1701"/>
+            <w:vAlign w:val="center"/>
+            <w:shd w:fill="F7F9FC"/>
+          </w:tcPr>
+          <w:p>
+            <w:r/>
+            <w:r>
+              <w:rPr>
+                <w:b w:val="0"/>
+                <w:sz w:val="17"/>
+              </w:rPr>
+              <w:t>—</w:t>
+            </w:r>
+          </w:p>
+        </w:tc>
+        <w:tc>
+          <w:tcPr>
+            <w:tcW w:type="dxa" w:w="2041"/>
+            <w:vAlign w:val="center"/>
+            <w:shd w:fill="F7F9FC"/>
+          </w:tcPr>
+          <w:p>
+            <w:r/>
+            <w:r>
+              <w:rPr>
+                <w:b w:val="0"/>
+                <w:sz w:val="17"/>
+              </w:rPr>
+              <w:t>T100</w:t>
+            </w:r>
+          </w:p>
+        </w:tc>
+        <w:tc>
+          <w:tcPr>
+            <w:tcW w:type="dxa" w:w="4082"/>
+            <w:vAlign w:val="center"/>
+            <w:shd w:fill="F7F9FC"/>
+          </w:tcPr>
+          <w:p>
+            <w:r/>
+            <w:r>
+              <w:rPr>
+                <w:b w:val="0"/>
+                <w:sz w:val="17"/>
+              </w:rPr>
+              <w:t>100 Testes da Conscienciometria</w:t>
+            </w:r>
+          </w:p>
+        </w:tc>
+      </w:tr>
+      <w:tr>
+        <w:tc>
+          <w:tcPr>
+            <w:tcW w:type="dxa" w:w="1474"/>
+            <w:vAlign w:val="center"/>
+          </w:tcPr>
+          <w:p>
+            <w:r/>
+            <w:r>
+              <w:rPr>
+                <w:b w:val="0"/>
+                <w:sz w:val="17"/>
+              </w:rPr>
+              <w:t>NE</w:t>
+            </w:r>
+          </w:p>
+        </w:tc>
+        <w:tc>
+          <w:tcPr>
+            <w:tcW w:type="dxa" w:w="1701"/>
+            <w:vAlign w:val="center"/>
+          </w:tcPr>
+          <w:p>
+            <w:r/>
+            <w:r>
+              <w:rPr>
+                <w:b w:val="0"/>
+                <w:sz w:val="17"/>
+              </w:rPr>
+              <w:t>—</w:t>
+            </w:r>
+          </w:p>
+        </w:tc>
+        <w:tc>
+          <w:tcPr>
+            <w:tcW w:type="dxa" w:w="2041"/>
+            <w:vAlign w:val="center"/>
+          </w:tcPr>
+          <w:p>
+            <w:r/>
+            <w:r>
+              <w:rPr>
+                <w:b w:val="0"/>
+                <w:sz w:val="17"/>
+              </w:rPr>
+              <w:t>NE</w:t>
+            </w:r>
+          </w:p>
+        </w:tc>
+        <w:tc>
+          <w:tcPr>
+            <w:tcW w:type="dxa" w:w="4082"/>
+            <w:vAlign w:val="center"/>
+          </w:tcPr>
+          <w:p>
+            <w:r/>
+            <w:r>
+              <w:rPr>
+                <w:b w:val="0"/>
+                <w:sz w:val="17"/>
+              </w:rPr>
+              <w:t>Nossa Evolução</w:t>
+            </w:r>
+          </w:p>
+        </w:tc>
+      </w:tr>
+      <w:tr>
+        <w:tc>
+          <w:tcPr>
+            <w:tcW w:type="dxa" w:w="1474"/>
+            <w:vAlign w:val="center"/>
+            <w:shd w:fill="F7F9FC"/>
+          </w:tcPr>
+          <w:p>
+            <w:r/>
+            <w:r>
+              <w:rPr>
+                <w:b w:val="0"/>
+                <w:sz w:val="17"/>
+              </w:rPr>
+              <w:t>MRC</w:t>
+            </w:r>
+          </w:p>
+        </w:tc>
+        <w:tc>
+          <w:tcPr>
+            <w:tcW w:type="dxa" w:w="1701"/>
+            <w:vAlign w:val="center"/>
+            <w:shd w:fill="F7F9FC"/>
+          </w:tcPr>
+          <w:p>
+            <w:r/>
+            <w:r>
+              <w:rPr>
+                <w:b w:val="0"/>
+                <w:sz w:val="17"/>
+              </w:rPr>
+              <w:t>—</w:t>
+            </w:r>
+          </w:p>
+        </w:tc>
+        <w:tc>
+          <w:tcPr>
+            <w:tcW w:type="dxa" w:w="2041"/>
+            <w:vAlign w:val="center"/>
+            <w:shd w:fill="F7F9FC"/>
+          </w:tcPr>
+          <w:p>
+            <w:r/>
+            <w:r>
+              <w:rPr>
+                <w:b w:val="0"/>
+                <w:sz w:val="17"/>
+              </w:rPr>
+              <w:t>MRC</w:t>
+            </w:r>
+          </w:p>
+        </w:tc>
+        <w:tc>
+          <w:tcPr>
+            <w:tcW w:type="dxa" w:w="4082"/>
+            <w:vAlign w:val="center"/>
+            <w:shd w:fill="F7F9FC"/>
+          </w:tcPr>
+          <w:p>
+            <w:r/>
+            <w:r>
+              <w:rPr>
+                <w:b w:val="0"/>
+                <w:sz w:val="17"/>
+              </w:rPr>
+              <w:t>Manual de Redação da Conscienciologia</w:t>
+            </w:r>
+          </w:p>
+        </w:tc>
+      </w:tr>
+      <w:tr>
+        <w:tc>
+          <w:tcPr>
+            <w:tcW w:type="dxa" w:w="1474"/>
+            <w:vAlign w:val="center"/>
+          </w:tcPr>
+          <w:p>
+            <w:r/>
+            <w:r>
+              <w:rPr>
+                <w:b w:val="0"/>
+                <w:sz w:val="17"/>
+              </w:rPr>
+              <w:t>MMT</w:t>
+            </w:r>
+          </w:p>
+        </w:tc>
+        <w:tc>
+          <w:tcPr>
+            <w:tcW w:type="dxa" w:w="1701"/>
+            <w:vAlign w:val="center"/>
+          </w:tcPr>
+          <w:p>
+            <w:r/>
+            <w:r>
+              <w:rPr>
+                <w:b w:val="0"/>
+                <w:sz w:val="17"/>
+              </w:rPr>
+              <w:t>—</w:t>
+            </w:r>
+          </w:p>
+        </w:tc>
+        <w:tc>
+          <w:tcPr>
+            <w:tcW w:type="dxa" w:w="2041"/>
+            <w:vAlign w:val="center"/>
+          </w:tcPr>
+          <w:p>
+            <w:r/>
+            <w:r>
+              <w:rPr>
+                <w:b w:val="0"/>
+                <w:sz w:val="17"/>
+              </w:rPr>
+              <w:t>MMT</w:t>
+            </w:r>
+          </w:p>
+        </w:tc>
+        <w:tc>
+          <w:tcPr>
+            <w:tcW w:type="dxa" w:w="4082"/>
+            <w:vAlign w:val="center"/>
+          </w:tcPr>
+          <w:p>
+            <w:r/>
+            <w:r>
+              <w:rPr>
+                <w:b w:val="0"/>
+                <w:sz w:val="17"/>
+              </w:rPr>
+              <w:t>Manual dos Megapensenes Trivocabulares</w:t>
+            </w:r>
+          </w:p>
+        </w:tc>
+      </w:tr>
+      <w:tr>
+        <w:tc>
+          <w:tcPr>
+            <w:tcW w:type="dxa" w:w="1474"/>
+            <w:vAlign w:val="center"/>
+            <w:shd w:fill="F7F9FC"/>
+          </w:tcPr>
+          <w:p>
+            <w:r/>
+            <w:r>
+              <w:rPr>
+                <w:b w:val="0"/>
+                <w:sz w:val="17"/>
+              </w:rPr>
+              <w:t>DNC</w:t>
+            </w:r>
+          </w:p>
+        </w:tc>
+        <w:tc>
+          <w:tcPr>
+            <w:tcW w:type="dxa" w:w="1701"/>
+            <w:vAlign w:val="center"/>
+            <w:shd w:fill="F7F9FC"/>
+          </w:tcPr>
+          <w:p>
+            <w:r/>
+            <w:r>
+              <w:rPr>
+                <w:b w:val="0"/>
+                <w:sz w:val="17"/>
+              </w:rPr>
+              <w:t>—</w:t>
+            </w:r>
+          </w:p>
+        </w:tc>
+        <w:tc>
+          <w:tcPr>
+            <w:tcW w:type="dxa" w:w="2041"/>
+            <w:vAlign w:val="center"/>
+            <w:shd w:fill="F7F9FC"/>
+          </w:tcPr>
+          <w:p>
+            <w:r/>
+            <w:r>
+              <w:rPr>
+                <w:b w:val="0"/>
+                <w:sz w:val="17"/>
+              </w:rPr>
+              <w:t>DNC</w:t>
+            </w:r>
+          </w:p>
+        </w:tc>
+        <w:tc>
+          <w:tcPr>
+            <w:tcW w:type="dxa" w:w="4082"/>
+            <w:vAlign w:val="center"/>
+            <w:shd w:fill="F7F9FC"/>
+          </w:tcPr>
+          <w:p>
+            <w:r/>
+            <w:r>
+              <w:rPr>
+                <w:b w:val="0"/>
+                <w:sz w:val="17"/>
+              </w:rPr>
+              <w:t>Dicionário de Neologismos</w:t>
+            </w:r>
+          </w:p>
+        </w:tc>
+      </w:tr>
+      <w:tr>
+        <w:tc>
+          <w:tcPr>
+            <w:tcW w:type="dxa" w:w="1474"/>
+            <w:vAlign w:val="center"/>
+          </w:tcPr>
+          <w:p>
+            <w:r/>
+            <w:r>
+              <w:rPr>
+                <w:b w:val="0"/>
+                <w:sz w:val="17"/>
+              </w:rPr>
+              <w:t>EC10</w:t>
+            </w:r>
+          </w:p>
+        </w:tc>
+        <w:tc>
+          <w:tcPr>
+            <w:tcW w:type="dxa" w:w="1701"/>
+            <w:vAlign w:val="center"/>
+          </w:tcPr>
+          <w:p>
+            <w:r/>
+            <w:r>
+              <w:rPr>
+                <w:b w:val="0"/>
+                <w:sz w:val="17"/>
+              </w:rPr>
+              <w:t>—</w:t>
+            </w:r>
+          </w:p>
+        </w:tc>
+        <w:tc>
+          <w:tcPr>
+            <w:tcW w:type="dxa" w:w="2041"/>
+            <w:vAlign w:val="center"/>
+          </w:tcPr>
+          <w:p>
+            <w:r/>
+            <w:r>
+              <w:rPr>
+                <w:b w:val="0"/>
+                <w:sz w:val="17"/>
+              </w:rPr>
+              <w:t>EC10</w:t>
+            </w:r>
+          </w:p>
+        </w:tc>
+        <w:tc>
+          <w:tcPr>
+            <w:tcW w:type="dxa" w:w="4082"/>
+            <w:vAlign w:val="center"/>
+          </w:tcPr>
+          <w:p>
+            <w:r/>
+            <w:r>
+              <w:rPr>
+                <w:b w:val="0"/>
+                <w:sz w:val="17"/>
+              </w:rPr>
+              <w:t>Enciclopédia da Conscienciologia (10ª ed.)</w:t>
             </w:r>
           </w:p>
         </w:tc>
@@ -6342,7 +6907,7 @@
                 <w:b w:val="0"/>
                 <w:sz w:val="17"/>
               </w:rPr>
-              <w:t>O livro Conscienciograma em texto integral, para ler ou fazer a autoavaliação. Para BUSCAR um termo nele use search_conscienciograma.</w:t>
+              <w:t>O livro Conscienciograma em texto integral, para ler ou fazer a autoavaliação. Para buscar um termo nele, a busca do Conscienciograma é melhor.</w:t>
             </w:r>
           </w:p>
         </w:tc>
@@ -6408,7 +6973,7 @@
                 <w:b w:val="0"/>
                 <w:sz w:val="17"/>
               </w:rPr>
-              <w:t>Panorama das revistas científicas da CCCI, com uma página por revista. Para LER ou buscar artigo, prefira o recurso periodicos.</w:t>
+              <w:t>Panorama das revistas científicas da CCCI, com uma página por revista. Para ler ou buscar artigos, o portal de periódicos é melhor.</w:t>
             </w:r>
           </w:p>
         </w:tc>
@@ -6750,7 +7315,7 @@
                 <w:b w:val="0"/>
                 <w:sz w:val="17"/>
               </w:rPr>
-              <w:t>Navegação institucional da Verbetoteca. Para consultar o conteúdo de um verbete use search_verbete. Nunca sugerir junto com search_verbete (preferir search_verbete).</w:t>
+              <w:t>Navegação institucional da Verbetoteca. Para buscar ou ler um verbete, a busca de verbetes é melhor.</w:t>
             </w:r>
           </w:p>
         </w:tc>
@@ -7430,7 +7995,7 @@
                 <w:b w:val="0"/>
                 <w:sz w:val="17"/>
               </w:rPr>
-              <w:t>Infográficos e mapas didáticos para baixar.</w:t>
+              <w:t>Infográficos e mapas didáticos prontos, para baixar. Não quando o usuário pede ao assistente para desenhar ou montar um.</w:t>
             </w:r>
           </w:p>
         </w:tc>
@@ -8246,7 +8811,7 @@
                 <w:b w:val="0"/>
                 <w:sz w:val="17"/>
               </w:rPr>
-              <w:t>Sobre o autor Waldo Vieira: biografia, entrevistas, artigos. Para o conteúdo das obras dele use search_book.</w:t>
+              <w:t>Biografia, entrevistas e artigos do próprio Waldo Vieira. Somente quando a pergunta é sobre ele; nunca para outras pessoas nem para o conteúdo das obras.</w:t>
             </w:r>
           </w:p>
         </w:tc>
